--- a/fuentes/CF01_93610220_DU.docx
+++ b/fuentes/CF01_93610220_DU.docx
@@ -1,6 +1,6 @@
 
 <file path=word/document.xml><?xml version="1.0" encoding="utf-8"?>
-<w:document xmlns:wpc="http://schemas.microsoft.com/office/word/2010/wordprocessingCanvas" xmlns:cx="http://schemas.microsoft.com/office/drawing/2014/chartex" xmlns:cx1="http://schemas.microsoft.com/office/drawing/2015/9/8/chartex" xmlns:cx2="http://schemas.microsoft.com/office/drawing/2015/10/21/chartex" xmlns:cx3="http://schemas.microsoft.com/office/drawing/2016/5/9/chartex" xmlns:cx4="http://schemas.microsoft.com/office/drawing/2016/5/10/chartex" xmlns:cx5="http://schemas.microsoft.com/office/drawing/2016/5/11/chartex" xmlns:cx6="http://schemas.microsoft.com/office/drawing/2016/5/12/chartex" xmlns:cx7="http://schemas.microsoft.com/office/drawing/2016/5/13/chartex" xmlns:cx8="http://schemas.microsoft.com/office/drawing/2016/5/14/chartex" xmlns:mc="http://schemas.openxmlformats.org/markup-compatibility/2006" xmlns:aink="http://schemas.microsoft.com/office/drawing/2016/ink" xmlns:am3d="http://schemas.microsoft.com/office/drawing/2017/model3d" xmlns:o="urn:schemas-microsoft-com:office:office" xmlns:r="http://schemas.openxmlformats.org/officeDocument/2006/relationships" xmlns:m="http://schemas.openxmlformats.org/officeDocument/2006/math" xmlns:v="urn:schemas-microsoft-com:vml" xmlns:wp14="http://schemas.microsoft.com/office/word/2010/wordprocessingDrawing" xmlns:wp="http://schemas.openxmlformats.org/drawingml/2006/wordprocessingDrawing" xmlns:w10="urn:schemas-microsoft-com:office:word" xmlns:w="http://schemas.openxmlformats.org/wordprocessingml/2006/main" xmlns:w14="http://schemas.microsoft.com/office/word/2010/wordml" xmlns:w15="http://schemas.microsoft.com/office/word/2012/wordml" xmlns:w16cex="http://schemas.microsoft.com/office/word/2018/wordml/cex" xmlns:w16cid="http://schemas.microsoft.com/office/word/2016/wordml/cid" xmlns:w16="http://schemas.microsoft.com/office/word/2018/wordml" xmlns:w16sdtdh="http://schemas.microsoft.com/office/word/2020/wordml/sdtdatahash" xmlns:w16se="http://schemas.microsoft.com/office/word/2015/wordml/symex" xmlns:wpg="http://schemas.microsoft.com/office/word/2010/wordprocessingGroup" xmlns:wpi="http://schemas.microsoft.com/office/word/2010/wordprocessingInk" xmlns:wne="http://schemas.microsoft.com/office/word/2006/wordml" xmlns:wps="http://schemas.microsoft.com/office/word/2010/wordprocessingShape" mc:Ignorable="w14 w15 w16se w16cid w16 w16cex w16sdtdh wp14">
+<w:document xmlns:wpc="http://schemas.microsoft.com/office/word/2010/wordprocessingCanvas" xmlns:cx="http://schemas.microsoft.com/office/drawing/2014/chartex" xmlns:cx1="http://schemas.microsoft.com/office/drawing/2015/9/8/chartex" xmlns:cx2="http://schemas.microsoft.com/office/drawing/2015/10/21/chartex" xmlns:cx3="http://schemas.microsoft.com/office/drawing/2016/5/9/chartex" xmlns:cx4="http://schemas.microsoft.com/office/drawing/2016/5/10/chartex" xmlns:cx5="http://schemas.microsoft.com/office/drawing/2016/5/11/chartex" xmlns:cx6="http://schemas.microsoft.com/office/drawing/2016/5/12/chartex" xmlns:cx7="http://schemas.microsoft.com/office/drawing/2016/5/13/chartex" xmlns:cx8="http://schemas.microsoft.com/office/drawing/2016/5/14/chartex" xmlns:mc="http://schemas.openxmlformats.org/markup-compatibility/2006" xmlns:aink="http://schemas.microsoft.com/office/drawing/2016/ink" xmlns:am3d="http://schemas.microsoft.com/office/drawing/2017/model3d" xmlns:o="urn:schemas-microsoft-com:office:office" xmlns:oel="http://schemas.microsoft.com/office/2019/extlst" xmlns:r="http://schemas.openxmlformats.org/officeDocument/2006/relationships" xmlns:m="http://schemas.openxmlformats.org/officeDocument/2006/math" xmlns:v="urn:schemas-microsoft-com:vml" xmlns:wp14="http://schemas.microsoft.com/office/word/2010/wordprocessingDrawing" xmlns:wp="http://schemas.openxmlformats.org/drawingml/2006/wordprocessingDrawing" xmlns:w10="urn:schemas-microsoft-com:office:word" xmlns:w="http://schemas.openxmlformats.org/wordprocessingml/2006/main" xmlns:w14="http://schemas.microsoft.com/office/word/2010/wordml" xmlns:w15="http://schemas.microsoft.com/office/word/2012/wordml" xmlns:w16cex="http://schemas.microsoft.com/office/word/2018/wordml/cex" xmlns:w16cid="http://schemas.microsoft.com/office/word/2016/wordml/cid" xmlns:w16="http://schemas.microsoft.com/office/word/2018/wordml" xmlns:w16du="http://schemas.microsoft.com/office/word/2023/wordml/word16du" xmlns:w16sdtdh="http://schemas.microsoft.com/office/word/2020/wordml/sdtdatahash" xmlns:w16sdtfl="http://schemas.microsoft.com/office/word/2024/wordml/sdtformatlock" xmlns:w16se="http://schemas.microsoft.com/office/word/2015/wordml/symex" xmlns:wpg="http://schemas.microsoft.com/office/word/2010/wordprocessingGroup" xmlns:wpi="http://schemas.microsoft.com/office/word/2010/wordprocessingInk" xmlns:wne="http://schemas.microsoft.com/office/word/2006/wordml" xmlns:wps="http://schemas.microsoft.com/office/word/2010/wordprocessingShape" mc:Ignorable="w14 w15 w16se w16cid w16 w16cex w16sdtdh w16sdtfl w16du wp14">
   <w:body>
     <w:p>
       <w:pPr>
@@ -280,7 +280,7 @@
                 <v:stroke joinstyle="miter"/>
                 <v:path gradientshapeok="t" o:connecttype="rect"/>
               </v:shapetype>
-              <v:shape id="Cuadro de texto 2" o:spid="_x0000_s1026" type="#_x0000_t202" alt="&quot;&quot;" style="position:absolute;left:0;text-align:left;margin-left:-13.95pt;margin-top:38.15pt;width:488.95pt;height:143.25pt;z-index:251663360;visibility:visible;mso-wrap-style:square;mso-width-percent:0;mso-height-percent:0;mso-wrap-distance-left:9pt;mso-wrap-distance-top:3.6pt;mso-wrap-distance-right:9pt;mso-wrap-distance-bottom:3.6pt;mso-position-horizontal:absolute;mso-position-horizontal-relative:text;mso-position-vertical:absolute;mso-position-vertical-relative:text;mso-width-percent:0;mso-height-percent:0;mso-width-relative:margin;mso-height-relative:margin;v-text-anchor:top" o:gfxdata="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" filled="f" stroked="f">
+              <v:shape id="Cuadro de texto 2" o:spid="_x0000_s1026" type="#_x0000_t202" alt="&quot;&quot;" style="position:absolute;left:0;text-align:left;margin-left:-13.95pt;margin-top:38.15pt;width:488.95pt;height:143.25pt;z-index:251663360;visibility:visible;mso-wrap-style:square;mso-width-percent:0;mso-height-percent:0;mso-wrap-distance-left:9pt;mso-wrap-distance-top:3.6pt;mso-wrap-distance-right:9pt;mso-wrap-distance-bottom:3.6pt;mso-position-horizontal:absolute;mso-position-horizontal-relative:text;mso-position-vertical:absolute;mso-position-vertical-relative:text;mso-width-percent:0;mso-height-percent:0;mso-width-relative:margin;mso-height-relative:margin;v-text-anchor:top" o:gfxdata="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" filled="f" stroked="f">
                 <v:textbox>
                   <w:txbxContent>
                     <w:p>
@@ -408,7 +408,23 @@
           <w:bCs/>
           <w:szCs w:val="28"/>
         </w:rPr>
-        <w:t>Este curso virtual capacita al aprendiz en la elaboración de conservas de frutas y verduras, garantizando la inocuidad y calidad del producto final. Aprenderá sobre los principios de conservación, los métodos de esterilización, las mejores prácticas de higiene y la correcta manipulación de los alimentos. Se profundizará en la composición de las frutas y verduras, incluyendo el análisis de sustancias bioactivas y sus beneficios para la salud.  Además, se estudiarán los mecanismos de alteración de la calidad poscosecha y cómo prevenirlos para optimizar la duración y calidad de las conservas.  Al finalizar el curso, el aprendiz estará preparado para seleccionar los ingredientes adecuados, elaborar conservas de forma eficiente y aplicar prácticas de higiene y manipulación de alimentos seguras y efectivas</w:t>
+        <w:t xml:space="preserve">Este curso virtual capacita al aprendiz en la elaboración de conservas de frutas y verduras, garantizando la inocuidad y calidad del producto final. Aprenderá sobre los principios de conservación, los métodos de esterilización, las mejores prácticas de higiene y la correcta manipulación de los alimentos. Se profundizará en la composición de las frutas y verduras, incluyendo el análisis de sustancias bioactivas y sus beneficios para la salud.  Además, se estudiarán los mecanismos de alteración de la calidad </w:t>
+      </w:r>
+      <w:proofErr w:type="spellStart"/>
+      <w:r>
+        <w:rPr>
+          <w:bCs/>
+          <w:szCs w:val="28"/>
+        </w:rPr>
+        <w:t>poscosecha</w:t>
+      </w:r>
+      <w:proofErr w:type="spellEnd"/>
+      <w:r>
+        <w:rPr>
+          <w:bCs/>
+          <w:szCs w:val="28"/>
+        </w:rPr>
+        <w:t xml:space="preserve"> y cómo prevenirlos para optimizar la duración y calidad de las conservas.  Al finalizar el curso, el aprendiz estará preparado para seleccionar los ingredientes adecuados, elaborar conservas de forma eficiente y aplicar prácticas de higiene y manipulación de alimentos seguras y efectivas</w:t>
       </w:r>
       <w:r>
         <w:rPr>
@@ -456,43 +472,7 @@
           <w:lang w:val="es-419"/>
           <w14:ligatures w14:val="none"/>
         </w:rPr>
-        <w:t>Dicie</w:t>
-      </w:r>
-      <w:r>
-        <w:rPr>
-          <w:rFonts w:ascii="Calibri" w:hAnsi="Calibri"/>
-          <w:b/>
-          <w:bCs/>
-          <w:color w:val="000000" w:themeColor="text1"/>
-          <w:kern w:val="0"/>
-          <w:lang w:val="es-419"/>
-          <w14:ligatures w14:val="none"/>
-        </w:rPr>
-        <w:t>mbre</w:t>
-      </w:r>
-      <w:r>
-        <w:rPr>
-          <w:rFonts w:ascii="Calibri" w:hAnsi="Calibri"/>
-          <w:b/>
-          <w:bCs/>
-          <w:color w:val="000000" w:themeColor="text1"/>
-          <w:kern w:val="0"/>
-          <w:lang w:val="es-419"/>
-          <w14:ligatures w14:val="none"/>
-        </w:rPr>
-        <w:t xml:space="preserve"> 202</w:t>
-      </w:r>
-      <w:r>
-        <w:rPr>
-          <w:rFonts w:ascii="Calibri" w:hAnsi="Calibri"/>
-          <w:b/>
-          <w:bCs/>
-          <w:color w:val="000000" w:themeColor="text1"/>
-          <w:kern w:val="0"/>
-          <w:lang w:val="es-419"/>
-          <w14:ligatures w14:val="none"/>
-        </w:rPr>
-        <w:t>4</w:t>
+        <w:t>Marzo 2025</w:t>
       </w:r>
       <w:r>
         <w:rPr>
@@ -505,6 +485,7 @@
       <w:sdtPr>
         <w:rPr>
           <w:rFonts w:eastAsiaTheme="minorHAnsi" w:cstheme="minorBidi"/>
+          <w:b w:val="0"/>
           <w:kern w:val="2"/>
           <w:sz w:val="28"/>
           <w:szCs w:val="22"/>
@@ -519,14 +500,13 @@
       </w:sdtPr>
       <w:sdtEndPr>
         <w:rPr>
-          <w:b w:val="0"/>
           <w:bCs/>
         </w:rPr>
       </w:sdtEndPr>
       <w:sdtContent>
         <w:p>
           <w:pPr>
-            <w:pStyle w:val="TtuloTDC"/>
+            <w:pStyle w:val="TOCHeading"/>
           </w:pPr>
           <w:r>
             <w:rPr>
@@ -537,17 +517,16 @@
         </w:p>
         <w:p>
           <w:pPr>
-            <w:pStyle w:val="TDC1"/>
+            <w:pStyle w:val="TOC1"/>
             <w:tabs>
               <w:tab w:val="right" w:leader="dot" w:pos="9962"/>
             </w:tabs>
             <w:rPr>
               <w:rFonts w:eastAsiaTheme="minorEastAsia"/>
               <w:noProof/>
-              <w:kern w:val="0"/>
-              <w:sz w:val="22"/>
-              <w:lang w:eastAsia="es-CO"/>
-              <w14:ligatures w14:val="none"/>
+              <w:sz w:val="24"/>
+              <w:szCs w:val="24"/>
+              <w:lang w:val="en-CO"/>
             </w:rPr>
           </w:pPr>
           <w:r>
@@ -559,10 +538,10 @@
           <w:r>
             <w:fldChar w:fldCharType="separate"/>
           </w:r>
-          <w:hyperlink w:anchor="_Toc185510701" w:history="1">
-            <w:r>
-              <w:rPr>
-                <w:rStyle w:val="Hipervnculo"/>
+          <w:hyperlink w:anchor="_Toc193211294" w:history="1">
+            <w:r>
+              <w:rPr>
+                <w:rStyle w:val="Hyperlink"/>
                 <w:noProof/>
               </w:rPr>
               <w:t>Introducción</w:t>
@@ -586,7 +565,7 @@
                 <w:noProof/>
                 <w:webHidden/>
               </w:rPr>
-              <w:instrText xml:space="preserve"> PAGEREF _Toc185510701 \h </w:instrText>
+              <w:instrText xml:space="preserve"> PAGEREF _Toc193211294 \h </w:instrText>
             </w:r>
             <w:r>
               <w:rPr>
@@ -619,24 +598,23 @@
         </w:p>
         <w:p>
           <w:pPr>
-            <w:pStyle w:val="TDC1"/>
+            <w:pStyle w:val="TOC1"/>
             <w:tabs>
-              <w:tab w:val="left" w:pos="1320"/>
+              <w:tab w:val="left" w:pos="1200"/>
               <w:tab w:val="right" w:leader="dot" w:pos="9962"/>
             </w:tabs>
             <w:rPr>
               <w:rFonts w:eastAsiaTheme="minorEastAsia"/>
               <w:noProof/>
-              <w:kern w:val="0"/>
-              <w:sz w:val="22"/>
-              <w:lang w:eastAsia="es-CO"/>
-              <w14:ligatures w14:val="none"/>
+              <w:sz w:val="24"/>
+              <w:szCs w:val="24"/>
+              <w:lang w:val="en-CO"/>
             </w:rPr>
           </w:pPr>
-          <w:hyperlink w:anchor="_Toc185510702" w:history="1">
-            <w:r>
-              <w:rPr>
-                <w:rStyle w:val="Hipervnculo"/>
+          <w:hyperlink w:anchor="_Toc193211295" w:history="1">
+            <w:r>
+              <w:rPr>
+                <w:rStyle w:val="Hyperlink"/>
                 <w:noProof/>
               </w:rPr>
               <w:t>1.</w:t>
@@ -645,16 +623,15 @@
               <w:rPr>
                 <w:rFonts w:eastAsiaTheme="minorEastAsia"/>
                 <w:noProof/>
-                <w:kern w:val="0"/>
-                <w:sz w:val="22"/>
-                <w:lang w:eastAsia="es-CO"/>
-                <w14:ligatures w14:val="none"/>
+                <w:sz w:val="24"/>
+                <w:szCs w:val="24"/>
+                <w:lang w:val="en-CO"/>
               </w:rPr>
               <w:tab/>
             </w:r>
             <w:r>
               <w:rPr>
-                <w:rStyle w:val="Hipervnculo"/>
+                <w:rStyle w:val="Hyperlink"/>
                 <w:noProof/>
               </w:rPr>
               <w:t>Generalidades de las frutas y verduras</w:t>
@@ -678,7 +655,7 @@
                 <w:noProof/>
                 <w:webHidden/>
               </w:rPr>
-              <w:instrText xml:space="preserve"> PAGEREF _Toc185510702 \h </w:instrText>
+              <w:instrText xml:space="preserve"> PAGEREF _Toc193211295 \h </w:instrText>
             </w:r>
             <w:r>
               <w:rPr>
@@ -711,20 +688,22 @@
         </w:p>
         <w:p>
           <w:pPr>
-            <w:pStyle w:val="TDC2"/>
+            <w:pStyle w:val="TOC2"/>
+            <w:tabs>
+              <w:tab w:val="left" w:pos="1920"/>
+            </w:tabs>
             <w:rPr>
               <w:rFonts w:eastAsiaTheme="minorEastAsia"/>
               <w:noProof/>
-              <w:kern w:val="0"/>
-              <w:sz w:val="22"/>
-              <w:lang w:eastAsia="es-CO"/>
-              <w14:ligatures w14:val="none"/>
+              <w:sz w:val="24"/>
+              <w:szCs w:val="24"/>
+              <w:lang w:val="en-CO"/>
             </w:rPr>
           </w:pPr>
-          <w:hyperlink w:anchor="_Toc185510703" w:history="1">
-            <w:r>
-              <w:rPr>
-                <w:rStyle w:val="Hipervnculo"/>
+          <w:hyperlink w:anchor="_Toc193211296" w:history="1">
+            <w:r>
+              <w:rPr>
+                <w:rStyle w:val="Hyperlink"/>
                 <w:noProof/>
               </w:rPr>
               <w:t>1.1.</w:t>
@@ -733,16 +712,15 @@
               <w:rPr>
                 <w:rFonts w:eastAsiaTheme="minorEastAsia"/>
                 <w:noProof/>
-                <w:kern w:val="0"/>
-                <w:sz w:val="22"/>
-                <w:lang w:eastAsia="es-CO"/>
-                <w14:ligatures w14:val="none"/>
+                <w:sz w:val="24"/>
+                <w:szCs w:val="24"/>
+                <w:lang w:val="en-CO"/>
               </w:rPr>
               <w:tab/>
             </w:r>
             <w:r>
               <w:rPr>
-                <w:rStyle w:val="Hipervnculo"/>
+                <w:rStyle w:val="Hyperlink"/>
                 <w:noProof/>
               </w:rPr>
               <w:t>Diferencia entre frutas y verduras</w:t>
@@ -766,7 +744,7 @@
                 <w:noProof/>
                 <w:webHidden/>
               </w:rPr>
-              <w:instrText xml:space="preserve"> PAGEREF _Toc185510703 \h </w:instrText>
+              <w:instrText xml:space="preserve"> PAGEREF _Toc193211296 \h </w:instrText>
             </w:r>
             <w:r>
               <w:rPr>
@@ -799,24 +777,23 @@
         </w:p>
         <w:p>
           <w:pPr>
-            <w:pStyle w:val="TDC1"/>
+            <w:pStyle w:val="TOC1"/>
             <w:tabs>
-              <w:tab w:val="left" w:pos="1320"/>
+              <w:tab w:val="left" w:pos="1200"/>
               <w:tab w:val="right" w:leader="dot" w:pos="9962"/>
             </w:tabs>
             <w:rPr>
               <w:rFonts w:eastAsiaTheme="minorEastAsia"/>
               <w:noProof/>
-              <w:kern w:val="0"/>
-              <w:sz w:val="22"/>
-              <w:lang w:eastAsia="es-CO"/>
-              <w14:ligatures w14:val="none"/>
+              <w:sz w:val="24"/>
+              <w:szCs w:val="24"/>
+              <w:lang w:val="en-CO"/>
             </w:rPr>
           </w:pPr>
-          <w:hyperlink w:anchor="_Toc185510704" w:history="1">
-            <w:r>
-              <w:rPr>
-                <w:rStyle w:val="Hipervnculo"/>
+          <w:hyperlink w:anchor="_Toc193211297" w:history="1">
+            <w:r>
+              <w:rPr>
+                <w:rStyle w:val="Hyperlink"/>
                 <w:noProof/>
               </w:rPr>
               <w:t>2.</w:t>
@@ -825,16 +802,15 @@
               <w:rPr>
                 <w:rFonts w:eastAsiaTheme="minorEastAsia"/>
                 <w:noProof/>
-                <w:kern w:val="0"/>
-                <w:sz w:val="22"/>
-                <w:lang w:eastAsia="es-CO"/>
-                <w14:ligatures w14:val="none"/>
+                <w:sz w:val="24"/>
+                <w:szCs w:val="24"/>
+                <w:lang w:val="en-CO"/>
               </w:rPr>
               <w:tab/>
             </w:r>
             <w:r>
               <w:rPr>
-                <w:rStyle w:val="Hipervnculo"/>
+                <w:rStyle w:val="Hyperlink"/>
                 <w:noProof/>
               </w:rPr>
               <w:t>Importancia de las frutas y verduras</w:t>
@@ -858,7 +834,7 @@
                 <w:noProof/>
                 <w:webHidden/>
               </w:rPr>
-              <w:instrText xml:space="preserve"> PAGEREF _Toc185510704 \h </w:instrText>
+              <w:instrText xml:space="preserve"> PAGEREF _Toc193211297 \h </w:instrText>
             </w:r>
             <w:r>
               <w:rPr>
@@ -891,24 +867,23 @@
         </w:p>
         <w:p>
           <w:pPr>
-            <w:pStyle w:val="TDC1"/>
+            <w:pStyle w:val="TOC1"/>
             <w:tabs>
-              <w:tab w:val="left" w:pos="1320"/>
+              <w:tab w:val="left" w:pos="1200"/>
               <w:tab w:val="right" w:leader="dot" w:pos="9962"/>
             </w:tabs>
             <w:rPr>
               <w:rFonts w:eastAsiaTheme="minorEastAsia"/>
               <w:noProof/>
-              <w:kern w:val="0"/>
-              <w:sz w:val="22"/>
-              <w:lang w:eastAsia="es-CO"/>
-              <w14:ligatures w14:val="none"/>
+              <w:sz w:val="24"/>
+              <w:szCs w:val="24"/>
+              <w:lang w:val="en-CO"/>
             </w:rPr>
           </w:pPr>
-          <w:hyperlink w:anchor="_Toc185510705" w:history="1">
-            <w:r>
-              <w:rPr>
-                <w:rStyle w:val="Hipervnculo"/>
+          <w:hyperlink w:anchor="_Toc193211298" w:history="1">
+            <w:r>
+              <w:rPr>
+                <w:rStyle w:val="Hyperlink"/>
                 <w:noProof/>
               </w:rPr>
               <w:t>3.</w:t>
@@ -917,16 +892,15 @@
               <w:rPr>
                 <w:rFonts w:eastAsiaTheme="minorEastAsia"/>
                 <w:noProof/>
-                <w:kern w:val="0"/>
-                <w:sz w:val="22"/>
-                <w:lang w:eastAsia="es-CO"/>
-                <w14:ligatures w14:val="none"/>
+                <w:sz w:val="24"/>
+                <w:szCs w:val="24"/>
+                <w:lang w:val="en-CO"/>
               </w:rPr>
               <w:tab/>
             </w:r>
             <w:r>
               <w:rPr>
-                <w:rStyle w:val="Hipervnculo"/>
+                <w:rStyle w:val="Hyperlink"/>
                 <w:noProof/>
               </w:rPr>
               <w:t>Ingredientes y aspectos higiénicos en la preparación de conservas</w:t>
@@ -950,7 +924,7 @@
                 <w:noProof/>
                 <w:webHidden/>
               </w:rPr>
-              <w:instrText xml:space="preserve"> PAGEREF _Toc185510705 \h </w:instrText>
+              <w:instrText xml:space="preserve"> PAGEREF _Toc193211298 \h </w:instrText>
             </w:r>
             <w:r>
               <w:rPr>
@@ -983,20 +957,22 @@
         </w:p>
         <w:p>
           <w:pPr>
-            <w:pStyle w:val="TDC2"/>
+            <w:pStyle w:val="TOC2"/>
+            <w:tabs>
+              <w:tab w:val="left" w:pos="1920"/>
+            </w:tabs>
             <w:rPr>
               <w:rFonts w:eastAsiaTheme="minorEastAsia"/>
               <w:noProof/>
-              <w:kern w:val="0"/>
-              <w:sz w:val="22"/>
-              <w:lang w:eastAsia="es-CO"/>
-              <w14:ligatures w14:val="none"/>
+              <w:sz w:val="24"/>
+              <w:szCs w:val="24"/>
+              <w:lang w:val="en-CO"/>
             </w:rPr>
           </w:pPr>
-          <w:hyperlink w:anchor="_Toc185510708" w:history="1">
-            <w:r>
-              <w:rPr>
-                <w:rStyle w:val="Hipervnculo"/>
+          <w:hyperlink w:anchor="_Toc193211301" w:history="1">
+            <w:r>
+              <w:rPr>
+                <w:rStyle w:val="Hyperlink"/>
                 <w:noProof/>
               </w:rPr>
               <w:t>3.1.</w:t>
@@ -1005,16 +981,15 @@
               <w:rPr>
                 <w:rFonts w:eastAsiaTheme="minorEastAsia"/>
                 <w:noProof/>
-                <w:kern w:val="0"/>
-                <w:sz w:val="22"/>
-                <w:lang w:eastAsia="es-CO"/>
-                <w14:ligatures w14:val="none"/>
+                <w:sz w:val="24"/>
+                <w:szCs w:val="24"/>
+                <w:lang w:val="en-CO"/>
               </w:rPr>
               <w:tab/>
             </w:r>
             <w:r>
               <w:rPr>
-                <w:rStyle w:val="Hipervnculo"/>
+                <w:rStyle w:val="Hyperlink"/>
                 <w:noProof/>
               </w:rPr>
               <w:t>Preparación de conservas</w:t>
@@ -1038,7 +1013,7 @@
                 <w:noProof/>
                 <w:webHidden/>
               </w:rPr>
-              <w:instrText xml:space="preserve"> PAGEREF _Toc185510708 \h </w:instrText>
+              <w:instrText xml:space="preserve"> PAGEREF _Toc193211301 \h </w:instrText>
             </w:r>
             <w:r>
               <w:rPr>
@@ -1071,20 +1046,22 @@
         </w:p>
         <w:p>
           <w:pPr>
-            <w:pStyle w:val="TDC2"/>
+            <w:pStyle w:val="TOC2"/>
+            <w:tabs>
+              <w:tab w:val="left" w:pos="1920"/>
+            </w:tabs>
             <w:rPr>
               <w:rFonts w:eastAsiaTheme="minorEastAsia"/>
               <w:noProof/>
-              <w:kern w:val="0"/>
-              <w:sz w:val="22"/>
-              <w:lang w:eastAsia="es-CO"/>
-              <w14:ligatures w14:val="none"/>
+              <w:sz w:val="24"/>
+              <w:szCs w:val="24"/>
+              <w:lang w:val="en-CO"/>
             </w:rPr>
           </w:pPr>
-          <w:hyperlink w:anchor="_Toc185510709" w:history="1">
-            <w:r>
-              <w:rPr>
-                <w:rStyle w:val="Hipervnculo"/>
+          <w:hyperlink w:anchor="_Toc193211302" w:history="1">
+            <w:r>
+              <w:rPr>
+                <w:rStyle w:val="Hyperlink"/>
                 <w:noProof/>
               </w:rPr>
               <w:t>3.2.</w:t>
@@ -1093,16 +1070,15 @@
               <w:rPr>
                 <w:rFonts w:eastAsiaTheme="minorEastAsia"/>
                 <w:noProof/>
-                <w:kern w:val="0"/>
-                <w:sz w:val="22"/>
-                <w:lang w:eastAsia="es-CO"/>
-                <w14:ligatures w14:val="none"/>
+                <w:sz w:val="24"/>
+                <w:szCs w:val="24"/>
+                <w:lang w:val="en-CO"/>
               </w:rPr>
               <w:tab/>
             </w:r>
             <w:r>
               <w:rPr>
-                <w:rStyle w:val="Hipervnculo"/>
+                <w:rStyle w:val="Hyperlink"/>
                 <w:noProof/>
               </w:rPr>
               <w:t>Higiene en la manipulación de conservas</w:t>
@@ -1126,7 +1102,7 @@
                 <w:noProof/>
                 <w:webHidden/>
               </w:rPr>
-              <w:instrText xml:space="preserve"> PAGEREF _Toc185510709 \h </w:instrText>
+              <w:instrText xml:space="preserve"> PAGEREF _Toc193211302 \h </w:instrText>
             </w:r>
             <w:r>
               <w:rPr>
@@ -1159,23 +1135,22 @@
         </w:p>
         <w:p>
           <w:pPr>
-            <w:pStyle w:val="TDC1"/>
+            <w:pStyle w:val="TOC1"/>
             <w:tabs>
               <w:tab w:val="right" w:leader="dot" w:pos="9962"/>
             </w:tabs>
             <w:rPr>
               <w:rFonts w:eastAsiaTheme="minorEastAsia"/>
               <w:noProof/>
-              <w:kern w:val="0"/>
-              <w:sz w:val="22"/>
-              <w:lang w:eastAsia="es-CO"/>
-              <w14:ligatures w14:val="none"/>
+              <w:sz w:val="24"/>
+              <w:szCs w:val="24"/>
+              <w:lang w:val="en-CO"/>
             </w:rPr>
           </w:pPr>
-          <w:hyperlink w:anchor="_Toc185510710" w:history="1">
-            <w:r>
-              <w:rPr>
-                <w:rStyle w:val="Hipervnculo"/>
+          <w:hyperlink w:anchor="_Toc193211303" w:history="1">
+            <w:r>
+              <w:rPr>
+                <w:rStyle w:val="Hyperlink"/>
                 <w:noProof/>
               </w:rPr>
               <w:t>Síntesis</w:t>
@@ -1199,7 +1174,7 @@
                 <w:noProof/>
                 <w:webHidden/>
               </w:rPr>
-              <w:instrText xml:space="preserve"> PAGEREF _Toc185510710 \h </w:instrText>
+              <w:instrText xml:space="preserve"> PAGEREF _Toc193211303 \h </w:instrText>
             </w:r>
             <w:r>
               <w:rPr>
@@ -1232,23 +1207,22 @@
         </w:p>
         <w:p>
           <w:pPr>
-            <w:pStyle w:val="TDC1"/>
+            <w:pStyle w:val="TOC1"/>
             <w:tabs>
               <w:tab w:val="right" w:leader="dot" w:pos="9962"/>
             </w:tabs>
             <w:rPr>
               <w:rFonts w:eastAsiaTheme="minorEastAsia"/>
               <w:noProof/>
-              <w:kern w:val="0"/>
-              <w:sz w:val="22"/>
-              <w:lang w:eastAsia="es-CO"/>
-              <w14:ligatures w14:val="none"/>
+              <w:sz w:val="24"/>
+              <w:szCs w:val="24"/>
+              <w:lang w:val="en-CO"/>
             </w:rPr>
           </w:pPr>
-          <w:hyperlink w:anchor="_Toc185510711" w:history="1">
-            <w:r>
-              <w:rPr>
-                <w:rStyle w:val="Hipervnculo"/>
+          <w:hyperlink w:anchor="_Toc193211304" w:history="1">
+            <w:r>
+              <w:rPr>
+                <w:rStyle w:val="Hyperlink"/>
                 <w:noProof/>
               </w:rPr>
               <w:t>Glosario</w:t>
@@ -1272,7 +1246,7 @@
                 <w:noProof/>
                 <w:webHidden/>
               </w:rPr>
-              <w:instrText xml:space="preserve"> PAGEREF _Toc185510711 \h </w:instrText>
+              <w:instrText xml:space="preserve"> PAGEREF _Toc193211304 \h </w:instrText>
             </w:r>
             <w:r>
               <w:rPr>
@@ -1305,23 +1279,22 @@
         </w:p>
         <w:p>
           <w:pPr>
-            <w:pStyle w:val="TDC1"/>
+            <w:pStyle w:val="TOC1"/>
             <w:tabs>
               <w:tab w:val="right" w:leader="dot" w:pos="9962"/>
             </w:tabs>
             <w:rPr>
               <w:rFonts w:eastAsiaTheme="minorEastAsia"/>
               <w:noProof/>
-              <w:kern w:val="0"/>
-              <w:sz w:val="22"/>
-              <w:lang w:eastAsia="es-CO"/>
-              <w14:ligatures w14:val="none"/>
+              <w:sz w:val="24"/>
+              <w:szCs w:val="24"/>
+              <w:lang w:val="en-CO"/>
             </w:rPr>
           </w:pPr>
-          <w:hyperlink w:anchor="_Toc185510712" w:history="1">
-            <w:r>
-              <w:rPr>
-                <w:rStyle w:val="Hipervnculo"/>
+          <w:hyperlink w:anchor="_Toc193211305" w:history="1">
+            <w:r>
+              <w:rPr>
+                <w:rStyle w:val="Hyperlink"/>
                 <w:noProof/>
               </w:rPr>
               <w:t>Material complementario</w:t>
@@ -1345,7 +1318,7 @@
                 <w:noProof/>
                 <w:webHidden/>
               </w:rPr>
-              <w:instrText xml:space="preserve"> PAGEREF _Toc185510712 \h </w:instrText>
+              <w:instrText xml:space="preserve"> PAGEREF _Toc193211305 \h </w:instrText>
             </w:r>
             <w:r>
               <w:rPr>
@@ -1378,23 +1351,22 @@
         </w:p>
         <w:p>
           <w:pPr>
-            <w:pStyle w:val="TDC1"/>
+            <w:pStyle w:val="TOC1"/>
             <w:tabs>
               <w:tab w:val="right" w:leader="dot" w:pos="9962"/>
             </w:tabs>
             <w:rPr>
               <w:rFonts w:eastAsiaTheme="minorEastAsia"/>
               <w:noProof/>
-              <w:kern w:val="0"/>
-              <w:sz w:val="22"/>
-              <w:lang w:eastAsia="es-CO"/>
-              <w14:ligatures w14:val="none"/>
+              <w:sz w:val="24"/>
+              <w:szCs w:val="24"/>
+              <w:lang w:val="en-CO"/>
             </w:rPr>
           </w:pPr>
-          <w:hyperlink w:anchor="_Toc185510713" w:history="1">
-            <w:r>
-              <w:rPr>
-                <w:rStyle w:val="Hipervnculo"/>
+          <w:hyperlink w:anchor="_Toc193211306" w:history="1">
+            <w:r>
+              <w:rPr>
+                <w:rStyle w:val="Hyperlink"/>
                 <w:noProof/>
               </w:rPr>
               <w:t>Referencias bibliográficas</w:t>
@@ -1418,7 +1390,7 @@
                 <w:noProof/>
                 <w:webHidden/>
               </w:rPr>
-              <w:instrText xml:space="preserve"> PAGEREF _Toc185510713 \h </w:instrText>
+              <w:instrText xml:space="preserve"> PAGEREF _Toc193211306 \h </w:instrText>
             </w:r>
             <w:r>
               <w:rPr>
@@ -1451,23 +1423,22 @@
         </w:p>
         <w:p>
           <w:pPr>
-            <w:pStyle w:val="TDC1"/>
+            <w:pStyle w:val="TOC1"/>
             <w:tabs>
               <w:tab w:val="right" w:leader="dot" w:pos="9962"/>
             </w:tabs>
             <w:rPr>
               <w:rFonts w:eastAsiaTheme="minorEastAsia"/>
               <w:noProof/>
-              <w:kern w:val="0"/>
-              <w:sz w:val="22"/>
-              <w:lang w:eastAsia="es-CO"/>
-              <w14:ligatures w14:val="none"/>
+              <w:sz w:val="24"/>
+              <w:szCs w:val="24"/>
+              <w:lang w:val="en-CO"/>
             </w:rPr>
           </w:pPr>
-          <w:hyperlink w:anchor="_Toc185510714" w:history="1">
-            <w:r>
-              <w:rPr>
-                <w:rStyle w:val="Hipervnculo"/>
+          <w:hyperlink w:anchor="_Toc193211307" w:history="1">
+            <w:r>
+              <w:rPr>
+                <w:rStyle w:val="Hyperlink"/>
                 <w:noProof/>
               </w:rPr>
               <w:t>Créditos</w:t>
@@ -1491,7 +1462,7 @@
                 <w:noProof/>
                 <w:webHidden/>
               </w:rPr>
-              <w:instrText xml:space="preserve"> PAGEREF _Toc185510714 \h </w:instrText>
+              <w:instrText xml:space="preserve"> PAGEREF _Toc193211307 \h </w:instrText>
             </w:r>
             <w:r>
               <w:rPr>
@@ -1539,7 +1510,7 @@
     </w:sdt>
     <w:p>
       <w:pPr>
-        <w:pStyle w:val="TDC1"/>
+        <w:pStyle w:val="TOC1"/>
         <w:rPr>
           <w:lang w:val="es-419"/>
         </w:rPr>
@@ -1556,7 +1527,7 @@
       <w:pPr>
         <w:pStyle w:val="Titulosgenerales"/>
       </w:pPr>
-      <w:bookmarkStart w:id="0" w:name="_Toc185510701"/>
+      <w:bookmarkStart w:id="0" w:name="_Toc193211294"/>
       <w:r>
         <w:lastRenderedPageBreak/>
         <w:t>Introducción</w:t>
@@ -1565,7 +1536,15 @@
     </w:p>
     <w:p>
       <w:r>
-        <w:t>Este componente ofrece una formación integral en la elaboración de conservas de frutas y verduras, con un enfoque en la inocuidad y la calidad del producto final. A lo largo del programa, el aprendiz adquirirá conocimientos sobre los principios fundamentales de conservación, los métodos de esterilización, y las mejores prácticas de higiene y manipulación de alimentos. Se profundizará en la composición de frutas y verduras, analizando las sustancias bioactivas y sus beneficios para la salud, y se abordarán los factores que afectan la calidad poscosecha, proporcionando herramientas para optimizar la duración de las conservas. Al finalizar, el aprendiz estará capacitado para seleccionar ingredientes de calidad y elaborar conservas de manera segura y eficiente.</w:t>
+        <w:t xml:space="preserve">Este componente ofrece una formación integral en la elaboración de conservas de frutas y verduras, con un enfoque en la inocuidad y la calidad del producto final. A lo largo del programa, el aprendiz adquirirá conocimientos sobre los principios fundamentales de conservación, los métodos de esterilización, y las mejores prácticas de higiene y manipulación de alimentos. Se profundizará en la composición de frutas y verduras, analizando las sustancias bioactivas y sus beneficios para la salud, y se abordarán los factores que afectan la calidad </w:t>
+      </w:r>
+      <w:proofErr w:type="spellStart"/>
+      <w:r>
+        <w:t>poscosecha</w:t>
+      </w:r>
+      <w:proofErr w:type="spellEnd"/>
+      <w:r>
+        <w:t>, proporcionando herramientas para optimizar la duración de las conservas. Al finalizar, el aprendiz estará capacitado para seleccionar ingredientes de calidad y elaborar conservas de manera segura y eficiente.</w:t>
       </w:r>
     </w:p>
     <w:p>
@@ -1679,11 +1658,27 @@
       <w:hyperlink r:id="rId14" w:history="1">
         <w:r>
           <w:rPr>
-            <w:rStyle w:val="Hipervnculo"/>
+            <w:rStyle w:val="Hyperlink"/>
             <w:b/>
             <w:lang w:val="es-419"/>
           </w:rPr>
-          <w:t>Enlace de reproducción del video</w:t>
+          <w:t xml:space="preserve">Enlace de reproducción del </w:t>
+        </w:r>
+        <w:r>
+          <w:rPr>
+            <w:rStyle w:val="Hyperlink"/>
+            <w:b/>
+            <w:lang w:val="es-419"/>
+          </w:rPr>
+          <w:t>v</w:t>
+        </w:r>
+        <w:r>
+          <w:rPr>
+            <w:rStyle w:val="Hyperlink"/>
+            <w:b/>
+            <w:lang w:val="es-419"/>
+          </w:rPr>
+          <w:t>ideo</w:t>
         </w:r>
       </w:hyperlink>
       <w:r>
@@ -1696,7 +1691,7 @@
     </w:p>
     <w:tbl>
       <w:tblPr>
-        <w:tblStyle w:val="Tablaconcuadrcula"/>
+        <w:tblStyle w:val="TableGrid"/>
         <w:tblW w:w="0" w:type="auto"/>
         <w:tblLook w:val="04A0" w:firstRow="1" w:lastRow="0" w:firstColumn="1" w:lastColumn="0" w:noHBand="0" w:noVBand="1"/>
       </w:tblPr>
@@ -1931,9 +1926,9 @@
     </w:p>
     <w:p>
       <w:pPr>
-        <w:pStyle w:val="Ttulo1"/>
-      </w:pPr>
-      <w:bookmarkStart w:id="1" w:name="_Toc185510702"/>
+        <w:pStyle w:val="Heading1"/>
+      </w:pPr>
+      <w:bookmarkStart w:id="1" w:name="_Toc193211295"/>
       <w:r>
         <w:lastRenderedPageBreak/>
         <w:t>Generalidades de las frutas y verduras</w:t>
@@ -2031,9 +2026,9 @@
     </w:p>
     <w:p>
       <w:pPr>
-        <w:pStyle w:val="Ttulo2"/>
-      </w:pPr>
-      <w:bookmarkStart w:id="2" w:name="_Toc185510703"/>
+        <w:pStyle w:val="Heading2"/>
+      </w:pPr>
+      <w:bookmarkStart w:id="2" w:name="_Toc193211296"/>
       <w:r>
         <w:t>Diferencia entre frutas y verduras</w:t>
       </w:r>
@@ -2120,6 +2115,23 @@
     <w:p>
       <w:pPr>
         <w:rPr>
+          <w:b/>
+          <w:bCs/>
+          <w:lang w:val="es-419" w:eastAsia="es-CO"/>
+        </w:rPr>
+      </w:pPr>
+      <w:r>
+        <w:rPr>
+          <w:b/>
+          <w:bCs/>
+          <w:lang w:val="es-419" w:eastAsia="es-CO"/>
+        </w:rPr>
+        <w:t>Clasificación de las frutas</w:t>
+      </w:r>
+    </w:p>
+    <w:p>
+      <w:pPr>
+        <w:rPr>
           <w:lang w:val="es-419" w:eastAsia="es-CO"/>
         </w:rPr>
       </w:pPr>
@@ -2137,16 +2149,20 @@
         <w:rPr>
           <w:b/>
           <w:bCs/>
-          <w:lang w:val="es-419" w:eastAsia="es-CO"/>
-        </w:rPr>
-      </w:pPr>
-      <w:r>
-        <w:rPr>
-          <w:b/>
-          <w:bCs/>
-          <w:lang w:val="es-419" w:eastAsia="es-CO"/>
-        </w:rPr>
-        <w:t>Clasificación de las frutas.</w:t>
+          <w:i/>
+          <w:iCs w:val="0"/>
+          <w:lang w:val="es-419" w:eastAsia="es-CO"/>
+        </w:rPr>
+      </w:pPr>
+      <w:r>
+        <w:rPr>
+          <w:b/>
+          <w:bCs/>
+          <w:i/>
+          <w:iCs w:val="0"/>
+          <w:lang w:val="es-419" w:eastAsia="es-CO"/>
+        </w:rPr>
+        <w:t>Clasificación de las frutas</w:t>
       </w:r>
     </w:p>
     <w:tbl>
@@ -2339,15 +2355,7 @@
                 <w:sz w:val="28"/>
                 <w:szCs w:val="28"/>
               </w:rPr>
-              <w:t xml:space="preserve">Frutas de pepitas: contienen numerosas semillas pequeñas, como la </w:t>
-            </w:r>
-            <w:r>
-              <w:rPr>
-                <w:sz w:val="28"/>
-                <w:szCs w:val="28"/>
-              </w:rPr>
-              <w:lastRenderedPageBreak/>
-              <w:t>manzana, la pera, la granada, el kiwi, etc.</w:t>
+              <w:t>Frutas de pepitas: contienen numerosas semillas pequeñas, como la manzana, la pera, la granada, el kiwi, etc.</w:t>
             </w:r>
           </w:p>
         </w:tc>
@@ -2368,7 +2376,6 @@
                 <w:sz w:val="28"/>
                 <w:szCs w:val="28"/>
               </w:rPr>
-              <w:lastRenderedPageBreak/>
               <w:t>Manzana.</w:t>
             </w:r>
           </w:p>
@@ -2638,7 +2645,15 @@
                 <w:sz w:val="28"/>
                 <w:szCs w:val="28"/>
               </w:rPr>
-              <w:t>e dice que un fruto es climatérico cuando al desprenderse de la planta su proceso de respiración se incrementa, lo que conlleva a que se active la maduración y comience a producir etileno, para resumir, una fruta climatérica es aquella que se puede adquirir antes de que esté madura, y se comen después de la cosecha, como el plátano, el aguacate, el tomate, etc.</w:t>
+              <w:t xml:space="preserve">e dice que un fruto es climatérico cuando al desprenderse de la planta su proceso de respiración se incrementa, lo que conlleva a que se active la maduración y comience a producir etileno, para resumir, una fruta climatérica es aquella que se puede adquirir antes de que esté madura, y se comen después </w:t>
+            </w:r>
+            <w:r>
+              <w:rPr>
+                <w:sz w:val="28"/>
+                <w:szCs w:val="28"/>
+              </w:rPr>
+              <w:lastRenderedPageBreak/>
+              <w:t>de la cosecha, como el plátano, el aguacate, el tomate, etc.</w:t>
             </w:r>
           </w:p>
         </w:tc>
@@ -2659,14 +2674,8 @@
                 <w:sz w:val="28"/>
                 <w:szCs w:val="28"/>
               </w:rPr>
-              <w:t>M</w:t>
-            </w:r>
-            <w:r>
-              <w:rPr>
-                <w:sz w:val="28"/>
-                <w:szCs w:val="28"/>
-              </w:rPr>
-              <w:t>anzana, pera, plátano, ciruela, higo, melón, aguacate, kiwi, tomate, mango, chirimoya, melocotón, melón, membrillo, sandía, papaya, entre otras.</w:t>
+              <w:lastRenderedPageBreak/>
+              <w:t>Manzana, pera, plátano, ciruela, higo, melón, aguacate, kiwi, tomate, mango, chirimoya, melocotón, melón, membrillo, sandía, papaya, entre otras.</w:t>
             </w:r>
           </w:p>
         </w:tc>
@@ -2741,14 +2750,7 @@
                 <w:sz w:val="28"/>
                 <w:szCs w:val="28"/>
               </w:rPr>
-              <w:t>N</w:t>
-            </w:r>
-            <w:r>
-              <w:rPr>
-                <w:sz w:val="28"/>
-                <w:szCs w:val="28"/>
-              </w:rPr>
-              <w:t>aranja, limón, cereza, frambuesa, uva, aceituna, pimiento, pepino, piña, mora, arándano, berenjena, pomelo, granada, calabaza, calabacín, lima, fresa, entre otros.</w:t>
+              <w:t>Naranja, limón, cereza, frambuesa, uva, aceituna, pimiento, pepino, piña, mora, arándano, berenjena, pomelo, granada, calabaza, calabacín, lima, fresa, entre otros.</w:t>
             </w:r>
           </w:p>
         </w:tc>
@@ -2769,15 +2771,7 @@
           <w:sz w:val="22"/>
           <w:lang w:val="es-419"/>
         </w:rPr>
-        <w:t>Fuente: Sena 2024</w:t>
-      </w:r>
-      <w:r>
-        <w:rPr>
-          <w:rFonts w:ascii="Calibri" w:hAnsi="Calibri" w:cs="Calibri"/>
-          <w:sz w:val="22"/>
-          <w:lang w:val="es-419"/>
-        </w:rPr>
-        <w:t>.</w:t>
+        <w:t>Fuente: Sena 2024.</w:t>
       </w:r>
     </w:p>
     <w:p>
@@ -2803,7 +2797,7 @@
     </w:p>
     <w:p>
       <w:pPr>
-        <w:pStyle w:val="Prrafodelista"/>
+        <w:pStyle w:val="ListParagraph"/>
         <w:numPr>
           <w:ilvl w:val="0"/>
           <w:numId w:val="7"/>
@@ -2836,7 +2830,7 @@
     </w:p>
     <w:p>
       <w:pPr>
-        <w:pStyle w:val="Prrafodelista"/>
+        <w:pStyle w:val="ListParagraph"/>
         <w:numPr>
           <w:ilvl w:val="0"/>
           <w:numId w:val="7"/>
@@ -2885,7 +2879,7 @@
     </w:p>
     <w:p>
       <w:pPr>
-        <w:pStyle w:val="Prrafodelista"/>
+        <w:pStyle w:val="ListParagraph"/>
         <w:numPr>
           <w:ilvl w:val="0"/>
           <w:numId w:val="7"/>
@@ -2918,7 +2912,7 @@
     </w:p>
     <w:p>
       <w:pPr>
-        <w:pStyle w:val="Prrafodelista"/>
+        <w:pStyle w:val="ListParagraph"/>
         <w:numPr>
           <w:ilvl w:val="0"/>
           <w:numId w:val="7"/>
@@ -2946,23 +2940,7 @@
           <w:szCs w:val="28"/>
           <w:lang w:val="es-419"/>
         </w:rPr>
-        <w:t>: correspondiente a las frutas que naturalmente tienen un nivel inferior al 50</w:t>
-      </w:r>
-      <w:r>
-        <w:rPr>
-          <w:rFonts w:ascii="Calibri" w:hAnsi="Calibri" w:cs="Calibri"/>
-          <w:szCs w:val="28"/>
-          <w:lang w:val="es-419"/>
-        </w:rPr>
-        <w:t xml:space="preserve"> </w:t>
-      </w:r>
-      <w:r>
-        <w:rPr>
-          <w:rFonts w:ascii="Calibri" w:hAnsi="Calibri" w:cs="Calibri"/>
-          <w:szCs w:val="28"/>
-          <w:lang w:val="es-419"/>
-        </w:rPr>
-        <w:t>% de agua y son ricos en grasas y proteínas, por lo cual aportan mucha energía a quienes los consumen.</w:t>
+        <w:t>: correspondiente a las frutas que naturalmente tienen un nivel inferior al 50 % de agua y son ricos en grasas y proteínas, por lo cual aportan mucha energía a quienes los consumen.</w:t>
       </w:r>
     </w:p>
     <w:p>
@@ -3000,16 +2978,8 @@
           <w:szCs w:val="28"/>
           <w:lang w:val="es-419"/>
         </w:rPr>
-        <w:t xml:space="preserve">Se entiende por verduras aquellas partes comestibles de las plantas; la forma en que estas se clasifican está determinada según la parte de la planta a la que </w:t>
-      </w:r>
-      <w:r>
-        <w:rPr>
-          <w:rFonts w:ascii="Calibri" w:hAnsi="Calibri" w:cs="Calibri"/>
-          <w:szCs w:val="28"/>
-          <w:lang w:val="es-419"/>
-        </w:rPr>
         <w:lastRenderedPageBreak/>
-        <w:t>corresponden. A continuación, se encuentra un listado de las clasificaciones y su respectiva descripción:</w:t>
+        <w:t>Se entiende por verduras aquellas partes comestibles de las plantas; la forma en que estas se clasifican está determinada según la parte de la planta a la que corresponden. A continuación, se encuentra un listado de las clasificaciones y su respectiva descripción:</w:t>
       </w:r>
     </w:p>
     <w:p>
@@ -3019,16 +2989,20 @@
         <w:rPr>
           <w:b/>
           <w:bCs/>
-          <w:lang w:val="es-419"/>
-        </w:rPr>
-      </w:pPr>
-      <w:r>
-        <w:rPr>
-          <w:b/>
-          <w:bCs/>
-          <w:lang w:val="es-419"/>
-        </w:rPr>
-        <w:t>Clasificación de verduras.</w:t>
+          <w:i/>
+          <w:iCs w:val="0"/>
+          <w:lang w:val="es-419"/>
+        </w:rPr>
+      </w:pPr>
+      <w:r>
+        <w:rPr>
+          <w:b/>
+          <w:bCs/>
+          <w:i/>
+          <w:iCs w:val="0"/>
+          <w:lang w:val="es-419"/>
+        </w:rPr>
+        <w:t>Clasificación de verduras</w:t>
       </w:r>
     </w:p>
     <w:tbl>
@@ -3616,6 +3590,7 @@
                 <w:sz w:val="28"/>
                 <w:szCs w:val="28"/>
               </w:rPr>
+              <w:lastRenderedPageBreak/>
               <w:t>Tubérculo</w:t>
             </w:r>
           </w:p>
@@ -3637,15 +3612,7 @@
                 <w:sz w:val="28"/>
                 <w:szCs w:val="28"/>
               </w:rPr>
-              <w:t xml:space="preserve">Corresponden a la parte de la planta que cumple la función de reservar temporalmente las sustancias que </w:t>
-            </w:r>
-            <w:r>
-              <w:rPr>
-                <w:sz w:val="28"/>
-                <w:szCs w:val="28"/>
-              </w:rPr>
-              <w:lastRenderedPageBreak/>
-              <w:t>esta necesita para su supervivencia tales como nutrientes y carbohidratos.</w:t>
+              <w:t>Corresponden a la parte de la planta que cumple la función de reservar temporalmente las sustancias que esta necesita para su supervivencia tales como nutrientes y carbohidratos.</w:t>
             </w:r>
           </w:p>
         </w:tc>
@@ -3666,7 +3633,6 @@
                 <w:sz w:val="28"/>
                 <w:szCs w:val="28"/>
               </w:rPr>
-              <w:lastRenderedPageBreak/>
               <w:t>Papa, camote.</w:t>
             </w:r>
           </w:p>
@@ -3688,15 +3654,7 @@
           <w:sz w:val="22"/>
           <w:lang w:val="es-419"/>
         </w:rPr>
-        <w:t>Fuente: Sena 2024</w:t>
-      </w:r>
-      <w:r>
-        <w:rPr>
-          <w:rFonts w:ascii="Calibri" w:hAnsi="Calibri" w:cs="Calibri"/>
-          <w:sz w:val="22"/>
-          <w:lang w:val="es-419"/>
-        </w:rPr>
-        <w:t>.</w:t>
+        <w:t>Fuente: Sena 2024.</w:t>
       </w:r>
     </w:p>
     <w:p>
@@ -3820,26 +3778,34 @@
           <w:szCs w:val="28"/>
           <w:lang w:val="es-419"/>
         </w:rPr>
-        <w:t>os carbohidratos representan entre el 5 % y 30 % de las frutas y verduras a modo general, pero naturalmente los valores varían dependiendo de cada caso específico de fruta o verdura. Los carbohidratos corresponden a los azúcares que dan la energía a quienes consumen los alimentos y son una parte esencial de la dieta del ser humano.</w:t>
-      </w:r>
-    </w:p>
-    <w:p>
-      <w:pPr>
-        <w:rPr>
-          <w:rFonts w:ascii="Calibri" w:hAnsi="Calibri" w:cs="Calibri"/>
-          <w:szCs w:val="28"/>
-          <w:lang w:val="es-419"/>
-        </w:rPr>
-      </w:pPr>
-      <w:r>
-        <w:rPr>
-          <w:rFonts w:ascii="Calibri" w:hAnsi="Calibri" w:cs="Calibri"/>
-          <w:b/>
-          <w:bCs/>
+        <w:t xml:space="preserve">os carbohidratos representan entre el 5 % y 30 % de las frutas y verduras a modo general, pero naturalmente los valores varían dependiendo de cada caso específico de fruta o verdura. Los carbohidratos corresponden a los azúcares que </w:t>
+      </w:r>
+      <w:r>
+        <w:rPr>
+          <w:rFonts w:ascii="Calibri" w:hAnsi="Calibri" w:cs="Calibri"/>
           <w:szCs w:val="28"/>
           <w:lang w:val="es-419"/>
         </w:rPr>
         <w:lastRenderedPageBreak/>
+        <w:t>dan la energía a quienes consumen los alimentos y son una parte esencial de la dieta del ser humano.</w:t>
+      </w:r>
+    </w:p>
+    <w:p>
+      <w:pPr>
+        <w:rPr>
+          <w:rFonts w:ascii="Calibri" w:hAnsi="Calibri" w:cs="Calibri"/>
+          <w:szCs w:val="28"/>
+          <w:lang w:val="es-419"/>
+        </w:rPr>
+      </w:pPr>
+      <w:r>
+        <w:rPr>
+          <w:rFonts w:ascii="Calibri" w:hAnsi="Calibri" w:cs="Calibri"/>
+          <w:b/>
+          <w:bCs/>
+          <w:szCs w:val="28"/>
+          <w:lang w:val="es-419"/>
+        </w:rPr>
         <w:t>Fibras</w:t>
       </w:r>
       <w:r>
@@ -3990,23 +3956,7 @@
           <w:szCs w:val="28"/>
           <w:lang w:val="es-419"/>
         </w:rPr>
-        <w:t xml:space="preserve">as frutas y verduras también poseen proteínas dentro de su composición química, sin </w:t>
-      </w:r>
-      <w:r>
-        <w:rPr>
-          <w:rFonts w:ascii="Calibri" w:hAnsi="Calibri" w:cs="Calibri"/>
-          <w:szCs w:val="28"/>
-          <w:lang w:val="es-419"/>
-        </w:rPr>
-        <w:t>embargo,</w:t>
-      </w:r>
-      <w:r>
-        <w:rPr>
-          <w:rFonts w:ascii="Calibri" w:hAnsi="Calibri" w:cs="Calibri"/>
-          <w:szCs w:val="28"/>
-          <w:lang w:val="es-419"/>
-        </w:rPr>
-        <w:t xml:space="preserve"> su contenido es inferior al 1</w:t>
+        <w:t>as frutas y verduras también poseen proteínas dentro de su composición química, sin embargo, su contenido es inferior al 1</w:t>
       </w:r>
       <w:r>
         <w:rPr>
@@ -4057,7 +4007,7 @@
           <w:szCs w:val="28"/>
           <w:lang w:val="es-419"/>
         </w:rPr>
-        <w:t xml:space="preserve">n componente encontrado en frutas y verduras son los pigmentos, estos son las sustancias encargadas de darle el color a las frutas y verduras. La concentración de pigmentos varía con el tiempo de vida de la planta, a medida que esta </w:t>
+        <w:t xml:space="preserve">n componente encontrado en frutas y verduras son los pigmentos, estos son las sustancias encargadas de darle el color a las frutas y verduras. La </w:t>
       </w:r>
       <w:r>
         <w:rPr>
@@ -4066,7 +4016,7 @@
           <w:lang w:val="es-419"/>
         </w:rPr>
         <w:lastRenderedPageBreak/>
-        <w:t xml:space="preserve">avanza a través de las etapas de maduración. Existen tres tipos relevantes de pigmentos en las frutas y verduras: </w:t>
+        <w:t xml:space="preserve">concentración de pigmentos varía con el tiempo de vida de la planta, a medida que esta avanza a través de las etapas de maduración. Existen tres tipos relevantes de pigmentos en las frutas y verduras: </w:t>
       </w:r>
       <w:r>
         <w:rPr>
@@ -4109,39 +4059,7 @@
           <w:szCs w:val="28"/>
           <w:lang w:val="es-419"/>
         </w:rPr>
-        <w:t xml:space="preserve">as vitaminas son sustancias que el cuerpo necesita para funcionar apropiadamente, sin </w:t>
-      </w:r>
-      <w:r>
-        <w:rPr>
-          <w:rFonts w:ascii="Calibri" w:hAnsi="Calibri" w:cs="Calibri"/>
-          <w:szCs w:val="28"/>
-          <w:lang w:val="es-419"/>
-        </w:rPr>
-        <w:t>embargo,</w:t>
-      </w:r>
-      <w:r>
-        <w:rPr>
-          <w:rFonts w:ascii="Calibri" w:hAnsi="Calibri" w:cs="Calibri"/>
-          <w:szCs w:val="28"/>
-          <w:lang w:val="es-419"/>
-        </w:rPr>
-        <w:t xml:space="preserve"> no tiene la capacidad de sintetizarlas por sí mismo, por lo </w:t>
-      </w:r>
-      <w:r>
-        <w:rPr>
-          <w:rFonts w:ascii="Calibri" w:hAnsi="Calibri" w:cs="Calibri"/>
-          <w:szCs w:val="28"/>
-          <w:lang w:val="es-419"/>
-        </w:rPr>
-        <w:t>tanto,</w:t>
-      </w:r>
-      <w:r>
-        <w:rPr>
-          <w:rFonts w:ascii="Calibri" w:hAnsi="Calibri" w:cs="Calibri"/>
-          <w:szCs w:val="28"/>
-          <w:lang w:val="es-419"/>
-        </w:rPr>
-        <w:t xml:space="preserve"> necesita de fuentes externas para poder obtenerlas. </w:t>
+        <w:t xml:space="preserve">as vitaminas son sustancias que el cuerpo necesita para funcionar apropiadamente, sin embargo, no tiene la capacidad de sintetizarlas por sí mismo, por lo tanto, necesita de fuentes externas para poder obtenerlas. </w:t>
       </w:r>
     </w:p>
     <w:p>
@@ -4214,56 +4132,44 @@
           <w:szCs w:val="28"/>
           <w:lang w:val="es-419"/>
         </w:rPr>
-        <w:t>Importancia de las Vitaminas</w:t>
-      </w:r>
-    </w:p>
-    <w:p>
-      <w:pPr>
-        <w:rPr>
-          <w:rFonts w:ascii="Calibri" w:hAnsi="Calibri" w:cs="Calibri"/>
-          <w:szCs w:val="28"/>
-          <w:lang w:val="es-419"/>
-        </w:rPr>
-      </w:pPr>
-      <w:r>
-        <w:rPr>
-          <w:rFonts w:ascii="Calibri" w:hAnsi="Calibri" w:cs="Calibri"/>
-          <w:szCs w:val="28"/>
-          <w:lang w:val="es-419"/>
-        </w:rPr>
-        <w:t xml:space="preserve">Las vitaminas son sustancias que el cuerpo necesita para funcionar apropiadamente, sin </w:t>
-      </w:r>
-      <w:r>
-        <w:rPr>
-          <w:rFonts w:ascii="Calibri" w:hAnsi="Calibri" w:cs="Calibri"/>
-          <w:szCs w:val="28"/>
-          <w:lang w:val="es-419"/>
-        </w:rPr>
-        <w:t>embargo,</w:t>
-      </w:r>
-      <w:r>
-        <w:rPr>
-          <w:rFonts w:ascii="Calibri" w:hAnsi="Calibri" w:cs="Calibri"/>
-          <w:szCs w:val="28"/>
-          <w:lang w:val="es-419"/>
-        </w:rPr>
-        <w:t xml:space="preserve"> no tiene la capacidad de sintetizarlas por sí mismo, por lo </w:t>
-      </w:r>
-      <w:r>
-        <w:rPr>
-          <w:rFonts w:ascii="Calibri" w:hAnsi="Calibri" w:cs="Calibri"/>
-          <w:szCs w:val="28"/>
-          <w:lang w:val="es-419"/>
-        </w:rPr>
-        <w:t>tanto,</w:t>
-      </w:r>
-      <w:r>
-        <w:rPr>
-          <w:rFonts w:ascii="Calibri" w:hAnsi="Calibri" w:cs="Calibri"/>
-          <w:szCs w:val="28"/>
-          <w:lang w:val="es-419"/>
-        </w:rPr>
-        <w:t xml:space="preserve"> necesita de fuentes externas para poder obtenerlas. </w:t>
+        <w:t xml:space="preserve">Importancia de las </w:t>
+      </w:r>
+      <w:r>
+        <w:rPr>
+          <w:rFonts w:ascii="Calibri" w:hAnsi="Calibri" w:cs="Calibri"/>
+          <w:b/>
+          <w:bCs/>
+          <w:szCs w:val="28"/>
+          <w:lang w:val="es-419"/>
+        </w:rPr>
+        <w:t>v</w:t>
+      </w:r>
+      <w:r>
+        <w:rPr>
+          <w:rFonts w:ascii="Calibri" w:hAnsi="Calibri" w:cs="Calibri"/>
+          <w:b/>
+          <w:bCs/>
+          <w:szCs w:val="28"/>
+          <w:lang w:val="es-419"/>
+        </w:rPr>
+        <w:t>itaminas</w:t>
+      </w:r>
+    </w:p>
+    <w:p>
+      <w:pPr>
+        <w:rPr>
+          <w:rFonts w:ascii="Calibri" w:hAnsi="Calibri" w:cs="Calibri"/>
+          <w:szCs w:val="28"/>
+          <w:lang w:val="es-419"/>
+        </w:rPr>
+      </w:pPr>
+      <w:r>
+        <w:rPr>
+          <w:rFonts w:ascii="Calibri" w:hAnsi="Calibri" w:cs="Calibri"/>
+          <w:szCs w:val="28"/>
+          <w:lang w:val="es-419"/>
+        </w:rPr>
+        <w:t xml:space="preserve">Las vitaminas son sustancias que el cuerpo necesita para funcionar apropiadamente, sin embargo, no tiene la capacidad de sintetizarlas por sí mismo, por lo tanto, necesita de fuentes externas para poder obtenerlas. </w:t>
       </w:r>
     </w:p>
     <w:p>
@@ -4459,7 +4365,27 @@
           <w:szCs w:val="28"/>
           <w:lang w:val="es-419"/>
         </w:rPr>
-        <w:t>Función de los Minerales</w:t>
+        <w:t xml:space="preserve">Función de los </w:t>
+      </w:r>
+      <w:r>
+        <w:rPr>
+          <w:rFonts w:ascii="Calibri" w:hAnsi="Calibri" w:cs="Calibri"/>
+          <w:b/>
+          <w:bCs/>
+          <w:szCs w:val="28"/>
+          <w:lang w:val="es-419"/>
+        </w:rPr>
+        <w:t>m</w:t>
+      </w:r>
+      <w:r>
+        <w:rPr>
+          <w:rFonts w:ascii="Calibri" w:hAnsi="Calibri" w:cs="Calibri"/>
+          <w:b/>
+          <w:bCs/>
+          <w:szCs w:val="28"/>
+          <w:lang w:val="es-419"/>
+        </w:rPr>
+        <w:t>inerales</w:t>
       </w:r>
     </w:p>
     <w:p>
@@ -4512,16 +4438,20 @@
         <w:rPr>
           <w:b/>
           <w:bCs/>
-          <w:lang w:val="es-419"/>
-        </w:rPr>
-      </w:pPr>
-      <w:r>
-        <w:rPr>
-          <w:b/>
-          <w:bCs/>
-          <w:lang w:val="es-419"/>
-        </w:rPr>
-        <w:t>Minerales en las frutas y verduras.</w:t>
+          <w:i/>
+          <w:iCs w:val="0"/>
+          <w:lang w:val="es-419"/>
+        </w:rPr>
+      </w:pPr>
+      <w:r>
+        <w:rPr>
+          <w:b/>
+          <w:bCs/>
+          <w:i/>
+          <w:iCs w:val="0"/>
+          <w:lang w:val="es-419"/>
+        </w:rPr>
+        <w:t>Minerales en las frutas y verduras</w:t>
       </w:r>
     </w:p>
     <w:tbl>
@@ -5287,15 +5217,7 @@
           <w:sz w:val="22"/>
           <w:lang w:val="es-419"/>
         </w:rPr>
-        <w:t>Fuente: Sena 2024</w:t>
-      </w:r>
-      <w:r>
-        <w:rPr>
-          <w:rFonts w:ascii="Calibri" w:hAnsi="Calibri" w:cs="Calibri"/>
-          <w:sz w:val="22"/>
-          <w:lang w:val="es-419"/>
-        </w:rPr>
-        <w:t>.</w:t>
+        <w:t>Fuente: Sena 2024.</w:t>
       </w:r>
     </w:p>
     <w:p>
@@ -5358,9 +5280,9 @@
     </w:p>
     <w:p>
       <w:pPr>
-        <w:pStyle w:val="Ttulo1"/>
-      </w:pPr>
-      <w:bookmarkStart w:id="3" w:name="_Toc185510704"/>
+        <w:pStyle w:val="Heading1"/>
+      </w:pPr>
+      <w:bookmarkStart w:id="3" w:name="_Toc193211297"/>
       <w:r>
         <w:lastRenderedPageBreak/>
         <w:t>Importancia de las frutas y verduras</w:t>
@@ -5407,31 +5329,7 @@
         <w:rPr>
           <w:lang w:val="es-419" w:eastAsia="es-CO"/>
         </w:rPr>
-        <w:t xml:space="preserve">Las sustancias bioactivas también llamadas fitoquímicos corresponden a una serie de compuestos que están presentes en los alimentos de origen vegetal, tales como las frutas y verduras. Se denominan sustancias bioactivas pues tienen actividad biológica, sin </w:t>
-      </w:r>
-      <w:r>
-        <w:rPr>
-          <w:lang w:val="es-419" w:eastAsia="es-CO"/>
-        </w:rPr>
-        <w:t>embargo,</w:t>
-      </w:r>
-      <w:r>
-        <w:rPr>
-          <w:lang w:val="es-419" w:eastAsia="es-CO"/>
-        </w:rPr>
-        <w:t xml:space="preserve"> no son nutrientes esenciales para la vida, aun </w:t>
-      </w:r>
-      <w:r>
-        <w:rPr>
-          <w:lang w:val="es-419" w:eastAsia="es-CO"/>
-        </w:rPr>
-        <w:t>así,</w:t>
-      </w:r>
-      <w:r>
-        <w:rPr>
-          <w:lang w:val="es-419" w:eastAsia="es-CO"/>
-        </w:rPr>
-        <w:t xml:space="preserve"> tiene efectos positivos en la salud de las personas. </w:t>
+        <w:t xml:space="preserve">Las sustancias bioactivas también llamadas fitoquímicos corresponden a una serie de compuestos que están presentes en los alimentos de origen vegetal, tales como las frutas y verduras. Se denominan sustancias bioactivas pues tienen actividad biológica, sin embargo, no son nutrientes esenciales para la vida, aun así, tiene efectos positivos en la salud de las personas. </w:t>
       </w:r>
     </w:p>
     <w:p>
@@ -5469,7 +5367,7 @@
     </w:p>
     <w:p>
       <w:pPr>
-        <w:pStyle w:val="Prrafodelista"/>
+        <w:pStyle w:val="ListParagraph"/>
         <w:numPr>
           <w:ilvl w:val="0"/>
           <w:numId w:val="8"/>
@@ -5488,7 +5386,7 @@
     </w:p>
     <w:p>
       <w:pPr>
-        <w:pStyle w:val="Prrafodelista"/>
+        <w:pStyle w:val="ListParagraph"/>
         <w:numPr>
           <w:ilvl w:val="0"/>
           <w:numId w:val="8"/>
@@ -5507,7 +5405,7 @@
     </w:p>
     <w:p>
       <w:pPr>
-        <w:pStyle w:val="Prrafodelista"/>
+        <w:pStyle w:val="ListParagraph"/>
         <w:numPr>
           <w:ilvl w:val="0"/>
           <w:numId w:val="8"/>
@@ -5625,23 +5523,23 @@
           <w:bCs/>
           <w:lang w:val="es-419" w:eastAsia="es-CO"/>
         </w:rPr>
-        <w:t>Cambios fisiológicos: la pos</w:t>
-      </w:r>
-      <w:r>
-        <w:rPr>
-          <w:b/>
-          <w:bCs/>
-          <w:lang w:val="es-419" w:eastAsia="es-CO"/>
-        </w:rPr>
-        <w:t>tcosecha</w:t>
-      </w:r>
-      <w:r>
-        <w:rPr>
-          <w:b/>
-          <w:bCs/>
-          <w:lang w:val="es-419" w:eastAsia="es-CO"/>
-        </w:rPr>
-        <w:t>:</w:t>
+        <w:t xml:space="preserve">Cambios fisiológicos: </w:t>
+      </w:r>
+      <w:r>
+        <w:rPr>
+          <w:b/>
+          <w:bCs/>
+          <w:lang w:val="es-419" w:eastAsia="es-CO"/>
+        </w:rPr>
+        <w:t>la pos</w:t>
+      </w:r>
+      <w:r>
+        <w:rPr>
+          <w:b/>
+          <w:bCs/>
+          <w:lang w:val="es-419" w:eastAsia="es-CO"/>
+        </w:rPr>
+        <w:t>cosecha</w:t>
       </w:r>
     </w:p>
     <w:p>
@@ -5672,14 +5570,6 @@
           <w:lang w:val="es-419" w:eastAsia="es-CO"/>
         </w:rPr>
         <w:t>Cambios fisiológicos: la relación entre color y calidad en frutas y verduras</w:t>
-      </w:r>
-      <w:r>
-        <w:rPr>
-          <w:b/>
-          <w:bCs/>
-          <w:lang w:val="es-419" w:eastAsia="es-CO"/>
-        </w:rPr>
-        <w:t>:</w:t>
       </w:r>
     </w:p>
     <w:p>
@@ -5727,14 +5617,6 @@
         <w:lastRenderedPageBreak/>
         <w:t>Cambios metabólicos: deterioro</w:t>
       </w:r>
-      <w:r>
-        <w:rPr>
-          <w:b/>
-          <w:bCs/>
-          <w:lang w:val="es-419" w:eastAsia="es-CO"/>
-        </w:rPr>
-        <w:t>:</w:t>
-      </w:r>
     </w:p>
     <w:p>
       <w:pPr>
@@ -5764,14 +5646,6 @@
           <w:lang w:val="es-419" w:eastAsia="es-CO"/>
         </w:rPr>
         <w:t>Cambios metabólicos: efectos de la pérdida de agua en la calidad de frutas y verduras</w:t>
-      </w:r>
-      <w:r>
-        <w:rPr>
-          <w:b/>
-          <w:bCs/>
-          <w:lang w:val="es-419" w:eastAsia="es-CO"/>
-        </w:rPr>
-        <w:t>:</w:t>
       </w:r>
     </w:p>
     <w:p>
@@ -5849,9 +5723,9 @@
     </w:p>
     <w:p>
       <w:pPr>
-        <w:pStyle w:val="Ttulo1"/>
-      </w:pPr>
-      <w:bookmarkStart w:id="4" w:name="_Toc185510705"/>
+        <w:pStyle w:val="Heading1"/>
+      </w:pPr>
+      <w:bookmarkStart w:id="4" w:name="_Toc193211298"/>
       <w:r>
         <w:lastRenderedPageBreak/>
         <w:t>Ingredientes y aspectos higiénicos en la preparación de conservas</w:t>
@@ -5995,7 +5869,23 @@
           <w:lang w:val="es-419" w:eastAsia="es-CO"/>
         </w:rPr>
         <w:lastRenderedPageBreak/>
-        <w:t>1975</w:t>
+        <w:t>1</w:t>
+      </w:r>
+      <w:r>
+        <w:rPr>
+          <w:b/>
+          <w:bCs/>
+          <w:lang w:val="es-419" w:eastAsia="es-CO"/>
+        </w:rPr>
+        <w:t>79</w:t>
+      </w:r>
+      <w:r>
+        <w:rPr>
+          <w:b/>
+          <w:bCs/>
+          <w:lang w:val="es-419" w:eastAsia="es-CO"/>
+        </w:rPr>
+        <w:t>5</w:t>
       </w:r>
     </w:p>
     <w:p>
@@ -6103,7 +5993,7 @@
     </w:p>
     <w:p>
       <w:pPr>
-        <w:pStyle w:val="Prrafodelista"/>
+        <w:pStyle w:val="ListParagraph"/>
         <w:keepNext/>
         <w:keepLines/>
         <w:numPr>
@@ -6132,6 +6022,7 @@
       <w:bookmarkStart w:id="9" w:name="_Toc185500518"/>
       <w:bookmarkStart w:id="10" w:name="_Toc185501660"/>
       <w:bookmarkStart w:id="11" w:name="_Toc185510706"/>
+      <w:bookmarkStart w:id="12" w:name="_Toc193211299"/>
       <w:bookmarkEnd w:id="5"/>
       <w:bookmarkEnd w:id="6"/>
       <w:bookmarkEnd w:id="7"/>
@@ -6139,10 +6030,11 @@
       <w:bookmarkEnd w:id="9"/>
       <w:bookmarkEnd w:id="10"/>
       <w:bookmarkEnd w:id="11"/>
-    </w:p>
-    <w:p>
-      <w:pPr>
-        <w:pStyle w:val="Prrafodelista"/>
+      <w:bookmarkEnd w:id="12"/>
+    </w:p>
+    <w:p>
+      <w:pPr>
+        <w:pStyle w:val="ListParagraph"/>
         <w:keepNext/>
         <w:keepLines/>
         <w:numPr>
@@ -6164,30 +6056,32 @@
           <w14:ligatures w14:val="none"/>
         </w:rPr>
       </w:pPr>
-      <w:bookmarkStart w:id="12" w:name="_Toc185499295"/>
-      <w:bookmarkStart w:id="13" w:name="_Toc185499316"/>
-      <w:bookmarkStart w:id="14" w:name="_Toc185500172"/>
-      <w:bookmarkStart w:id="15" w:name="_Toc185500348"/>
-      <w:bookmarkStart w:id="16" w:name="_Toc185500519"/>
-      <w:bookmarkStart w:id="17" w:name="_Toc185501661"/>
-      <w:bookmarkStart w:id="18" w:name="_Toc185510707"/>
-      <w:bookmarkEnd w:id="12"/>
+      <w:bookmarkStart w:id="13" w:name="_Toc185499295"/>
+      <w:bookmarkStart w:id="14" w:name="_Toc185499316"/>
+      <w:bookmarkStart w:id="15" w:name="_Toc185500172"/>
+      <w:bookmarkStart w:id="16" w:name="_Toc185500348"/>
+      <w:bookmarkStart w:id="17" w:name="_Toc185500519"/>
+      <w:bookmarkStart w:id="18" w:name="_Toc185501661"/>
+      <w:bookmarkStart w:id="19" w:name="_Toc185510707"/>
+      <w:bookmarkStart w:id="20" w:name="_Toc193211300"/>
       <w:bookmarkEnd w:id="13"/>
       <w:bookmarkEnd w:id="14"/>
       <w:bookmarkEnd w:id="15"/>
       <w:bookmarkEnd w:id="16"/>
       <w:bookmarkEnd w:id="17"/>
       <w:bookmarkEnd w:id="18"/>
-    </w:p>
-    <w:p>
-      <w:pPr>
-        <w:pStyle w:val="Ttulo2"/>
-      </w:pPr>
-      <w:bookmarkStart w:id="19" w:name="_Toc185510708"/>
+      <w:bookmarkEnd w:id="19"/>
+      <w:bookmarkEnd w:id="20"/>
+    </w:p>
+    <w:p>
+      <w:pPr>
+        <w:pStyle w:val="Heading2"/>
+      </w:pPr>
+      <w:bookmarkStart w:id="21" w:name="_Toc193211301"/>
       <w:r>
         <w:t>Preparación de conservas</w:t>
       </w:r>
-      <w:bookmarkEnd w:id="19"/>
+      <w:bookmarkEnd w:id="21"/>
     </w:p>
     <w:p>
       <w:pPr>
@@ -6260,7 +6154,7 @@
     </w:p>
     <w:p>
       <w:pPr>
-        <w:pStyle w:val="Prrafodelista"/>
+        <w:pStyle w:val="ListParagraph"/>
         <w:numPr>
           <w:ilvl w:val="0"/>
           <w:numId w:val="9"/>
@@ -6285,7 +6179,7 @@
     </w:p>
     <w:p>
       <w:pPr>
-        <w:pStyle w:val="Prrafodelista"/>
+        <w:pStyle w:val="ListParagraph"/>
         <w:numPr>
           <w:ilvl w:val="0"/>
           <w:numId w:val="9"/>
@@ -6304,7 +6198,7 @@
     </w:p>
     <w:p>
       <w:pPr>
-        <w:pStyle w:val="Prrafodelista"/>
+        <w:pStyle w:val="ListParagraph"/>
         <w:numPr>
           <w:ilvl w:val="0"/>
           <w:numId w:val="9"/>
@@ -6323,7 +6217,7 @@
     </w:p>
     <w:p>
       <w:pPr>
-        <w:pStyle w:val="Prrafodelista"/>
+        <w:pStyle w:val="ListParagraph"/>
         <w:numPr>
           <w:ilvl w:val="0"/>
           <w:numId w:val="9"/>
@@ -6372,7 +6266,7 @@
     </w:p>
     <w:p>
       <w:pPr>
-        <w:pStyle w:val="Prrafodelista"/>
+        <w:pStyle w:val="ListParagraph"/>
         <w:numPr>
           <w:ilvl w:val="0"/>
           <w:numId w:val="10"/>
@@ -6395,18 +6289,12 @@
         <w:rPr>
           <w:lang w:val="es-419" w:eastAsia="es-CO"/>
         </w:rPr>
-        <w:t>: e</w:t>
-      </w:r>
-      <w:r>
-        <w:rPr>
-          <w:lang w:val="es-419" w:eastAsia="es-CO"/>
-        </w:rPr>
-        <w:t>l azúcar se puede obtener de la caña de azúcar o a partir de la remolacha y está compuesto por una molécula de glucosa y una de fructuosa. Este compuesto es muy usado para endulzar alimentos y puede añadirse en medida justa de forma directa en la preparación o como líquido de gobierno en forma de almíbar, jarabe o sirope. Del azúcar puede decirse que en las conservas actúa como antiséptico y ayuda a darle consistencia, pero hay que dejar claro que para que tenga el efecto antiséptico el conservante debe estar en forma de almíbar con una concentración determinada para garantizar el efecto conservante, el porcentaje de azúcar que debe tener una fruta es del 65 % aunque este puede variar dependiendo de las condiciones de cosecha del cultivo.</w:t>
-      </w:r>
-    </w:p>
-    <w:p>
-      <w:pPr>
-        <w:pStyle w:val="Prrafodelista"/>
+        <w:t>: el azúcar se puede obtener de la caña de azúcar o a partir de la remolacha y está compuesto por una molécula de glucosa y una de fructuosa. Este compuesto es muy usado para endulzar alimentos y puede añadirse en medida justa de forma directa en la preparación o como líquido de gobierno en forma de almíbar, jarabe o sirope. Del azúcar puede decirse que en las conservas actúa como antiséptico y ayuda a darle consistencia, pero hay que dejar claro que para que tenga el efecto antiséptico el conservante debe estar en forma de almíbar con una concentración determinada para garantizar el efecto conservante, el porcentaje de azúcar que debe tener una fruta es del 65 % aunque este puede variar dependiendo de las condiciones de cosecha del cultivo.</w:t>
+      </w:r>
+    </w:p>
+    <w:p>
+      <w:pPr>
+        <w:pStyle w:val="ListParagraph"/>
         <w:numPr>
           <w:ilvl w:val="0"/>
           <w:numId w:val="10"/>
@@ -6477,7 +6365,13 @@
           <w:lang w:val="es-419" w:eastAsia="es-CO"/>
         </w:rPr>
         <w:tab/>
-        <w:t>Contiene una parte de azúcar y tres de agua (1:3)</w:t>
+        <w:t>C</w:t>
+      </w:r>
+      <w:r>
+        <w:rPr>
+          <w:lang w:val="es-419" w:eastAsia="es-CO"/>
+        </w:rPr>
+        <w:t>ontiene una parte de azúcar y tres de agua (1:3)</w:t>
       </w:r>
     </w:p>
     <w:p>
@@ -6497,7 +6391,13 @@
           <w:lang w:val="es-419" w:eastAsia="es-CO"/>
         </w:rPr>
         <w:tab/>
-        <w:t>Contiene una parte de azúcar por dos de agua (1:2)</w:t>
+        <w:t>C</w:t>
+      </w:r>
+      <w:r>
+        <w:rPr>
+          <w:lang w:val="es-419" w:eastAsia="es-CO"/>
+        </w:rPr>
+        <w:t>ontiene una parte de azúcar por dos de agua (1:2)</w:t>
       </w:r>
     </w:p>
     <w:p>
@@ -6517,7 +6417,13 @@
           <w:lang w:val="es-419" w:eastAsia="es-CO"/>
         </w:rPr>
         <w:tab/>
-        <w:t>Contiene una parte de azúcar por una de agua</w:t>
+        <w:t>C</w:t>
+      </w:r>
+      <w:r>
+        <w:rPr>
+          <w:lang w:val="es-419" w:eastAsia="es-CO"/>
+        </w:rPr>
+        <w:t>ontiene una parte de azúcar por una de agua</w:t>
       </w:r>
       <w:r>
         <w:rPr>
@@ -6534,7 +6440,7 @@
     </w:p>
     <w:p>
       <w:pPr>
-        <w:pStyle w:val="Prrafodelista"/>
+        <w:pStyle w:val="ListParagraph"/>
         <w:numPr>
           <w:ilvl w:val="0"/>
           <w:numId w:val="11"/>
@@ -6556,13 +6462,7 @@
         <w:rPr>
           <w:lang w:val="es-419" w:eastAsia="es-CO"/>
         </w:rPr>
-        <w:t>: e</w:t>
-      </w:r>
-      <w:r>
-        <w:rPr>
-          <w:lang w:val="es-419" w:eastAsia="es-CO"/>
-        </w:rPr>
-        <w:t>n la preparación de conservas se utilizan hidrocoloides como: gelatinas, pectinas, entre otros.</w:t>
+        <w:t>: en la preparación de conservas se utilizan hidrocoloides como: gelatinas, pectinas, entre otros.</w:t>
       </w:r>
     </w:p>
     <w:p>
@@ -6691,7 +6591,7 @@
     </w:p>
     <w:p>
       <w:pPr>
-        <w:pStyle w:val="Prrafodelista"/>
+        <w:pStyle w:val="ListParagraph"/>
         <w:numPr>
           <w:ilvl w:val="0"/>
           <w:numId w:val="11"/>
@@ -6713,18 +6613,12 @@
         <w:rPr>
           <w:lang w:val="es-419" w:eastAsia="es-CO"/>
         </w:rPr>
-        <w:t xml:space="preserve"> el</w:t>
-      </w:r>
-      <w:r>
-        <w:rPr>
-          <w:lang w:val="es-419" w:eastAsia="es-CO"/>
-        </w:rPr>
-        <w:t xml:space="preserve"> cloruro de sodio más conocido como sal, es un saborizante que se le adiciona a los alimentos en bajas cantidades para potencializar el sabor de los alimentos, cuando esta se adiciona en grandes cantidades puede tener efecto conservador en un alimento, por lo cual es muy usada en productos como encurtidos, la sal adicionada a estos productos se añade en salmuera, es decir en combinación con agua.</w:t>
-      </w:r>
-    </w:p>
-    <w:p>
-      <w:pPr>
-        <w:pStyle w:val="Prrafodelista"/>
+        <w:t xml:space="preserve"> el cloruro de sodio más conocido como sal, es un saborizante que se le adiciona a los alimentos en bajas cantidades para potencializar el sabor de los alimentos, cuando esta se adiciona en grandes cantidades puede tener efecto conservador en un alimento, por lo cual es muy usada en productos como encurtidos, la sal adicionada a estos productos se añade en salmuera, es decir en combinación con agua.</w:t>
+      </w:r>
+    </w:p>
+    <w:p>
+      <w:pPr>
+        <w:pStyle w:val="ListParagraph"/>
         <w:numPr>
           <w:ilvl w:val="0"/>
           <w:numId w:val="11"/>
@@ -6746,19 +6640,7 @@
         <w:rPr>
           <w:lang w:val="es-419" w:eastAsia="es-CO"/>
         </w:rPr>
-        <w:t>: e</w:t>
-      </w:r>
-      <w:r>
-        <w:rPr>
-          <w:lang w:val="es-419" w:eastAsia="es-CO"/>
-        </w:rPr>
-        <w:t>l vinagre es el ácido que se utiliza en encurtidos como líquido de gobierno en combinación con la sal y hierbas aromáticas, este ayuda a impedir el crecimiento de microorganismos</w:t>
-      </w:r>
-      <w:r>
-        <w:rPr>
-          <w:lang w:val="es-419" w:eastAsia="es-CO"/>
-        </w:rPr>
-        <w:t>.</w:t>
+        <w:t>: el vinagre es el ácido que se utiliza en encurtidos como líquido de gobierno en combinación con la sal y hierbas aromáticas, este ayuda a impedir el crecimiento de microorganismos.</w:t>
       </w:r>
     </w:p>
     <w:p>
@@ -6851,150 +6733,70 @@
         <w:rPr>
           <w:lang w:val="es-419" w:eastAsia="es-CO"/>
         </w:rPr>
-        <w:t xml:space="preserve">Los hidrocoloides solubles en frío que no necesitan tratamiento térmico para dar viscosidad son: goma </w:t>
+        <w:t>Los hidrocoloides solubles en frío que no necesitan tratamiento térmico para dar viscosidad son: goma guar, arginato, goma arábiga y xantana. Mientras que los hidrocoloides solubles en caliente que necesitan calor para gelificar y dar viscosidad son: goma garrofín, pectinas, agar y carrageninas.</w:t>
+      </w:r>
+    </w:p>
+    <w:p>
+      <w:pPr>
+        <w:rPr>
+          <w:b/>
+          <w:bCs/>
+          <w:lang w:val="es-419" w:eastAsia="es-CO"/>
+        </w:rPr>
+      </w:pPr>
+      <w:r>
+        <w:rPr>
+          <w:b/>
+          <w:bCs/>
+          <w:lang w:val="es-419" w:eastAsia="es-CO"/>
+        </w:rPr>
+        <w:t xml:space="preserve">Carragenatos </w:t>
+      </w:r>
+    </w:p>
+    <w:p>
+      <w:pPr>
+        <w:rPr>
+          <w:lang w:val="es-419" w:eastAsia="es-CO"/>
+        </w:rPr>
+      </w:pPr>
+      <w:r>
+        <w:rPr>
+          <w:lang w:val="es-419" w:eastAsia="es-CO"/>
+        </w:rPr>
+        <w:t>Estas sustancias son capaces de formar geles y son obtenidas de las algas (</w:t>
       </w:r>
       <w:proofErr w:type="spellStart"/>
       <w:r>
         <w:rPr>
-          <w:lang w:val="es-419" w:eastAsia="es-CO"/>
-        </w:rPr>
-        <w:t>guar</w:t>
+          <w:rStyle w:val="Extranjerismo"/>
+        </w:rPr>
+        <w:t>chondrus</w:t>
       </w:r>
       <w:proofErr w:type="spellEnd"/>
       <w:r>
         <w:rPr>
-          <w:lang w:val="es-419" w:eastAsia="es-CO"/>
+          <w:rStyle w:val="Extranjerismo"/>
+        </w:rPr>
+        <w:t xml:space="preserve"> crispus, </w:t>
+      </w:r>
+      <w:proofErr w:type="spellStart"/>
+      <w:r>
+        <w:rPr>
+          <w:rStyle w:val="Extranjerismo"/>
+        </w:rPr>
+        <w:t>gigartina</w:t>
+      </w:r>
+      <w:proofErr w:type="spellEnd"/>
+      <w:r>
+        <w:rPr>
+          <w:rStyle w:val="Extranjerismo"/>
         </w:rPr>
         <w:t xml:space="preserve">, </w:t>
       </w:r>
       <w:proofErr w:type="spellStart"/>
       <w:r>
         <w:rPr>
-          <w:lang w:val="es-419" w:eastAsia="es-CO"/>
-        </w:rPr>
-        <w:t>arginato</w:t>
-      </w:r>
-      <w:proofErr w:type="spellEnd"/>
-      <w:r>
-        <w:rPr>
-          <w:lang w:val="es-419" w:eastAsia="es-CO"/>
-        </w:rPr>
-        <w:t xml:space="preserve">, goma arábiga y xantana. Mientras que los hidrocoloides solubles en caliente que necesitan calor para gelificar y dar viscosidad son: goma </w:t>
-      </w:r>
-      <w:proofErr w:type="spellStart"/>
-      <w:r>
-        <w:rPr>
-          <w:lang w:val="es-419" w:eastAsia="es-CO"/>
-        </w:rPr>
-        <w:t>garrofín</w:t>
-      </w:r>
-      <w:proofErr w:type="spellEnd"/>
-      <w:r>
-        <w:rPr>
-          <w:lang w:val="es-419" w:eastAsia="es-CO"/>
-        </w:rPr>
-        <w:t xml:space="preserve">, pectinas, agar y </w:t>
-      </w:r>
-      <w:proofErr w:type="spellStart"/>
-      <w:r>
-        <w:rPr>
-          <w:lang w:val="es-419" w:eastAsia="es-CO"/>
-        </w:rPr>
-        <w:t>carrageninas</w:t>
-      </w:r>
-      <w:proofErr w:type="spellEnd"/>
-      <w:r>
-        <w:rPr>
-          <w:lang w:val="es-419" w:eastAsia="es-CO"/>
-        </w:rPr>
-        <w:t>.</w:t>
-      </w:r>
-    </w:p>
-    <w:p>
-      <w:pPr>
-        <w:rPr>
-          <w:b/>
-          <w:bCs/>
-          <w:lang w:val="es-419" w:eastAsia="es-CO"/>
-        </w:rPr>
-      </w:pPr>
-      <w:proofErr w:type="spellStart"/>
-      <w:r>
-        <w:rPr>
-          <w:b/>
-          <w:bCs/>
-          <w:lang w:val="es-419" w:eastAsia="es-CO"/>
-        </w:rPr>
-        <w:t>Carragenatos</w:t>
-      </w:r>
-      <w:proofErr w:type="spellEnd"/>
-      <w:r>
-        <w:rPr>
-          <w:b/>
-          <w:bCs/>
-          <w:lang w:val="es-419" w:eastAsia="es-CO"/>
-        </w:rPr>
-        <w:t xml:space="preserve"> </w:t>
-      </w:r>
-    </w:p>
-    <w:p>
-      <w:pPr>
-        <w:rPr>
-          <w:lang w:val="es-419" w:eastAsia="es-CO"/>
-        </w:rPr>
-      </w:pPr>
-      <w:r>
-        <w:rPr>
-          <w:lang w:val="es-419" w:eastAsia="es-CO"/>
-        </w:rPr>
-        <w:t>Estas sustancias son capaces de formar geles y son obtenidas de las algas (</w:t>
-      </w:r>
-      <w:proofErr w:type="spellStart"/>
-      <w:r>
-        <w:rPr>
-          <w:lang w:val="es-419" w:eastAsia="es-CO"/>
-        </w:rPr>
-        <w:t>chondrus</w:t>
-      </w:r>
-      <w:proofErr w:type="spellEnd"/>
-      <w:r>
-        <w:rPr>
-          <w:lang w:val="es-419" w:eastAsia="es-CO"/>
-        </w:rPr>
-        <w:t xml:space="preserve"> </w:t>
-      </w:r>
-      <w:proofErr w:type="spellStart"/>
-      <w:r>
-        <w:rPr>
-          <w:lang w:val="es-419" w:eastAsia="es-CO"/>
-        </w:rPr>
-        <w:t>crispus</w:t>
-      </w:r>
-      <w:proofErr w:type="spellEnd"/>
-      <w:r>
-        <w:rPr>
-          <w:lang w:val="es-419" w:eastAsia="es-CO"/>
-        </w:rPr>
-        <w:t xml:space="preserve">, </w:t>
-      </w:r>
-      <w:proofErr w:type="spellStart"/>
-      <w:r>
-        <w:rPr>
-          <w:lang w:val="es-419" w:eastAsia="es-CO"/>
-        </w:rPr>
-        <w:t>gigartina</w:t>
-      </w:r>
-      <w:proofErr w:type="spellEnd"/>
-      <w:r>
-        <w:rPr>
-          <w:lang w:val="es-419" w:eastAsia="es-CO"/>
-        </w:rPr>
-        <w:t xml:space="preserve">, </w:t>
-      </w:r>
-      <w:proofErr w:type="spellStart"/>
-      <w:r>
-        <w:rPr>
-          <w:lang w:val="es-419" w:eastAsia="es-CO"/>
+          <w:rStyle w:val="Extranjerismo"/>
         </w:rPr>
         <w:t>furcellaria</w:t>
       </w:r>
@@ -7106,7 +6908,7 @@
     </w:p>
     <w:p>
       <w:pPr>
-        <w:pStyle w:val="Prrafodelista"/>
+        <w:pStyle w:val="ListParagraph"/>
         <w:numPr>
           <w:ilvl w:val="0"/>
           <w:numId w:val="12"/>
@@ -7133,7 +6935,7 @@
     </w:p>
     <w:p>
       <w:pPr>
-        <w:pStyle w:val="Prrafodelista"/>
+        <w:pStyle w:val="ListParagraph"/>
         <w:numPr>
           <w:ilvl w:val="0"/>
           <w:numId w:val="12"/>
@@ -7160,7 +6962,7 @@
     </w:p>
     <w:p>
       <w:pPr>
-        <w:pStyle w:val="Prrafodelista"/>
+        <w:pStyle w:val="ListParagraph"/>
         <w:numPr>
           <w:ilvl w:val="0"/>
           <w:numId w:val="12"/>
@@ -7224,7 +7026,7 @@
     </w:p>
     <w:p>
       <w:pPr>
-        <w:pStyle w:val="Prrafodelista"/>
+        <w:pStyle w:val="ListParagraph"/>
         <w:numPr>
           <w:ilvl w:val="0"/>
           <w:numId w:val="13"/>
@@ -7251,7 +7053,7 @@
     </w:p>
     <w:p>
       <w:pPr>
-        <w:pStyle w:val="Prrafodelista"/>
+        <w:pStyle w:val="ListParagraph"/>
         <w:numPr>
           <w:ilvl w:val="0"/>
           <w:numId w:val="13"/>
@@ -7278,7 +7080,7 @@
     </w:p>
     <w:p>
       <w:pPr>
-        <w:pStyle w:val="Prrafodelista"/>
+        <w:pStyle w:val="ListParagraph"/>
         <w:numPr>
           <w:ilvl w:val="0"/>
           <w:numId w:val="13"/>
@@ -7300,38 +7102,7 @@
         <w:rPr>
           <w:lang w:val="es-419" w:eastAsia="es-CO"/>
         </w:rPr>
-        <w:t xml:space="preserve">: en este grupo se encuentra el </w:t>
-      </w:r>
-      <w:proofErr w:type="spellStart"/>
-      <w:r>
-        <w:rPr>
-          <w:lang w:val="es-419" w:eastAsia="es-CO"/>
-        </w:rPr>
-        <w:t>glutámato</w:t>
-      </w:r>
-      <w:proofErr w:type="spellEnd"/>
-      <w:r>
-        <w:rPr>
-          <w:lang w:val="es-419" w:eastAsia="es-CO"/>
-        </w:rPr>
-        <w:t xml:space="preserve"> monosódico que aporta el sabor “umami” a los alimentos, este compuesto es potenciador del sabor de los alimentos como salsas, productos cárnicos y hortalizas.</w:t>
-      </w:r>
-    </w:p>
-    <w:p>
-      <w:pPr>
-        <w:rPr>
-          <w:b/>
-          <w:bCs/>
-          <w:lang w:val="es-419" w:eastAsia="es-CO"/>
-        </w:rPr>
-      </w:pPr>
-      <w:r>
-        <w:rPr>
-          <w:b/>
-          <w:bCs/>
-          <w:lang w:val="es-419" w:eastAsia="es-CO"/>
-        </w:rPr>
-        <w:t>Materiales para elaborar conservas</w:t>
+        <w:t>: en este grupo se encuentra el glutámato monosódico que aporta el sabor “umami” a los alimentos, este compuesto es potenciador del sabor de los alimentos como salsas, productos cárnicos y hortalizas.</w:t>
       </w:r>
     </w:p>
     <w:p>
@@ -7355,6 +7126,24 @@
     </w:p>
     <w:p>
       <w:pPr>
+        <w:rPr>
+          <w:b/>
+          <w:bCs/>
+          <w:lang w:val="es-419" w:eastAsia="es-CO"/>
+        </w:rPr>
+      </w:pPr>
+      <w:r>
+        <w:rPr>
+          <w:b/>
+          <w:bCs/>
+          <w:lang w:val="es-419" w:eastAsia="es-CO"/>
+        </w:rPr>
+        <w:lastRenderedPageBreak/>
+        <w:t>Materiales para elaborar conservas</w:t>
+      </w:r>
+    </w:p>
+    <w:p>
+      <w:pPr>
         <w:pStyle w:val="Figura"/>
         <w:ind w:firstLine="0"/>
         <w:rPr>
@@ -7362,7 +7151,6 @@
         </w:rPr>
       </w:pPr>
       <w:r>
-        <w:lastRenderedPageBreak/>
         <w:t>Partes de un frasco para conservas</w:t>
       </w:r>
       <w:r>
@@ -7498,7 +7286,31 @@
         <w:rPr>
           <w:lang w:val="es-419" w:eastAsia="es-CO"/>
         </w:rPr>
-        <w:t xml:space="preserve">Uno de los cierres más comunes para los tarros de vidrio son las tapas metálicas tipo twist off, fabricadas en acero u hojalata y barnizadas en su exterior para ofrecer </w:t>
+        <w:t xml:space="preserve">Uno de los cierres más comunes para los tarros de vidrio son las tapas metálicas </w:t>
+      </w:r>
+      <w:r>
+        <w:rPr>
+          <w:lang w:val="es-419" w:eastAsia="es-CO"/>
+        </w:rPr>
+        <w:t xml:space="preserve">tipo </w:t>
+      </w:r>
+      <w:r>
+        <w:rPr>
+          <w:rStyle w:val="Extranjerismo"/>
+        </w:rPr>
+        <w:t>twist off</w:t>
+      </w:r>
+      <w:r>
+        <w:rPr>
+          <w:lang w:val="es-419" w:eastAsia="es-CO"/>
+        </w:rPr>
+        <w:t>,</w:t>
+      </w:r>
+      <w:r>
+        <w:rPr>
+          <w:lang w:val="es-419" w:eastAsia="es-CO"/>
+        </w:rPr>
+        <w:t xml:space="preserve"> fabricadas en acero u hojalata y barnizadas en su exterior para ofrecer </w:t>
       </w:r>
       <w:r>
         <w:rPr>
@@ -7523,13 +7335,13 @@
     </w:p>
     <w:p>
       <w:pPr>
-        <w:pStyle w:val="Ttulo2"/>
-      </w:pPr>
-      <w:bookmarkStart w:id="20" w:name="_Toc185510709"/>
+        <w:pStyle w:val="Heading2"/>
+      </w:pPr>
+      <w:bookmarkStart w:id="22" w:name="_Toc193211302"/>
       <w:r>
         <w:t>Higiene en la manipulación de conservas</w:t>
       </w:r>
-      <w:bookmarkEnd w:id="20"/>
+      <w:bookmarkEnd w:id="22"/>
     </w:p>
     <w:p>
       <w:pPr>
@@ -7670,7 +7482,7 @@
     </w:p>
     <w:p>
       <w:pPr>
-        <w:pStyle w:val="Prrafodelista"/>
+        <w:pStyle w:val="ListParagraph"/>
         <w:numPr>
           <w:ilvl w:val="0"/>
           <w:numId w:val="14"/>
@@ -7689,7 +7501,7 @@
     </w:p>
     <w:p>
       <w:pPr>
-        <w:pStyle w:val="Prrafodelista"/>
+        <w:pStyle w:val="ListParagraph"/>
         <w:numPr>
           <w:ilvl w:val="0"/>
           <w:numId w:val="14"/>
@@ -7708,7 +7520,7 @@
     </w:p>
     <w:p>
       <w:pPr>
-        <w:pStyle w:val="Prrafodelista"/>
+        <w:pStyle w:val="ListParagraph"/>
         <w:numPr>
           <w:ilvl w:val="0"/>
           <w:numId w:val="14"/>
@@ -7727,7 +7539,7 @@
     </w:p>
     <w:p>
       <w:pPr>
-        <w:pStyle w:val="Prrafodelista"/>
+        <w:pStyle w:val="ListParagraph"/>
         <w:numPr>
           <w:ilvl w:val="0"/>
           <w:numId w:val="14"/>
@@ -7746,7 +7558,7 @@
     </w:p>
     <w:p>
       <w:pPr>
-        <w:pStyle w:val="Prrafodelista"/>
+        <w:pStyle w:val="ListParagraph"/>
         <w:numPr>
           <w:ilvl w:val="0"/>
           <w:numId w:val="14"/>
@@ -7765,7 +7577,7 @@
     </w:p>
     <w:p>
       <w:pPr>
-        <w:pStyle w:val="Prrafodelista"/>
+        <w:pStyle w:val="ListParagraph"/>
         <w:numPr>
           <w:ilvl w:val="0"/>
           <w:numId w:val="14"/>
@@ -7785,7 +7597,7 @@
     </w:p>
     <w:p>
       <w:pPr>
-        <w:pStyle w:val="Prrafodelista"/>
+        <w:pStyle w:val="ListParagraph"/>
         <w:numPr>
           <w:ilvl w:val="0"/>
           <w:numId w:val="14"/>
@@ -7804,7 +7616,7 @@
     </w:p>
     <w:p>
       <w:pPr>
-        <w:pStyle w:val="Prrafodelista"/>
+        <w:pStyle w:val="ListParagraph"/>
         <w:numPr>
           <w:ilvl w:val="0"/>
           <w:numId w:val="14"/>
@@ -7823,7 +7635,7 @@
     </w:p>
     <w:p>
       <w:pPr>
-        <w:pStyle w:val="Prrafodelista"/>
+        <w:pStyle w:val="ListParagraph"/>
         <w:numPr>
           <w:ilvl w:val="0"/>
           <w:numId w:val="14"/>
@@ -7842,7 +7654,7 @@
     </w:p>
     <w:p>
       <w:pPr>
-        <w:pStyle w:val="Prrafodelista"/>
+        <w:pStyle w:val="ListParagraph"/>
         <w:numPr>
           <w:ilvl w:val="0"/>
           <w:numId w:val="14"/>
@@ -7861,7 +7673,7 @@
     </w:p>
     <w:p>
       <w:pPr>
-        <w:pStyle w:val="Prrafodelista"/>
+        <w:pStyle w:val="ListParagraph"/>
         <w:numPr>
           <w:ilvl w:val="0"/>
           <w:numId w:val="14"/>
@@ -7880,7 +7692,7 @@
     </w:p>
     <w:p>
       <w:pPr>
-        <w:pStyle w:val="Prrafodelista"/>
+        <w:pStyle w:val="ListParagraph"/>
         <w:numPr>
           <w:ilvl w:val="0"/>
           <w:numId w:val="14"/>
@@ -7916,7 +7728,7 @@
     </w:p>
     <w:p>
       <w:pPr>
-        <w:pStyle w:val="Prrafodelista"/>
+        <w:pStyle w:val="ListParagraph"/>
         <w:numPr>
           <w:ilvl w:val="0"/>
           <w:numId w:val="15"/>
@@ -7935,7 +7747,7 @@
     </w:p>
     <w:p>
       <w:pPr>
-        <w:pStyle w:val="Prrafodelista"/>
+        <w:pStyle w:val="ListParagraph"/>
         <w:numPr>
           <w:ilvl w:val="0"/>
           <w:numId w:val="15"/>
@@ -7954,7 +7766,7 @@
     </w:p>
     <w:p>
       <w:pPr>
-        <w:pStyle w:val="Prrafodelista"/>
+        <w:pStyle w:val="ListParagraph"/>
         <w:numPr>
           <w:ilvl w:val="0"/>
           <w:numId w:val="15"/>
@@ -7973,7 +7785,7 @@
     </w:p>
     <w:p>
       <w:pPr>
-        <w:pStyle w:val="Prrafodelista"/>
+        <w:pStyle w:val="ListParagraph"/>
         <w:numPr>
           <w:ilvl w:val="0"/>
           <w:numId w:val="15"/>
@@ -7992,7 +7804,7 @@
     </w:p>
     <w:p>
       <w:pPr>
-        <w:pStyle w:val="Prrafodelista"/>
+        <w:pStyle w:val="ListParagraph"/>
         <w:numPr>
           <w:ilvl w:val="0"/>
           <w:numId w:val="15"/>
@@ -8011,7 +7823,7 @@
     </w:p>
     <w:p>
       <w:pPr>
-        <w:pStyle w:val="Prrafodelista"/>
+        <w:pStyle w:val="ListParagraph"/>
         <w:numPr>
           <w:ilvl w:val="0"/>
           <w:numId w:val="15"/>
@@ -8030,7 +7842,7 @@
     </w:p>
     <w:p>
       <w:pPr>
-        <w:pStyle w:val="Prrafodelista"/>
+        <w:pStyle w:val="ListParagraph"/>
         <w:numPr>
           <w:ilvl w:val="0"/>
           <w:numId w:val="15"/>
@@ -8093,7 +7905,7 @@
     </w:p>
     <w:p>
       <w:pPr>
-        <w:pStyle w:val="Prrafodelista"/>
+        <w:pStyle w:val="ListParagraph"/>
         <w:numPr>
           <w:ilvl w:val="0"/>
           <w:numId w:val="20"/>
@@ -8112,7 +7924,7 @@
     </w:p>
     <w:p>
       <w:pPr>
-        <w:pStyle w:val="Prrafodelista"/>
+        <w:pStyle w:val="ListParagraph"/>
         <w:numPr>
           <w:ilvl w:val="0"/>
           <w:numId w:val="20"/>
@@ -8131,7 +7943,7 @@
     </w:p>
     <w:p>
       <w:pPr>
-        <w:pStyle w:val="Prrafodelista"/>
+        <w:pStyle w:val="ListParagraph"/>
         <w:numPr>
           <w:ilvl w:val="0"/>
           <w:numId w:val="20"/>
@@ -8150,7 +7962,7 @@
     </w:p>
     <w:p>
       <w:pPr>
-        <w:pStyle w:val="Prrafodelista"/>
+        <w:pStyle w:val="ListParagraph"/>
         <w:numPr>
           <w:ilvl w:val="0"/>
           <w:numId w:val="20"/>
@@ -8169,7 +7981,7 @@
     </w:p>
     <w:p>
       <w:pPr>
-        <w:pStyle w:val="Prrafodelista"/>
+        <w:pStyle w:val="ListParagraph"/>
         <w:numPr>
           <w:ilvl w:val="0"/>
           <w:numId w:val="20"/>
@@ -8188,7 +8000,7 @@
     </w:p>
     <w:p>
       <w:pPr>
-        <w:pStyle w:val="Prrafodelista"/>
+        <w:pStyle w:val="ListParagraph"/>
         <w:numPr>
           <w:ilvl w:val="0"/>
           <w:numId w:val="20"/>
@@ -8207,7 +8019,7 @@
     </w:p>
     <w:p>
       <w:pPr>
-        <w:pStyle w:val="Prrafodelista"/>
+        <w:pStyle w:val="ListParagraph"/>
         <w:numPr>
           <w:ilvl w:val="0"/>
           <w:numId w:val="20"/>
@@ -8226,7 +8038,7 @@
     </w:p>
     <w:p>
       <w:pPr>
-        <w:pStyle w:val="Prrafodelista"/>
+        <w:pStyle w:val="ListParagraph"/>
         <w:numPr>
           <w:ilvl w:val="0"/>
           <w:numId w:val="20"/>
@@ -8275,7 +8087,7 @@
     </w:p>
     <w:p>
       <w:pPr>
-        <w:pStyle w:val="Prrafodelista"/>
+        <w:pStyle w:val="ListParagraph"/>
         <w:numPr>
           <w:ilvl w:val="0"/>
           <w:numId w:val="16"/>
@@ -8294,7 +8106,7 @@
     </w:p>
     <w:p>
       <w:pPr>
-        <w:pStyle w:val="Prrafodelista"/>
+        <w:pStyle w:val="ListParagraph"/>
         <w:numPr>
           <w:ilvl w:val="0"/>
           <w:numId w:val="16"/>
@@ -8313,7 +8125,7 @@
     </w:p>
     <w:p>
       <w:pPr>
-        <w:pStyle w:val="Prrafodelista"/>
+        <w:pStyle w:val="ListParagraph"/>
         <w:numPr>
           <w:ilvl w:val="0"/>
           <w:numId w:val="16"/>
@@ -8332,7 +8144,7 @@
     </w:p>
     <w:p>
       <w:pPr>
-        <w:pStyle w:val="Prrafodelista"/>
+        <w:pStyle w:val="ListParagraph"/>
         <w:numPr>
           <w:ilvl w:val="0"/>
           <w:numId w:val="16"/>
@@ -8351,7 +8163,7 @@
     </w:p>
     <w:p>
       <w:pPr>
-        <w:pStyle w:val="Prrafodelista"/>
+        <w:pStyle w:val="ListParagraph"/>
         <w:numPr>
           <w:ilvl w:val="0"/>
           <w:numId w:val="16"/>
@@ -8401,7 +8213,7 @@
     </w:p>
     <w:p>
       <w:pPr>
-        <w:pStyle w:val="Prrafodelista"/>
+        <w:pStyle w:val="ListParagraph"/>
         <w:numPr>
           <w:ilvl w:val="0"/>
           <w:numId w:val="18"/>
@@ -8423,18 +8235,12 @@
         <w:rPr>
           <w:lang w:val="es-419" w:eastAsia="es-CO"/>
         </w:rPr>
-        <w:t xml:space="preserve">: </w:t>
-      </w:r>
-      <w:r>
-        <w:rPr>
-          <w:lang w:val="es-419" w:eastAsia="es-CO"/>
-        </w:rPr>
-        <w:t>esta operación se realiza para retirar toda la suciedad que viene adherida a la superficie de las frutas y verduras, se efectúa con agua potable y un cepillo para productos con piel gruesa, mientras la limpieza de las verduras de hoja se hace hoja por hoja.</w:t>
-      </w:r>
-    </w:p>
-    <w:p>
-      <w:pPr>
-        <w:pStyle w:val="Prrafodelista"/>
+        <w:t>: esta operación se realiza para retirar toda la suciedad que viene adherida a la superficie de las frutas y verduras, se efectúa con agua potable y un cepillo para productos con piel gruesa, mientras la limpieza de las verduras de hoja se hace hoja por hoja.</w:t>
+      </w:r>
+    </w:p>
+    <w:p>
+      <w:pPr>
+        <w:pStyle w:val="ListParagraph"/>
         <w:numPr>
           <w:ilvl w:val="0"/>
           <w:numId w:val="18"/>
@@ -8456,25 +8262,7 @@
         <w:rPr>
           <w:lang w:val="es-419" w:eastAsia="es-CO"/>
         </w:rPr>
-        <w:t xml:space="preserve"> </w:t>
-      </w:r>
-      <w:r>
-        <w:rPr>
-          <w:lang w:val="es-419" w:eastAsia="es-CO"/>
-        </w:rPr>
-        <w:t>antes de usar los envases para las conservas deben ser sumergidos en agua con jabón y ser frotados con cepillos por todas las superficies tanto interna como externa, luego se enjuaga con agua limpia y potable y por último se deben sumergir en agua caliente a una temperatura de 80º</w:t>
-      </w:r>
-      <w:r>
-        <w:rPr>
-          <w:lang w:val="es-419" w:eastAsia="es-CO"/>
-        </w:rPr>
-        <w:t xml:space="preserve"> </w:t>
-      </w:r>
-      <w:r>
-        <w:rPr>
-          <w:lang w:val="es-419" w:eastAsia="es-CO"/>
-        </w:rPr>
-        <w:t>C por unos 15 minutos. Este mismo procedimiento se debe hacer con las tapas de los recipientes.</w:t>
+        <w:t xml:space="preserve"> antes de usar los envases para las conservas deben ser sumergidos en agua con jabón y ser frotados con cepillos por todas las superficies tanto interna como externa, luego se enjuaga con agua limpia y potable y por último se deben sumergir en agua caliente a una temperatura de 80º C por unos 15 minutos. Este mismo procedimiento se debe hacer con las tapas de los recipientes.</w:t>
       </w:r>
     </w:p>
     <w:p>
@@ -8509,7 +8297,7 @@
     </w:p>
     <w:p>
       <w:pPr>
-        <w:pStyle w:val="Prrafodelista"/>
+        <w:pStyle w:val="ListParagraph"/>
         <w:numPr>
           <w:ilvl w:val="0"/>
           <w:numId w:val="17"/>
@@ -8529,7 +8317,7 @@
     </w:p>
     <w:p>
       <w:pPr>
-        <w:pStyle w:val="Prrafodelista"/>
+        <w:pStyle w:val="ListParagraph"/>
         <w:numPr>
           <w:ilvl w:val="0"/>
           <w:numId w:val="17"/>
@@ -8548,7 +8336,7 @@
     </w:p>
     <w:p>
       <w:pPr>
-        <w:pStyle w:val="Prrafodelista"/>
+        <w:pStyle w:val="ListParagraph"/>
         <w:numPr>
           <w:ilvl w:val="0"/>
           <w:numId w:val="17"/>
@@ -8567,7 +8355,7 @@
     </w:p>
     <w:p>
       <w:pPr>
-        <w:pStyle w:val="Prrafodelista"/>
+        <w:pStyle w:val="ListParagraph"/>
         <w:numPr>
           <w:ilvl w:val="0"/>
           <w:numId w:val="17"/>
@@ -8586,7 +8374,7 @@
     </w:p>
     <w:p>
       <w:pPr>
-        <w:pStyle w:val="Prrafodelista"/>
+        <w:pStyle w:val="ListParagraph"/>
         <w:numPr>
           <w:ilvl w:val="0"/>
           <w:numId w:val="17"/>
@@ -8605,7 +8393,7 @@
     </w:p>
     <w:p>
       <w:pPr>
-        <w:pStyle w:val="Prrafodelista"/>
+        <w:pStyle w:val="ListParagraph"/>
         <w:numPr>
           <w:ilvl w:val="0"/>
           <w:numId w:val="17"/>
@@ -8624,7 +8412,7 @@
     </w:p>
     <w:p>
       <w:pPr>
-        <w:pStyle w:val="Prrafodelista"/>
+        <w:pStyle w:val="ListParagraph"/>
         <w:numPr>
           <w:ilvl w:val="0"/>
           <w:numId w:val="19"/>
@@ -8646,13 +8434,7 @@
         <w:rPr>
           <w:lang w:val="es-419" w:eastAsia="es-CO"/>
         </w:rPr>
-        <w:t>: l</w:t>
-      </w:r>
-      <w:r>
-        <w:rPr>
-          <w:lang w:val="es-419" w:eastAsia="es-CO"/>
-        </w:rPr>
-        <w:t>a desinfección es una operación que va después de la limpieza, con esta se buscan eliminar microorganismos vivos como esporas y bacterias, al seleccionar los agentes de desinfección es importante tener en cuenta la superficie a desinfectar y los tipos de alimentos a desinfectar; en caso de las verduras se aconsejan utilizar una cantidad mínima de desinfectante para verduras que son de hoja, mientras que para frutas y verduras con piel más gruesa se recomienda el escaldo para la eliminación de agentes patógenos.</w:t>
+        <w:t>: la desinfección es una operación que va después de la limpieza, con esta se buscan eliminar microorganismos vivos como esporas y bacterias, al seleccionar los agentes de desinfección es importante tener en cuenta la superficie a desinfectar y los tipos de alimentos a desinfectar; en caso de las verduras se aconsejan utilizar una cantidad mínima de desinfectante para verduras que son de hoja, mientras que para frutas y verduras con piel más gruesa se recomienda el escaldo para la eliminación de agentes patógenos.</w:t>
       </w:r>
     </w:p>
     <w:p>
@@ -8670,7 +8452,7 @@
     </w:p>
     <w:p>
       <w:pPr>
-        <w:pStyle w:val="Prrafodelista"/>
+        <w:pStyle w:val="ListParagraph"/>
         <w:numPr>
           <w:ilvl w:val="0"/>
           <w:numId w:val="19"/>
@@ -8697,7 +8479,7 @@
     </w:p>
     <w:p>
       <w:pPr>
-        <w:pStyle w:val="Prrafodelista"/>
+        <w:pStyle w:val="ListParagraph"/>
         <w:ind w:left="709" w:firstLine="0"/>
         <w:rPr>
           <w:lang w:val="es-419" w:eastAsia="es-CO"/>
@@ -8805,24 +8587,20 @@
         <w:rPr>
           <w:b/>
           <w:bCs/>
-          <w:lang w:val="es-419" w:eastAsia="es-CO"/>
-        </w:rPr>
-      </w:pPr>
-      <w:r>
-        <w:rPr>
-          <w:b/>
-          <w:bCs/>
+          <w:i/>
+          <w:iCs w:val="0"/>
+          <w:lang w:val="es-419" w:eastAsia="es-CO"/>
+        </w:rPr>
+      </w:pPr>
+      <w:r>
+        <w:rPr>
+          <w:b/>
+          <w:bCs/>
+          <w:i/>
+          <w:iCs w:val="0"/>
           <w:lang w:val="es-419" w:eastAsia="es-CO"/>
         </w:rPr>
         <w:t>Sustancias químicas para desinfección</w:t>
-      </w:r>
-      <w:r>
-        <w:rPr>
-          <w:b/>
-          <w:bCs/>
-          <w:lang w:val="es-419" w:eastAsia="es-CO"/>
-        </w:rPr>
-        <w:t>.</w:t>
       </w:r>
     </w:p>
     <w:tbl>
@@ -9096,7 +8874,7 @@
     </w:p>
     <w:p>
       <w:pPr>
-        <w:pStyle w:val="Prrafodelista"/>
+        <w:pStyle w:val="ListParagraph"/>
         <w:ind w:left="709" w:firstLine="0"/>
         <w:rPr>
           <w:szCs w:val="28"/>
@@ -9106,7 +8884,7 @@
     </w:p>
     <w:p>
       <w:pPr>
-        <w:pStyle w:val="Prrafodelista"/>
+        <w:pStyle w:val="ListParagraph"/>
         <w:ind w:left="709" w:firstLine="0"/>
         <w:rPr>
           <w:szCs w:val="28"/>
@@ -9125,12 +8903,12 @@
       <w:pPr>
         <w:pStyle w:val="Titulosgenerales"/>
       </w:pPr>
-      <w:bookmarkStart w:id="21" w:name="_Toc185510710"/>
+      <w:bookmarkStart w:id="23" w:name="_Toc193211303"/>
       <w:r>
         <w:lastRenderedPageBreak/>
         <w:t>Síntesis</w:t>
       </w:r>
-      <w:bookmarkEnd w:id="21"/>
+      <w:bookmarkEnd w:id="23"/>
       <w:r>
         <w:t xml:space="preserve"> </w:t>
       </w:r>
@@ -9226,12 +9004,12 @@
       <w:pPr>
         <w:pStyle w:val="Titulosgenerales"/>
       </w:pPr>
-      <w:bookmarkStart w:id="22" w:name="_Toc185510711"/>
+      <w:bookmarkStart w:id="24" w:name="_Toc193211304"/>
       <w:r>
         <w:lastRenderedPageBreak/>
         <w:t>Glosario</w:t>
       </w:r>
-      <w:bookmarkEnd w:id="22"/>
+      <w:bookmarkEnd w:id="24"/>
     </w:p>
     <w:p>
       <w:pPr>
@@ -9785,12 +9563,12 @@
       <w:pPr>
         <w:pStyle w:val="Titulosgenerales"/>
       </w:pPr>
-      <w:bookmarkStart w:id="23" w:name="_Toc185510712"/>
+      <w:bookmarkStart w:id="25" w:name="_Toc193211305"/>
       <w:r>
         <w:lastRenderedPageBreak/>
         <w:t>Material complementario</w:t>
       </w:r>
-      <w:bookmarkEnd w:id="23"/>
+      <w:bookmarkEnd w:id="25"/>
     </w:p>
     <w:tbl>
       <w:tblPr>
@@ -9982,11 +9760,27 @@
             <w:hyperlink r:id="rId19" w:history="1">
               <w:r>
                 <w:rPr>
-                  <w:rStyle w:val="Hipervnculo"/>
+                  <w:rStyle w:val="Hyperlink"/>
                   <w:sz w:val="28"/>
                   <w:szCs w:val="28"/>
                 </w:rPr>
-                <w:t>https://ia800801.us.archive.org/22/items/tirapic/Las_mejores_conservas.pdf</w:t>
+                <w:t>https://ia800801.us.archive.org/22/items/tirap</w:t>
+              </w:r>
+              <w:r>
+                <w:rPr>
+                  <w:rStyle w:val="Hyperlink"/>
+                  <w:sz w:val="28"/>
+                  <w:szCs w:val="28"/>
+                </w:rPr>
+                <w:t>i</w:t>
+              </w:r>
+              <w:r>
+                <w:rPr>
+                  <w:rStyle w:val="Hyperlink"/>
+                  <w:sz w:val="28"/>
+                  <w:szCs w:val="28"/>
+                </w:rPr>
+                <w:t>c/Las_mejores_conservas.pdf</w:t>
               </w:r>
             </w:hyperlink>
           </w:p>
@@ -10041,23 +9835,7 @@
                 <w:sz w:val="28"/>
                 <w:szCs w:val="28"/>
               </w:rPr>
-              <w:t xml:space="preserve">Organización de las Naciones Unidas para la Agricultura y la Alimentación. (1993). Prevención de pérdidas de alimentos poscosecha: frutas, hortalizas, raíces y tubérculos. (Colección FAO: Capacitación, </w:t>
-            </w:r>
-            <w:proofErr w:type="spellStart"/>
-            <w:r>
-              <w:rPr>
-                <w:sz w:val="28"/>
-                <w:szCs w:val="28"/>
-              </w:rPr>
-              <w:t>N°</w:t>
-            </w:r>
-            <w:proofErr w:type="spellEnd"/>
-            <w:r>
-              <w:rPr>
-                <w:sz w:val="28"/>
-                <w:szCs w:val="28"/>
-              </w:rPr>
-              <w:t xml:space="preserve"> 17/2). Roma: FAO.</w:t>
+              <w:t>Organización de las Naciones Unidas para la Agricultura y la Alimentación. (1993). Prevención de pérdidas de alimentos poscosecha: frutas, hortalizas, raíces y tubérculos. (Colección FAO: Capacitación, N° 17/2). Roma: FAO.</w:t>
             </w:r>
           </w:p>
         </w:tc>
@@ -10094,12 +9872,24 @@
                 <w:sz w:val="22"/>
               </w:rPr>
             </w:pPr>
-            <w:hyperlink r:id="rId20" w:history="1">
+            <w:hyperlink r:id="rId20" w:anchor="Contents" w:history="1">
               <w:r>
                 <w:rPr>
-                  <w:rStyle w:val="Hipervnculo"/>
+                  <w:rStyle w:val="Hyperlink"/>
                 </w:rPr>
-                <w:t>https://www.fao.org/4/t0073s/T0073S00.htm#Contents</w:t>
+                <w:t>https://www.f</w:t>
+              </w:r>
+              <w:r>
+                <w:rPr>
+                  <w:rStyle w:val="Hyperlink"/>
+                </w:rPr>
+                <w:t>a</w:t>
+              </w:r>
+              <w:r>
+                <w:rPr>
+                  <w:rStyle w:val="Hyperlink"/>
+                </w:rPr>
+                <w:t>o.org/4/t0073s/T0073S00.htm#Contents</w:t>
               </w:r>
             </w:hyperlink>
           </w:p>
@@ -10152,12 +9942,12 @@
       <w:pPr>
         <w:pStyle w:val="Titulosgenerales"/>
       </w:pPr>
-      <w:bookmarkStart w:id="24" w:name="_Toc185510713"/>
+      <w:bookmarkStart w:id="26" w:name="_Toc193211306"/>
       <w:r>
         <w:lastRenderedPageBreak/>
         <w:t>Referencias bibliográficas</w:t>
       </w:r>
-      <w:bookmarkEnd w:id="24"/>
+      <w:bookmarkEnd w:id="26"/>
       <w:r>
         <w:t xml:space="preserve"> </w:t>
       </w:r>
@@ -10313,12 +10103,48 @@
       <w:hyperlink r:id="rId21" w:history="1">
         <w:r>
           <w:rPr>
-            <w:rStyle w:val="Hipervnculo"/>
+            <w:rStyle w:val="Hyperlink"/>
             <w:rFonts w:asciiTheme="minorHAnsi" w:hAnsiTheme="minorHAnsi" w:cstheme="minorHAnsi"/>
             <w:sz w:val="28"/>
             <w:szCs w:val="28"/>
           </w:rPr>
-          <w:t>https://openknowledge.fao.org/server/api/core/bitstreams/a0d8db5d-f798-43c6-8ccc-5ffe886b01d6/content/src/html/frutas-y-verduras.html</w:t>
+          <w:t>https://openknowledge.fao.org/s</w:t>
+        </w:r>
+        <w:r>
+          <w:rPr>
+            <w:rStyle w:val="Hyperlink"/>
+            <w:rFonts w:asciiTheme="minorHAnsi" w:hAnsiTheme="minorHAnsi" w:cstheme="minorHAnsi"/>
+            <w:sz w:val="28"/>
+            <w:szCs w:val="28"/>
+          </w:rPr>
+          <w:t>e</w:t>
+        </w:r>
+        <w:r>
+          <w:rPr>
+            <w:rStyle w:val="Hyperlink"/>
+            <w:rFonts w:asciiTheme="minorHAnsi" w:hAnsiTheme="minorHAnsi" w:cstheme="minorHAnsi"/>
+            <w:sz w:val="28"/>
+            <w:szCs w:val="28"/>
+          </w:rPr>
+          <w:t>rver/api/core/bitstreams/a0d8db5d-f798-43c6-8ccc-5ffe886b01d6/content/src/html/frut</w:t>
+        </w:r>
+        <w:r>
+          <w:rPr>
+            <w:rStyle w:val="Hyperlink"/>
+            <w:rFonts w:asciiTheme="minorHAnsi" w:hAnsiTheme="minorHAnsi" w:cstheme="minorHAnsi"/>
+            <w:sz w:val="28"/>
+            <w:szCs w:val="28"/>
+          </w:rPr>
+          <w:t>a</w:t>
+        </w:r>
+        <w:r>
+          <w:rPr>
+            <w:rStyle w:val="Hyperlink"/>
+            <w:rFonts w:asciiTheme="minorHAnsi" w:hAnsiTheme="minorHAnsi" w:cstheme="minorHAnsi"/>
+            <w:sz w:val="28"/>
+            <w:szCs w:val="28"/>
+          </w:rPr>
+          <w:t>s-y-verduras.html</w:t>
         </w:r>
       </w:hyperlink>
     </w:p>
@@ -10410,12 +10236,12 @@
       <w:pPr>
         <w:pStyle w:val="Titulosgenerales"/>
       </w:pPr>
-      <w:bookmarkStart w:id="25" w:name="_Toc185510714"/>
+      <w:bookmarkStart w:id="27" w:name="_Toc193211307"/>
       <w:r>
         <w:lastRenderedPageBreak/>
         <w:t>Créditos</w:t>
       </w:r>
-      <w:bookmarkEnd w:id="25"/>
+      <w:bookmarkEnd w:id="27"/>
     </w:p>
     <w:tbl>
       <w:tblPr>
@@ -10640,7 +10466,7 @@
                 <w:sz w:val="28"/>
                 <w:szCs w:val="28"/>
               </w:rPr>
-              <w:t>L</w:t>
+              <w:t>l</w:t>
             </w:r>
             <w:r>
               <w:rPr>
@@ -10656,7 +10482,7 @@
                 <w:sz w:val="28"/>
                 <w:szCs w:val="28"/>
               </w:rPr>
-              <w:t>P</w:t>
+              <w:t>p</w:t>
             </w:r>
             <w:r>
               <w:rPr>
@@ -10687,7 +10513,7 @@
                 <w:sz w:val="28"/>
                 <w:szCs w:val="28"/>
               </w:rPr>
-              <w:t xml:space="preserve">Centro para el </w:t>
+              <w:t xml:space="preserve">Centro </w:t>
             </w:r>
             <w:r>
               <w:rPr>
@@ -10695,7 +10521,7 @@
                 <w:sz w:val="28"/>
                 <w:szCs w:val="28"/>
               </w:rPr>
-              <w:t>D</w:t>
+              <w:t>de Comercio y Servicios</w:t>
             </w:r>
             <w:r>
               <w:rPr>
@@ -10703,39 +10529,7 @@
                 <w:sz w:val="28"/>
                 <w:szCs w:val="28"/>
               </w:rPr>
-              <w:t xml:space="preserve">esarrollo </w:t>
-            </w:r>
-            <w:r>
-              <w:rPr>
-                <w:rFonts w:cs="Calibri"/>
-                <w:sz w:val="28"/>
-                <w:szCs w:val="28"/>
-              </w:rPr>
-              <w:t>A</w:t>
-            </w:r>
-            <w:r>
-              <w:rPr>
-                <w:rFonts w:cs="Calibri"/>
-                <w:sz w:val="28"/>
-                <w:szCs w:val="28"/>
-              </w:rPr>
-              <w:t xml:space="preserve">groecológico y </w:t>
-            </w:r>
-            <w:r>
-              <w:rPr>
-                <w:rFonts w:cs="Calibri"/>
-                <w:sz w:val="28"/>
-                <w:szCs w:val="28"/>
-              </w:rPr>
-              <w:t>A</w:t>
-            </w:r>
-            <w:r>
-              <w:rPr>
-                <w:rFonts w:cs="Calibri"/>
-                <w:sz w:val="28"/>
-                <w:szCs w:val="28"/>
-              </w:rPr>
-              <w:t>groindustrial - Regional Atlántico</w:t>
+              <w:t xml:space="preserve"> - Regional Atlántico</w:t>
             </w:r>
             <w:r>
               <w:rPr>
@@ -10904,7 +10698,7 @@
                 <w:sz w:val="28"/>
                 <w:szCs w:val="28"/>
               </w:rPr>
-              <w:t xml:space="preserve">Centro para el </w:t>
+              <w:t xml:space="preserve">Centro </w:t>
             </w:r>
             <w:r>
               <w:rPr>
@@ -10912,7 +10706,7 @@
                 <w:sz w:val="28"/>
                 <w:szCs w:val="28"/>
               </w:rPr>
-              <w:t>D</w:t>
+              <w:t>de Comercio y Servicios</w:t>
             </w:r>
             <w:r>
               <w:rPr>
@@ -10920,39 +10714,7 @@
                 <w:sz w:val="28"/>
                 <w:szCs w:val="28"/>
               </w:rPr>
-              <w:t xml:space="preserve">esarrollo </w:t>
-            </w:r>
-            <w:r>
-              <w:rPr>
-                <w:rFonts w:cs="Calibri"/>
-                <w:sz w:val="28"/>
-                <w:szCs w:val="28"/>
-              </w:rPr>
-              <w:t>A</w:t>
-            </w:r>
-            <w:r>
-              <w:rPr>
-                <w:rFonts w:cs="Calibri"/>
-                <w:sz w:val="28"/>
-                <w:szCs w:val="28"/>
-              </w:rPr>
-              <w:t xml:space="preserve">groecológico y </w:t>
-            </w:r>
-            <w:r>
-              <w:rPr>
-                <w:rFonts w:cs="Calibri"/>
-                <w:sz w:val="28"/>
-                <w:szCs w:val="28"/>
-              </w:rPr>
-              <w:t>A</w:t>
-            </w:r>
-            <w:r>
-              <w:rPr>
-                <w:rFonts w:cs="Calibri"/>
-                <w:sz w:val="28"/>
-                <w:szCs w:val="28"/>
-              </w:rPr>
-              <w:t>groindustrial - Regional Atlántico.</w:t>
+              <w:t xml:space="preserve"> - Regional Atlántico.</w:t>
             </w:r>
           </w:p>
         </w:tc>
@@ -10980,7 +10742,7 @@
                 <w:sz w:val="28"/>
                 <w:szCs w:val="28"/>
               </w:rPr>
-              <w:t>Jesús Antonio Vecino Valero</w:t>
+              <w:t>Antonio Vecino Valero</w:t>
             </w:r>
           </w:p>
         </w:tc>
@@ -11042,7 +10804,7 @@
                 <w:sz w:val="28"/>
                 <w:szCs w:val="28"/>
               </w:rPr>
-              <w:t xml:space="preserve">Centro para el </w:t>
+              <w:t xml:space="preserve">Centro </w:t>
             </w:r>
             <w:r>
               <w:rPr>
@@ -11050,7 +10812,7 @@
                 <w:sz w:val="28"/>
                 <w:szCs w:val="28"/>
               </w:rPr>
-              <w:t>D</w:t>
+              <w:t>de Comercio y Servicios</w:t>
             </w:r>
             <w:r>
               <w:rPr>
@@ -11058,39 +10820,7 @@
                 <w:sz w:val="28"/>
                 <w:szCs w:val="28"/>
               </w:rPr>
-              <w:t xml:space="preserve">esarrollo </w:t>
-            </w:r>
-            <w:r>
-              <w:rPr>
-                <w:rFonts w:cs="Calibri"/>
-                <w:sz w:val="28"/>
-                <w:szCs w:val="28"/>
-              </w:rPr>
-              <w:t>A</w:t>
-            </w:r>
-            <w:r>
-              <w:rPr>
-                <w:rFonts w:cs="Calibri"/>
-                <w:sz w:val="28"/>
-                <w:szCs w:val="28"/>
-              </w:rPr>
-              <w:t xml:space="preserve">groecológico y </w:t>
-            </w:r>
-            <w:r>
-              <w:rPr>
-                <w:rFonts w:cs="Calibri"/>
-                <w:sz w:val="28"/>
-                <w:szCs w:val="28"/>
-              </w:rPr>
-              <w:t>A</w:t>
-            </w:r>
-            <w:r>
-              <w:rPr>
-                <w:rFonts w:cs="Calibri"/>
-                <w:sz w:val="28"/>
-                <w:szCs w:val="28"/>
-              </w:rPr>
-              <w:t>groindustrial - Regional Atlántico.</w:t>
+              <w:t xml:space="preserve"> - Regional Atlántico.</w:t>
             </w:r>
           </w:p>
         </w:tc>
@@ -11234,7 +10964,23 @@
                 <w:sz w:val="28"/>
                 <w:szCs w:val="28"/>
               </w:rPr>
-              <w:t>groindustrial - Regional Atlántico.</w:t>
+              <w:t xml:space="preserve">groindustrial </w:t>
+            </w:r>
+            <w:r>
+              <w:rPr>
+                <w:rFonts w:cs="Calibri"/>
+                <w:sz w:val="28"/>
+                <w:szCs w:val="28"/>
+              </w:rPr>
+              <w:t xml:space="preserve">Sabanalarga </w:t>
+            </w:r>
+            <w:r>
+              <w:rPr>
+                <w:rFonts w:cs="Calibri"/>
+                <w:sz w:val="28"/>
+                <w:szCs w:val="28"/>
+              </w:rPr>
+              <w:t>- Regional Atlántico.</w:t>
             </w:r>
           </w:p>
         </w:tc>
@@ -11308,7 +11054,7 @@
                 <w:sz w:val="28"/>
                 <w:szCs w:val="28"/>
               </w:rPr>
-              <w:t xml:space="preserve">Centro para el </w:t>
+              <w:t xml:space="preserve">Centro </w:t>
             </w:r>
             <w:r>
               <w:rPr>
@@ -11316,7 +11062,7 @@
                 <w:sz w:val="28"/>
                 <w:szCs w:val="28"/>
               </w:rPr>
-              <w:t>D</w:t>
+              <w:t>de Comercio y Servicios</w:t>
             </w:r>
             <w:r>
               <w:rPr>
@@ -11324,39 +11070,7 @@
                 <w:sz w:val="28"/>
                 <w:szCs w:val="28"/>
               </w:rPr>
-              <w:t xml:space="preserve">esarrollo </w:t>
-            </w:r>
-            <w:r>
-              <w:rPr>
-                <w:rFonts w:cs="Calibri"/>
-                <w:sz w:val="28"/>
-                <w:szCs w:val="28"/>
-              </w:rPr>
-              <w:t>A</w:t>
-            </w:r>
-            <w:r>
-              <w:rPr>
-                <w:rFonts w:cs="Calibri"/>
-                <w:sz w:val="28"/>
-                <w:szCs w:val="28"/>
-              </w:rPr>
-              <w:t xml:space="preserve">groecológico y </w:t>
-            </w:r>
-            <w:r>
-              <w:rPr>
-                <w:rFonts w:cs="Calibri"/>
-                <w:sz w:val="28"/>
-                <w:szCs w:val="28"/>
-              </w:rPr>
-              <w:t>A</w:t>
-            </w:r>
-            <w:r>
-              <w:rPr>
-                <w:rFonts w:cs="Calibri"/>
-                <w:sz w:val="28"/>
-                <w:szCs w:val="28"/>
-              </w:rPr>
-              <w:t>groindustrial - Regional Atlántico.</w:t>
+              <w:t xml:space="preserve"> - Regional Atlántico.</w:t>
             </w:r>
           </w:p>
         </w:tc>
@@ -11381,7 +11095,7 @@
                 <w:sz w:val="28"/>
                 <w:szCs w:val="28"/>
               </w:rPr>
-              <w:t>Carolina Coca Salazar</w:t>
+              <w:t>Maria Fernanda Morales Angulo</w:t>
             </w:r>
           </w:p>
         </w:tc>
@@ -11443,7 +11157,7 @@
                 <w:sz w:val="28"/>
                 <w:szCs w:val="28"/>
               </w:rPr>
-              <w:t xml:space="preserve">Centro para el </w:t>
+              <w:t xml:space="preserve">Centro </w:t>
             </w:r>
             <w:r>
               <w:rPr>
@@ -11451,7 +11165,7 @@
                 <w:sz w:val="28"/>
                 <w:szCs w:val="28"/>
               </w:rPr>
-              <w:t>D</w:t>
+              <w:t>de Comercio y Servicios</w:t>
             </w:r>
             <w:r>
               <w:rPr>
@@ -11459,39 +11173,7 @@
                 <w:sz w:val="28"/>
                 <w:szCs w:val="28"/>
               </w:rPr>
-              <w:t xml:space="preserve">esarrollo </w:t>
-            </w:r>
-            <w:r>
-              <w:rPr>
-                <w:rFonts w:cs="Calibri"/>
-                <w:sz w:val="28"/>
-                <w:szCs w:val="28"/>
-              </w:rPr>
-              <w:t>A</w:t>
-            </w:r>
-            <w:r>
-              <w:rPr>
-                <w:rFonts w:cs="Calibri"/>
-                <w:sz w:val="28"/>
-                <w:szCs w:val="28"/>
-              </w:rPr>
-              <w:t xml:space="preserve">groecológico y </w:t>
-            </w:r>
-            <w:r>
-              <w:rPr>
-                <w:rFonts w:cs="Calibri"/>
-                <w:sz w:val="28"/>
-                <w:szCs w:val="28"/>
-              </w:rPr>
-              <w:t>A</w:t>
-            </w:r>
-            <w:r>
-              <w:rPr>
-                <w:rFonts w:cs="Calibri"/>
-                <w:sz w:val="28"/>
-                <w:szCs w:val="28"/>
-              </w:rPr>
-              <w:t>groindustrial - Regional Atlántico.</w:t>
+              <w:t xml:space="preserve"> - Regional Atlántico.</w:t>
             </w:r>
           </w:p>
         </w:tc>
@@ -11519,7 +11201,6 @@
                 <w:sz w:val="28"/>
                 <w:szCs w:val="28"/>
               </w:rPr>
-              <w:lastRenderedPageBreak/>
               <w:t>Luz Karime Amaya Cabra</w:t>
             </w:r>
           </w:p>
@@ -11582,7 +11263,7 @@
                 <w:sz w:val="28"/>
                 <w:szCs w:val="28"/>
               </w:rPr>
-              <w:t xml:space="preserve">Centro para el </w:t>
+              <w:t xml:space="preserve">Centro </w:t>
             </w:r>
             <w:r>
               <w:rPr>
@@ -11590,7 +11271,7 @@
                 <w:sz w:val="28"/>
                 <w:szCs w:val="28"/>
               </w:rPr>
-              <w:t>D</w:t>
+              <w:t>de Comercio y Servicios</w:t>
             </w:r>
             <w:r>
               <w:rPr>
@@ -11598,39 +11279,7 @@
                 <w:sz w:val="28"/>
                 <w:szCs w:val="28"/>
               </w:rPr>
-              <w:t xml:space="preserve">esarrollo </w:t>
-            </w:r>
-            <w:r>
-              <w:rPr>
-                <w:rFonts w:cs="Calibri"/>
-                <w:sz w:val="28"/>
-                <w:szCs w:val="28"/>
-              </w:rPr>
-              <w:t>A</w:t>
-            </w:r>
-            <w:r>
-              <w:rPr>
-                <w:rFonts w:cs="Calibri"/>
-                <w:sz w:val="28"/>
-                <w:szCs w:val="28"/>
-              </w:rPr>
-              <w:t xml:space="preserve">groecológico y </w:t>
-            </w:r>
-            <w:r>
-              <w:rPr>
-                <w:rFonts w:cs="Calibri"/>
-                <w:sz w:val="28"/>
-                <w:szCs w:val="28"/>
-              </w:rPr>
-              <w:t>A</w:t>
-            </w:r>
-            <w:r>
-              <w:rPr>
-                <w:rFonts w:cs="Calibri"/>
-                <w:sz w:val="28"/>
-                <w:szCs w:val="28"/>
-              </w:rPr>
-              <w:t>groindustrial - Regional Atlántico.</w:t>
+              <w:t xml:space="preserve"> - Regional Atlántico.</w:t>
             </w:r>
           </w:p>
         </w:tc>
@@ -11655,7 +11304,7 @@
                 <w:sz w:val="28"/>
                 <w:szCs w:val="28"/>
               </w:rPr>
-              <w:t>Juan Carlos Cardona Acosta</w:t>
+              <w:t>Jonathan Adie Villafañe</w:t>
             </w:r>
           </w:p>
         </w:tc>
@@ -11686,7 +11335,7 @@
                 <w:sz w:val="28"/>
                 <w:szCs w:val="28"/>
               </w:rPr>
-              <w:t>de R</w:t>
+              <w:t xml:space="preserve">y vinculador </w:t>
             </w:r>
             <w:r>
               <w:rPr>
@@ -11694,6 +11343,22 @@
                 <w:sz w:val="28"/>
                 <w:szCs w:val="28"/>
               </w:rPr>
+              <w:t xml:space="preserve">de </w:t>
+            </w:r>
+            <w:r>
+              <w:rPr>
+                <w:rFonts w:cs="Calibri"/>
+                <w:sz w:val="28"/>
+                <w:szCs w:val="28"/>
+              </w:rPr>
+              <w:t>r</w:t>
+            </w:r>
+            <w:r>
+              <w:rPr>
+                <w:rFonts w:cs="Calibri"/>
+                <w:sz w:val="28"/>
+                <w:szCs w:val="28"/>
+              </w:rPr>
               <w:t xml:space="preserve">ecursos </w:t>
             </w:r>
             <w:r>
@@ -11702,7 +11367,23 @@
                 <w:sz w:val="28"/>
                 <w:szCs w:val="28"/>
               </w:rPr>
-              <w:t>Educativos D</w:t>
+              <w:t>e</w:t>
+            </w:r>
+            <w:r>
+              <w:rPr>
+                <w:rFonts w:cs="Calibri"/>
+                <w:sz w:val="28"/>
+                <w:szCs w:val="28"/>
+              </w:rPr>
+              <w:t xml:space="preserve">ducativos </w:t>
+            </w:r>
+            <w:r>
+              <w:rPr>
+                <w:rFonts w:cs="Calibri"/>
+                <w:sz w:val="28"/>
+                <w:szCs w:val="28"/>
+              </w:rPr>
+              <w:t>d</w:t>
             </w:r>
             <w:r>
               <w:rPr>
@@ -11733,7 +11414,7 @@
                 <w:sz w:val="28"/>
                 <w:szCs w:val="28"/>
               </w:rPr>
-              <w:t xml:space="preserve">Centro para el </w:t>
+              <w:t xml:space="preserve">Centro </w:t>
             </w:r>
             <w:r>
               <w:rPr>
@@ -11741,7 +11422,7 @@
                 <w:sz w:val="28"/>
                 <w:szCs w:val="28"/>
               </w:rPr>
-              <w:t>D</w:t>
+              <w:t>de Comercio y Servicios</w:t>
             </w:r>
             <w:r>
               <w:rPr>
@@ -11749,39 +11430,7 @@
                 <w:sz w:val="28"/>
                 <w:szCs w:val="28"/>
               </w:rPr>
-              <w:t xml:space="preserve">esarrollo </w:t>
-            </w:r>
-            <w:r>
-              <w:rPr>
-                <w:rFonts w:cs="Calibri"/>
-                <w:sz w:val="28"/>
-                <w:szCs w:val="28"/>
-              </w:rPr>
-              <w:t>A</w:t>
-            </w:r>
-            <w:r>
-              <w:rPr>
-                <w:rFonts w:cs="Calibri"/>
-                <w:sz w:val="28"/>
-                <w:szCs w:val="28"/>
-              </w:rPr>
-              <w:t xml:space="preserve">groecológico y </w:t>
-            </w:r>
-            <w:r>
-              <w:rPr>
-                <w:rFonts w:cs="Calibri"/>
-                <w:sz w:val="28"/>
-                <w:szCs w:val="28"/>
-              </w:rPr>
-              <w:t>A</w:t>
-            </w:r>
-            <w:r>
-              <w:rPr>
-                <w:rFonts w:cs="Calibri"/>
-                <w:sz w:val="28"/>
-                <w:szCs w:val="28"/>
-              </w:rPr>
-              <w:t>groindustrial - Regional Atlántico.</w:t>
+              <w:t xml:space="preserve"> - Regional Atlántico.</w:t>
             </w:r>
           </w:p>
         </w:tc>
@@ -11809,6 +11458,7 @@
                 <w:sz w:val="28"/>
                 <w:szCs w:val="28"/>
               </w:rPr>
+              <w:lastRenderedPageBreak/>
               <w:t>Jairo Luis Valencia Ebratt</w:t>
             </w:r>
           </w:p>
@@ -11840,7 +11490,7 @@
                 <w:sz w:val="28"/>
                 <w:szCs w:val="28"/>
               </w:rPr>
-              <w:t>de R</w:t>
+              <w:t>y vinculador de r</w:t>
             </w:r>
             <w:r>
               <w:rPr>
@@ -11856,7 +11506,7 @@
                 <w:sz w:val="28"/>
                 <w:szCs w:val="28"/>
               </w:rPr>
-              <w:t>Educativos D</w:t>
+              <w:t>educativos d</w:t>
             </w:r>
             <w:r>
               <w:rPr>
@@ -11887,7 +11537,7 @@
                 <w:sz w:val="28"/>
                 <w:szCs w:val="28"/>
               </w:rPr>
-              <w:t xml:space="preserve">Centro para el </w:t>
+              <w:t xml:space="preserve">Centro </w:t>
             </w:r>
             <w:r>
               <w:rPr>
@@ -11895,7 +11545,7 @@
                 <w:sz w:val="28"/>
                 <w:szCs w:val="28"/>
               </w:rPr>
-              <w:t>D</w:t>
+              <w:t>de Comercio y Servicios</w:t>
             </w:r>
             <w:r>
               <w:rPr>
@@ -11903,39 +11553,7 @@
                 <w:sz w:val="28"/>
                 <w:szCs w:val="28"/>
               </w:rPr>
-              <w:t xml:space="preserve">esarrollo </w:t>
-            </w:r>
-            <w:r>
-              <w:rPr>
-                <w:rFonts w:cs="Calibri"/>
-                <w:sz w:val="28"/>
-                <w:szCs w:val="28"/>
-              </w:rPr>
-              <w:t>A</w:t>
-            </w:r>
-            <w:r>
-              <w:rPr>
-                <w:rFonts w:cs="Calibri"/>
-                <w:sz w:val="28"/>
-                <w:szCs w:val="28"/>
-              </w:rPr>
-              <w:t xml:space="preserve">groecológico y </w:t>
-            </w:r>
-            <w:r>
-              <w:rPr>
-                <w:rFonts w:cs="Calibri"/>
-                <w:sz w:val="28"/>
-                <w:szCs w:val="28"/>
-              </w:rPr>
-              <w:t>A</w:t>
-            </w:r>
-            <w:r>
-              <w:rPr>
-                <w:rFonts w:cs="Calibri"/>
-                <w:sz w:val="28"/>
-                <w:szCs w:val="28"/>
-              </w:rPr>
-              <w:t>groindustrial - Regional Atlántico.</w:t>
+              <w:t xml:space="preserve"> - Regional Atlántico.</w:t>
             </w:r>
           </w:p>
         </w:tc>
@@ -11966,7 +11584,7 @@
 </file>
 
 <file path=word/endnotes.xml><?xml version="1.0" encoding="utf-8"?>
-<w:endnotes xmlns:wpc="http://schemas.microsoft.com/office/word/2010/wordprocessingCanvas" xmlns:cx="http://schemas.microsoft.com/office/drawing/2014/chartex" xmlns:cx1="http://schemas.microsoft.com/office/drawing/2015/9/8/chartex" xmlns:cx2="http://schemas.microsoft.com/office/drawing/2015/10/21/chartex" xmlns:cx3="http://schemas.microsoft.com/office/drawing/2016/5/9/chartex" xmlns:cx4="http://schemas.microsoft.com/office/drawing/2016/5/10/chartex" xmlns:cx5="http://schemas.microsoft.com/office/drawing/2016/5/11/chartex" xmlns:cx6="http://schemas.microsoft.com/office/drawing/2016/5/12/chartex" xmlns:cx7="http://schemas.microsoft.com/office/drawing/2016/5/13/chartex" xmlns:cx8="http://schemas.microsoft.com/office/drawing/2016/5/14/chartex" xmlns:mc="http://schemas.openxmlformats.org/markup-compatibility/2006" xmlns:aink="http://schemas.microsoft.com/office/drawing/2016/ink" xmlns:am3d="http://schemas.microsoft.com/office/drawing/2017/model3d" xmlns:o="urn:schemas-microsoft-com:office:office" xmlns:r="http://schemas.openxmlformats.org/officeDocument/2006/relationships" xmlns:m="http://schemas.openxmlformats.org/officeDocument/2006/math" xmlns:v="urn:schemas-microsoft-com:vml" xmlns:wp14="http://schemas.microsoft.com/office/word/2010/wordprocessingDrawing" xmlns:wp="http://schemas.openxmlformats.org/drawingml/2006/wordprocessingDrawing" xmlns:w10="urn:schemas-microsoft-com:office:word" xmlns:w="http://schemas.openxmlformats.org/wordprocessingml/2006/main" xmlns:w14="http://schemas.microsoft.com/office/word/2010/wordml" xmlns:w15="http://schemas.microsoft.com/office/word/2012/wordml" xmlns:w16cex="http://schemas.microsoft.com/office/word/2018/wordml/cex" xmlns:w16cid="http://schemas.microsoft.com/office/word/2016/wordml/cid" xmlns:w16="http://schemas.microsoft.com/office/word/2018/wordml" xmlns:w16sdtdh="http://schemas.microsoft.com/office/word/2020/wordml/sdtdatahash" xmlns:w16se="http://schemas.microsoft.com/office/word/2015/wordml/symex" xmlns:wpg="http://schemas.microsoft.com/office/word/2010/wordprocessingGroup" xmlns:wpi="http://schemas.microsoft.com/office/word/2010/wordprocessingInk" xmlns:wne="http://schemas.microsoft.com/office/word/2006/wordml" xmlns:wps="http://schemas.microsoft.com/office/word/2010/wordprocessingShape" mc:Ignorable="w14 w15 w16se w16cid w16 w16cex w16sdtdh wp14">
+<w:endnotes xmlns:wpc="http://schemas.microsoft.com/office/word/2010/wordprocessingCanvas" xmlns:cx="http://schemas.microsoft.com/office/drawing/2014/chartex" xmlns:cx1="http://schemas.microsoft.com/office/drawing/2015/9/8/chartex" xmlns:cx2="http://schemas.microsoft.com/office/drawing/2015/10/21/chartex" xmlns:cx3="http://schemas.microsoft.com/office/drawing/2016/5/9/chartex" xmlns:cx4="http://schemas.microsoft.com/office/drawing/2016/5/10/chartex" xmlns:cx5="http://schemas.microsoft.com/office/drawing/2016/5/11/chartex" xmlns:cx6="http://schemas.microsoft.com/office/drawing/2016/5/12/chartex" xmlns:cx7="http://schemas.microsoft.com/office/drawing/2016/5/13/chartex" xmlns:cx8="http://schemas.microsoft.com/office/drawing/2016/5/14/chartex" xmlns:mc="http://schemas.openxmlformats.org/markup-compatibility/2006" xmlns:aink="http://schemas.microsoft.com/office/drawing/2016/ink" xmlns:am3d="http://schemas.microsoft.com/office/drawing/2017/model3d" xmlns:o="urn:schemas-microsoft-com:office:office" xmlns:oel="http://schemas.microsoft.com/office/2019/extlst" xmlns:r="http://schemas.openxmlformats.org/officeDocument/2006/relationships" xmlns:m="http://schemas.openxmlformats.org/officeDocument/2006/math" xmlns:v="urn:schemas-microsoft-com:vml" xmlns:wp14="http://schemas.microsoft.com/office/word/2010/wordprocessingDrawing" xmlns:wp="http://schemas.openxmlformats.org/drawingml/2006/wordprocessingDrawing" xmlns:w10="urn:schemas-microsoft-com:office:word" xmlns:w="http://schemas.openxmlformats.org/wordprocessingml/2006/main" xmlns:w14="http://schemas.microsoft.com/office/word/2010/wordml" xmlns:w15="http://schemas.microsoft.com/office/word/2012/wordml" xmlns:w16cex="http://schemas.microsoft.com/office/word/2018/wordml/cex" xmlns:w16cid="http://schemas.microsoft.com/office/word/2016/wordml/cid" xmlns:w16="http://schemas.microsoft.com/office/word/2018/wordml" xmlns:w16du="http://schemas.microsoft.com/office/word/2023/wordml/word16du" xmlns:w16sdtdh="http://schemas.microsoft.com/office/word/2020/wordml/sdtdatahash" xmlns:w16sdtfl="http://schemas.microsoft.com/office/word/2024/wordml/sdtformatlock" xmlns:w16se="http://schemas.microsoft.com/office/word/2015/wordml/symex" xmlns:wpg="http://schemas.microsoft.com/office/word/2010/wordprocessingGroup" xmlns:wpi="http://schemas.microsoft.com/office/word/2010/wordprocessingInk" xmlns:wne="http://schemas.microsoft.com/office/word/2006/wordml" xmlns:wps="http://schemas.microsoft.com/office/word/2010/wordprocessingShape" mc:Ignorable="w14 w15 w16se w16cid w16 w16cex w16sdtdh w16sdtfl w16du wp14">
   <w:endnote w:type="separator" w:id="-1">
     <w:p>
       <w:pPr>
@@ -11991,7 +11609,7 @@
 </file>
 
 <file path=word/footer1.xml><?xml version="1.0" encoding="utf-8"?>
-<w:ftr xmlns:wpc="http://schemas.microsoft.com/office/word/2010/wordprocessingCanvas" xmlns:cx="http://schemas.microsoft.com/office/drawing/2014/chartex" xmlns:cx1="http://schemas.microsoft.com/office/drawing/2015/9/8/chartex" xmlns:cx2="http://schemas.microsoft.com/office/drawing/2015/10/21/chartex" xmlns:cx3="http://schemas.microsoft.com/office/drawing/2016/5/9/chartex" xmlns:cx4="http://schemas.microsoft.com/office/drawing/2016/5/10/chartex" xmlns:cx5="http://schemas.microsoft.com/office/drawing/2016/5/11/chartex" xmlns:cx6="http://schemas.microsoft.com/office/drawing/2016/5/12/chartex" xmlns:cx7="http://schemas.microsoft.com/office/drawing/2016/5/13/chartex" xmlns:cx8="http://schemas.microsoft.com/office/drawing/2016/5/14/chartex" xmlns:mc="http://schemas.openxmlformats.org/markup-compatibility/2006" xmlns:aink="http://schemas.microsoft.com/office/drawing/2016/ink" xmlns:am3d="http://schemas.microsoft.com/office/drawing/2017/model3d" xmlns:o="urn:schemas-microsoft-com:office:office" xmlns:r="http://schemas.openxmlformats.org/officeDocument/2006/relationships" xmlns:m="http://schemas.openxmlformats.org/officeDocument/2006/math" xmlns:v="urn:schemas-microsoft-com:vml" xmlns:wp14="http://schemas.microsoft.com/office/word/2010/wordprocessingDrawing" xmlns:wp="http://schemas.openxmlformats.org/drawingml/2006/wordprocessingDrawing" xmlns:w10="urn:schemas-microsoft-com:office:word" xmlns:w="http://schemas.openxmlformats.org/wordprocessingml/2006/main" xmlns:w14="http://schemas.microsoft.com/office/word/2010/wordml" xmlns:w15="http://schemas.microsoft.com/office/word/2012/wordml" xmlns:w16cex="http://schemas.microsoft.com/office/word/2018/wordml/cex" xmlns:w16cid="http://schemas.microsoft.com/office/word/2016/wordml/cid" xmlns:w16="http://schemas.microsoft.com/office/word/2018/wordml" xmlns:w16sdtdh="http://schemas.microsoft.com/office/word/2020/wordml/sdtdatahash" xmlns:w16se="http://schemas.microsoft.com/office/word/2015/wordml/symex" xmlns:wpg="http://schemas.microsoft.com/office/word/2010/wordprocessingGroup" xmlns:wpi="http://schemas.microsoft.com/office/word/2010/wordprocessingInk" xmlns:wne="http://schemas.microsoft.com/office/word/2006/wordml" xmlns:wps="http://schemas.microsoft.com/office/word/2010/wordprocessingShape" mc:Ignorable="w14 w15 w16se w16cid w16 w16cex w16sdtdh wp14">
+<w:ftr xmlns:wpc="http://schemas.microsoft.com/office/word/2010/wordprocessingCanvas" xmlns:cx="http://schemas.microsoft.com/office/drawing/2014/chartex" xmlns:cx1="http://schemas.microsoft.com/office/drawing/2015/9/8/chartex" xmlns:cx2="http://schemas.microsoft.com/office/drawing/2015/10/21/chartex" xmlns:cx3="http://schemas.microsoft.com/office/drawing/2016/5/9/chartex" xmlns:cx4="http://schemas.microsoft.com/office/drawing/2016/5/10/chartex" xmlns:cx5="http://schemas.microsoft.com/office/drawing/2016/5/11/chartex" xmlns:cx6="http://schemas.microsoft.com/office/drawing/2016/5/12/chartex" xmlns:cx7="http://schemas.microsoft.com/office/drawing/2016/5/13/chartex" xmlns:cx8="http://schemas.microsoft.com/office/drawing/2016/5/14/chartex" xmlns:mc="http://schemas.openxmlformats.org/markup-compatibility/2006" xmlns:aink="http://schemas.microsoft.com/office/drawing/2016/ink" xmlns:am3d="http://schemas.microsoft.com/office/drawing/2017/model3d" xmlns:o="urn:schemas-microsoft-com:office:office" xmlns:oel="http://schemas.microsoft.com/office/2019/extlst" xmlns:r="http://schemas.openxmlformats.org/officeDocument/2006/relationships" xmlns:m="http://schemas.openxmlformats.org/officeDocument/2006/math" xmlns:v="urn:schemas-microsoft-com:vml" xmlns:wp14="http://schemas.microsoft.com/office/word/2010/wordprocessingDrawing" xmlns:wp="http://schemas.openxmlformats.org/drawingml/2006/wordprocessingDrawing" xmlns:w10="urn:schemas-microsoft-com:office:word" xmlns:w="http://schemas.openxmlformats.org/wordprocessingml/2006/main" xmlns:w14="http://schemas.microsoft.com/office/word/2010/wordml" xmlns:w15="http://schemas.microsoft.com/office/word/2012/wordml" xmlns:w16cex="http://schemas.microsoft.com/office/word/2018/wordml/cex" xmlns:w16cid="http://schemas.microsoft.com/office/word/2016/wordml/cid" xmlns:w16="http://schemas.microsoft.com/office/word/2018/wordml" xmlns:w16du="http://schemas.microsoft.com/office/word/2023/wordml/word16du" xmlns:w16sdtdh="http://schemas.microsoft.com/office/word/2020/wordml/sdtdatahash" xmlns:w16sdtfl="http://schemas.microsoft.com/office/word/2024/wordml/sdtformatlock" xmlns:w16se="http://schemas.microsoft.com/office/word/2015/wordml/symex" xmlns:wpg="http://schemas.microsoft.com/office/word/2010/wordprocessingGroup" xmlns:wpi="http://schemas.microsoft.com/office/word/2010/wordprocessingInk" xmlns:wne="http://schemas.microsoft.com/office/word/2006/wordml" xmlns:wps="http://schemas.microsoft.com/office/word/2010/wordprocessingShape" mc:Ignorable="w14 w15 w16se w16cid w16 w16cex w16sdtdh w16sdtfl w16du wp14">
   <w:sdt>
     <w:sdtPr>
       <w:id w:val="-701017035"/>
@@ -12000,11 +11618,10 @@
         <w:docPartUnique/>
       </w:docPartObj>
     </w:sdtPr>
-    <w:sdtEndPr/>
     <w:sdtContent>
       <w:p>
         <w:pPr>
-          <w:pStyle w:val="Piedepgina"/>
+          <w:pStyle w:val="Footer"/>
           <w:jc w:val="right"/>
         </w:pPr>
       </w:p>
@@ -12012,14 +11629,14 @@
   </w:sdt>
   <w:p>
     <w:pPr>
-      <w:pStyle w:val="Piedepgina"/>
+      <w:pStyle w:val="Footer"/>
     </w:pPr>
   </w:p>
 </w:ftr>
 </file>
 
 <file path=word/footer2.xml><?xml version="1.0" encoding="utf-8"?>
-<w:ftr xmlns:wpc="http://schemas.microsoft.com/office/word/2010/wordprocessingCanvas" xmlns:cx="http://schemas.microsoft.com/office/drawing/2014/chartex" xmlns:cx1="http://schemas.microsoft.com/office/drawing/2015/9/8/chartex" xmlns:cx2="http://schemas.microsoft.com/office/drawing/2015/10/21/chartex" xmlns:cx3="http://schemas.microsoft.com/office/drawing/2016/5/9/chartex" xmlns:cx4="http://schemas.microsoft.com/office/drawing/2016/5/10/chartex" xmlns:cx5="http://schemas.microsoft.com/office/drawing/2016/5/11/chartex" xmlns:cx6="http://schemas.microsoft.com/office/drawing/2016/5/12/chartex" xmlns:cx7="http://schemas.microsoft.com/office/drawing/2016/5/13/chartex" xmlns:cx8="http://schemas.microsoft.com/office/drawing/2016/5/14/chartex" xmlns:mc="http://schemas.openxmlformats.org/markup-compatibility/2006" xmlns:aink="http://schemas.microsoft.com/office/drawing/2016/ink" xmlns:am3d="http://schemas.microsoft.com/office/drawing/2017/model3d" xmlns:o="urn:schemas-microsoft-com:office:office" xmlns:r="http://schemas.openxmlformats.org/officeDocument/2006/relationships" xmlns:m="http://schemas.openxmlformats.org/officeDocument/2006/math" xmlns:v="urn:schemas-microsoft-com:vml" xmlns:wp14="http://schemas.microsoft.com/office/word/2010/wordprocessingDrawing" xmlns:wp="http://schemas.openxmlformats.org/drawingml/2006/wordprocessingDrawing" xmlns:w10="urn:schemas-microsoft-com:office:word" xmlns:w="http://schemas.openxmlformats.org/wordprocessingml/2006/main" xmlns:w14="http://schemas.microsoft.com/office/word/2010/wordml" xmlns:w15="http://schemas.microsoft.com/office/word/2012/wordml" xmlns:w16cex="http://schemas.microsoft.com/office/word/2018/wordml/cex" xmlns:w16cid="http://schemas.microsoft.com/office/word/2016/wordml/cid" xmlns:w16="http://schemas.microsoft.com/office/word/2018/wordml" xmlns:w16sdtdh="http://schemas.microsoft.com/office/word/2020/wordml/sdtdatahash" xmlns:w16se="http://schemas.microsoft.com/office/word/2015/wordml/symex" xmlns:wpg="http://schemas.microsoft.com/office/word/2010/wordprocessingGroup" xmlns:wpi="http://schemas.microsoft.com/office/word/2010/wordprocessingInk" xmlns:wne="http://schemas.microsoft.com/office/word/2006/wordml" xmlns:wps="http://schemas.microsoft.com/office/word/2010/wordprocessingShape" mc:Ignorable="w14 w15 w16se w16cid w16 w16cex w16sdtdh wp14">
+<w:ftr xmlns:wpc="http://schemas.microsoft.com/office/word/2010/wordprocessingCanvas" xmlns:cx="http://schemas.microsoft.com/office/drawing/2014/chartex" xmlns:cx1="http://schemas.microsoft.com/office/drawing/2015/9/8/chartex" xmlns:cx2="http://schemas.microsoft.com/office/drawing/2015/10/21/chartex" xmlns:cx3="http://schemas.microsoft.com/office/drawing/2016/5/9/chartex" xmlns:cx4="http://schemas.microsoft.com/office/drawing/2016/5/10/chartex" xmlns:cx5="http://schemas.microsoft.com/office/drawing/2016/5/11/chartex" xmlns:cx6="http://schemas.microsoft.com/office/drawing/2016/5/12/chartex" xmlns:cx7="http://schemas.microsoft.com/office/drawing/2016/5/13/chartex" xmlns:cx8="http://schemas.microsoft.com/office/drawing/2016/5/14/chartex" xmlns:mc="http://schemas.openxmlformats.org/markup-compatibility/2006" xmlns:aink="http://schemas.microsoft.com/office/drawing/2016/ink" xmlns:am3d="http://schemas.microsoft.com/office/drawing/2017/model3d" xmlns:o="urn:schemas-microsoft-com:office:office" xmlns:oel="http://schemas.microsoft.com/office/2019/extlst" xmlns:r="http://schemas.openxmlformats.org/officeDocument/2006/relationships" xmlns:m="http://schemas.openxmlformats.org/officeDocument/2006/math" xmlns:v="urn:schemas-microsoft-com:vml" xmlns:wp14="http://schemas.microsoft.com/office/word/2010/wordprocessingDrawing" xmlns:wp="http://schemas.openxmlformats.org/drawingml/2006/wordprocessingDrawing" xmlns:w10="urn:schemas-microsoft-com:office:word" xmlns:w="http://schemas.openxmlformats.org/wordprocessingml/2006/main" xmlns:w14="http://schemas.microsoft.com/office/word/2010/wordml" xmlns:w15="http://schemas.microsoft.com/office/word/2012/wordml" xmlns:w16cex="http://schemas.microsoft.com/office/word/2018/wordml/cex" xmlns:w16cid="http://schemas.microsoft.com/office/word/2016/wordml/cid" xmlns:w16="http://schemas.microsoft.com/office/word/2018/wordml" xmlns:w16du="http://schemas.microsoft.com/office/word/2023/wordml/word16du" xmlns:w16sdtdh="http://schemas.microsoft.com/office/word/2020/wordml/sdtdatahash" xmlns:w16sdtfl="http://schemas.microsoft.com/office/word/2024/wordml/sdtformatlock" xmlns:w16se="http://schemas.microsoft.com/office/word/2015/wordml/symex" xmlns:wpg="http://schemas.microsoft.com/office/word/2010/wordprocessingGroup" xmlns:wpi="http://schemas.microsoft.com/office/word/2010/wordprocessingInk" xmlns:wne="http://schemas.microsoft.com/office/word/2006/wordml" xmlns:wps="http://schemas.microsoft.com/office/word/2010/wordprocessingShape" mc:Ignorable="w14 w15 w16se w16cid w16 w16cex w16sdtdh w16sdtfl w16du wp14">
   <w:sdt>
     <w:sdtPr>
       <w:id w:val="-1465197936"/>
@@ -12028,11 +11645,10 @@
         <w:docPartUnique/>
       </w:docPartObj>
     </w:sdtPr>
-    <w:sdtEndPr/>
     <w:sdtContent>
       <w:p>
         <w:pPr>
-          <w:pStyle w:val="Piedepgina"/>
+          <w:pStyle w:val="Footer"/>
           <w:jc w:val="right"/>
         </w:pPr>
         <w:r>
@@ -12129,7 +11745,7 @@
                   <v:stroke joinstyle="miter"/>
                   <v:path gradientshapeok="t" o:connecttype="rect"/>
                 </v:shapetype>
-                <v:shape id="_x0000_s1027" type="#_x0000_t202" alt="&quot;&quot;" style="position:absolute;left:0;text-align:left;margin-left:16.1pt;margin-top:.65pt;width:455.15pt;height:41.4pt;z-index:251661312;visibility:visible;mso-wrap-style:square;mso-width-percent:0;mso-height-percent:0;mso-wrap-distance-left:9pt;mso-wrap-distance-top:3.6pt;mso-wrap-distance-right:9pt;mso-wrap-distance-bottom:3.6pt;mso-position-horizontal:absolute;mso-position-horizontal-relative:text;mso-position-vertical:absolute;mso-position-vertical-relative:text;mso-width-percent:0;mso-height-percent:0;mso-width-relative:margin;mso-height-relative:margin;v-text-anchor:top" o:gfxdata="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" stroked="f">
+                <v:shape id="_x0000_s1027" type="#_x0000_t202" alt="&quot;&quot;" style="position:absolute;left:0;text-align:left;margin-left:16.1pt;margin-top:.65pt;width:455.15pt;height:41.4pt;z-index:251661312;visibility:visible;mso-wrap-style:square;mso-width-percent:0;mso-height-percent:0;mso-wrap-distance-left:9pt;mso-wrap-distance-top:3.6pt;mso-wrap-distance-right:9pt;mso-wrap-distance-bottom:3.6pt;mso-position-horizontal:absolute;mso-position-horizontal-relative:text;mso-position-vertical:absolute;mso-position-vertical-relative:text;mso-width-percent:0;mso-height-percent:0;mso-width-relative:margin;mso-height-relative:margin;v-text-anchor:top" o:gfxdata="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" stroked="f">
                   <v:textbox>
                     <w:txbxContent>
                       <w:p>
@@ -12179,14 +11795,14 @@
   </w:sdt>
   <w:p>
     <w:pPr>
-      <w:pStyle w:val="Piedepgina"/>
+      <w:pStyle w:val="Footer"/>
     </w:pPr>
   </w:p>
 </w:ftr>
 </file>
 
 <file path=word/footnotes.xml><?xml version="1.0" encoding="utf-8"?>
-<w:footnotes xmlns:wpc="http://schemas.microsoft.com/office/word/2010/wordprocessingCanvas" xmlns:cx="http://schemas.microsoft.com/office/drawing/2014/chartex" xmlns:cx1="http://schemas.microsoft.com/office/drawing/2015/9/8/chartex" xmlns:cx2="http://schemas.microsoft.com/office/drawing/2015/10/21/chartex" xmlns:cx3="http://schemas.microsoft.com/office/drawing/2016/5/9/chartex" xmlns:cx4="http://schemas.microsoft.com/office/drawing/2016/5/10/chartex" xmlns:cx5="http://schemas.microsoft.com/office/drawing/2016/5/11/chartex" xmlns:cx6="http://schemas.microsoft.com/office/drawing/2016/5/12/chartex" xmlns:cx7="http://schemas.microsoft.com/office/drawing/2016/5/13/chartex" xmlns:cx8="http://schemas.microsoft.com/office/drawing/2016/5/14/chartex" xmlns:mc="http://schemas.openxmlformats.org/markup-compatibility/2006" xmlns:aink="http://schemas.microsoft.com/office/drawing/2016/ink" xmlns:am3d="http://schemas.microsoft.com/office/drawing/2017/model3d" xmlns:o="urn:schemas-microsoft-com:office:office" xmlns:r="http://schemas.openxmlformats.org/officeDocument/2006/relationships" xmlns:m="http://schemas.openxmlformats.org/officeDocument/2006/math" xmlns:v="urn:schemas-microsoft-com:vml" xmlns:wp14="http://schemas.microsoft.com/office/word/2010/wordprocessingDrawing" xmlns:wp="http://schemas.openxmlformats.org/drawingml/2006/wordprocessingDrawing" xmlns:w10="urn:schemas-microsoft-com:office:word" xmlns:w="http://schemas.openxmlformats.org/wordprocessingml/2006/main" xmlns:w14="http://schemas.microsoft.com/office/word/2010/wordml" xmlns:w15="http://schemas.microsoft.com/office/word/2012/wordml" xmlns:w16cex="http://schemas.microsoft.com/office/word/2018/wordml/cex" xmlns:w16cid="http://schemas.microsoft.com/office/word/2016/wordml/cid" xmlns:w16="http://schemas.microsoft.com/office/word/2018/wordml" xmlns:w16sdtdh="http://schemas.microsoft.com/office/word/2020/wordml/sdtdatahash" xmlns:w16se="http://schemas.microsoft.com/office/word/2015/wordml/symex" xmlns:wpg="http://schemas.microsoft.com/office/word/2010/wordprocessingGroup" xmlns:wpi="http://schemas.microsoft.com/office/word/2010/wordprocessingInk" xmlns:wne="http://schemas.microsoft.com/office/word/2006/wordml" xmlns:wps="http://schemas.microsoft.com/office/word/2010/wordprocessingShape" mc:Ignorable="w14 w15 w16se w16cid w16 w16cex w16sdtdh wp14">
+<w:footnotes xmlns:wpc="http://schemas.microsoft.com/office/word/2010/wordprocessingCanvas" xmlns:cx="http://schemas.microsoft.com/office/drawing/2014/chartex" xmlns:cx1="http://schemas.microsoft.com/office/drawing/2015/9/8/chartex" xmlns:cx2="http://schemas.microsoft.com/office/drawing/2015/10/21/chartex" xmlns:cx3="http://schemas.microsoft.com/office/drawing/2016/5/9/chartex" xmlns:cx4="http://schemas.microsoft.com/office/drawing/2016/5/10/chartex" xmlns:cx5="http://schemas.microsoft.com/office/drawing/2016/5/11/chartex" xmlns:cx6="http://schemas.microsoft.com/office/drawing/2016/5/12/chartex" xmlns:cx7="http://schemas.microsoft.com/office/drawing/2016/5/13/chartex" xmlns:cx8="http://schemas.microsoft.com/office/drawing/2016/5/14/chartex" xmlns:mc="http://schemas.openxmlformats.org/markup-compatibility/2006" xmlns:aink="http://schemas.microsoft.com/office/drawing/2016/ink" xmlns:am3d="http://schemas.microsoft.com/office/drawing/2017/model3d" xmlns:o="urn:schemas-microsoft-com:office:office" xmlns:oel="http://schemas.microsoft.com/office/2019/extlst" xmlns:r="http://schemas.openxmlformats.org/officeDocument/2006/relationships" xmlns:m="http://schemas.openxmlformats.org/officeDocument/2006/math" xmlns:v="urn:schemas-microsoft-com:vml" xmlns:wp14="http://schemas.microsoft.com/office/word/2010/wordprocessingDrawing" xmlns:wp="http://schemas.openxmlformats.org/drawingml/2006/wordprocessingDrawing" xmlns:w10="urn:schemas-microsoft-com:office:word" xmlns:w="http://schemas.openxmlformats.org/wordprocessingml/2006/main" xmlns:w14="http://schemas.microsoft.com/office/word/2010/wordml" xmlns:w15="http://schemas.microsoft.com/office/word/2012/wordml" xmlns:w16cex="http://schemas.microsoft.com/office/word/2018/wordml/cex" xmlns:w16cid="http://schemas.microsoft.com/office/word/2016/wordml/cid" xmlns:w16="http://schemas.microsoft.com/office/word/2018/wordml" xmlns:w16du="http://schemas.microsoft.com/office/word/2023/wordml/word16du" xmlns:w16sdtdh="http://schemas.microsoft.com/office/word/2020/wordml/sdtdatahash" xmlns:w16sdtfl="http://schemas.microsoft.com/office/word/2024/wordml/sdtformatlock" xmlns:w16se="http://schemas.microsoft.com/office/word/2015/wordml/symex" xmlns:wpg="http://schemas.microsoft.com/office/word/2010/wordprocessingGroup" xmlns:wpi="http://schemas.microsoft.com/office/word/2010/wordprocessingInk" xmlns:wne="http://schemas.microsoft.com/office/word/2006/wordml" xmlns:wps="http://schemas.microsoft.com/office/word/2010/wordprocessingShape" mc:Ignorable="w14 w15 w16se w16cid w16 w16cex w16sdtdh w16sdtfl w16du wp14">
   <w:footnote w:type="separator" w:id="-1">
     <w:p>
       <w:pPr>
@@ -12211,10 +11827,10 @@
 </file>
 
 <file path=word/header1.xml><?xml version="1.0" encoding="utf-8"?>
-<w:hdr xmlns:wpc="http://schemas.microsoft.com/office/word/2010/wordprocessingCanvas" xmlns:cx="http://schemas.microsoft.com/office/drawing/2014/chartex" xmlns:cx1="http://schemas.microsoft.com/office/drawing/2015/9/8/chartex" xmlns:cx2="http://schemas.microsoft.com/office/drawing/2015/10/21/chartex" xmlns:cx3="http://schemas.microsoft.com/office/drawing/2016/5/9/chartex" xmlns:cx4="http://schemas.microsoft.com/office/drawing/2016/5/10/chartex" xmlns:cx5="http://schemas.microsoft.com/office/drawing/2016/5/11/chartex" xmlns:cx6="http://schemas.microsoft.com/office/drawing/2016/5/12/chartex" xmlns:cx7="http://schemas.microsoft.com/office/drawing/2016/5/13/chartex" xmlns:cx8="http://schemas.microsoft.com/office/drawing/2016/5/14/chartex" xmlns:mc="http://schemas.openxmlformats.org/markup-compatibility/2006" xmlns:aink="http://schemas.microsoft.com/office/drawing/2016/ink" xmlns:am3d="http://schemas.microsoft.com/office/drawing/2017/model3d" xmlns:o="urn:schemas-microsoft-com:office:office" xmlns:r="http://schemas.openxmlformats.org/officeDocument/2006/relationships" xmlns:m="http://schemas.openxmlformats.org/officeDocument/2006/math" xmlns:v="urn:schemas-microsoft-com:vml" xmlns:wp14="http://schemas.microsoft.com/office/word/2010/wordprocessingDrawing" xmlns:wp="http://schemas.openxmlformats.org/drawingml/2006/wordprocessingDrawing" xmlns:w10="urn:schemas-microsoft-com:office:word" xmlns:w="http://schemas.openxmlformats.org/wordprocessingml/2006/main" xmlns:w14="http://schemas.microsoft.com/office/word/2010/wordml" xmlns:w15="http://schemas.microsoft.com/office/word/2012/wordml" xmlns:w16cex="http://schemas.microsoft.com/office/word/2018/wordml/cex" xmlns:w16cid="http://schemas.microsoft.com/office/word/2016/wordml/cid" xmlns:w16="http://schemas.microsoft.com/office/word/2018/wordml" xmlns:w16sdtdh="http://schemas.microsoft.com/office/word/2020/wordml/sdtdatahash" xmlns:w16se="http://schemas.microsoft.com/office/word/2015/wordml/symex" xmlns:wpg="http://schemas.microsoft.com/office/word/2010/wordprocessingGroup" xmlns:wpi="http://schemas.microsoft.com/office/word/2010/wordprocessingInk" xmlns:wne="http://schemas.microsoft.com/office/word/2006/wordml" xmlns:wps="http://schemas.microsoft.com/office/word/2010/wordprocessingShape" mc:Ignorable="w14 w15 w16se w16cid w16 w16cex w16sdtdh wp14">
+<w:hdr xmlns:wpc="http://schemas.microsoft.com/office/word/2010/wordprocessingCanvas" xmlns:cx="http://schemas.microsoft.com/office/drawing/2014/chartex" xmlns:cx1="http://schemas.microsoft.com/office/drawing/2015/9/8/chartex" xmlns:cx2="http://schemas.microsoft.com/office/drawing/2015/10/21/chartex" xmlns:cx3="http://schemas.microsoft.com/office/drawing/2016/5/9/chartex" xmlns:cx4="http://schemas.microsoft.com/office/drawing/2016/5/10/chartex" xmlns:cx5="http://schemas.microsoft.com/office/drawing/2016/5/11/chartex" xmlns:cx6="http://schemas.microsoft.com/office/drawing/2016/5/12/chartex" xmlns:cx7="http://schemas.microsoft.com/office/drawing/2016/5/13/chartex" xmlns:cx8="http://schemas.microsoft.com/office/drawing/2016/5/14/chartex" xmlns:mc="http://schemas.openxmlformats.org/markup-compatibility/2006" xmlns:aink="http://schemas.microsoft.com/office/drawing/2016/ink" xmlns:am3d="http://schemas.microsoft.com/office/drawing/2017/model3d" xmlns:o="urn:schemas-microsoft-com:office:office" xmlns:oel="http://schemas.microsoft.com/office/2019/extlst" xmlns:r="http://schemas.openxmlformats.org/officeDocument/2006/relationships" xmlns:m="http://schemas.openxmlformats.org/officeDocument/2006/math" xmlns:v="urn:schemas-microsoft-com:vml" xmlns:wp14="http://schemas.microsoft.com/office/word/2010/wordprocessingDrawing" xmlns:wp="http://schemas.openxmlformats.org/drawingml/2006/wordprocessingDrawing" xmlns:w10="urn:schemas-microsoft-com:office:word" xmlns:w="http://schemas.openxmlformats.org/wordprocessingml/2006/main" xmlns:w14="http://schemas.microsoft.com/office/word/2010/wordml" xmlns:w15="http://schemas.microsoft.com/office/word/2012/wordml" xmlns:w16cex="http://schemas.microsoft.com/office/word/2018/wordml/cex" xmlns:w16cid="http://schemas.microsoft.com/office/word/2016/wordml/cid" xmlns:w16="http://schemas.microsoft.com/office/word/2018/wordml" xmlns:w16du="http://schemas.microsoft.com/office/word/2023/wordml/word16du" xmlns:w16sdtdh="http://schemas.microsoft.com/office/word/2020/wordml/sdtdatahash" xmlns:w16sdtfl="http://schemas.microsoft.com/office/word/2024/wordml/sdtformatlock" xmlns:w16se="http://schemas.microsoft.com/office/word/2015/wordml/symex" xmlns:wpg="http://schemas.microsoft.com/office/word/2010/wordprocessingGroup" xmlns:wpi="http://schemas.microsoft.com/office/word/2010/wordprocessingInk" xmlns:wne="http://schemas.microsoft.com/office/word/2006/wordml" xmlns:wps="http://schemas.microsoft.com/office/word/2010/wordprocessingShape" mc:Ignorable="w14 w15 w16se w16cid w16 w16cex w16sdtdh w16sdtfl w16du wp14">
   <w:p>
     <w:pPr>
-      <w:pStyle w:val="Encabezado"/>
+      <w:pStyle w:val="Header"/>
     </w:pPr>
     <w:r>
       <w:rPr>
@@ -12296,7 +11912,7 @@
 </file>
 
 <file path=word/numbering.xml><?xml version="1.0" encoding="utf-8"?>
-<w:numbering xmlns:wpc="http://schemas.microsoft.com/office/word/2010/wordprocessingCanvas" xmlns:cx="http://schemas.microsoft.com/office/drawing/2014/chartex" xmlns:cx1="http://schemas.microsoft.com/office/drawing/2015/9/8/chartex" xmlns:cx2="http://schemas.microsoft.com/office/drawing/2015/10/21/chartex" xmlns:cx3="http://schemas.microsoft.com/office/drawing/2016/5/9/chartex" xmlns:cx4="http://schemas.microsoft.com/office/drawing/2016/5/10/chartex" xmlns:cx5="http://schemas.microsoft.com/office/drawing/2016/5/11/chartex" xmlns:cx6="http://schemas.microsoft.com/office/drawing/2016/5/12/chartex" xmlns:cx7="http://schemas.microsoft.com/office/drawing/2016/5/13/chartex" xmlns:cx8="http://schemas.microsoft.com/office/drawing/2016/5/14/chartex" xmlns:mc="http://schemas.openxmlformats.org/markup-compatibility/2006" xmlns:aink="http://schemas.microsoft.com/office/drawing/2016/ink" xmlns:am3d="http://schemas.microsoft.com/office/drawing/2017/model3d" xmlns:o="urn:schemas-microsoft-com:office:office" xmlns:r="http://schemas.openxmlformats.org/officeDocument/2006/relationships" xmlns:m="http://schemas.openxmlformats.org/officeDocument/2006/math" xmlns:v="urn:schemas-microsoft-com:vml" xmlns:wp14="http://schemas.microsoft.com/office/word/2010/wordprocessingDrawing" xmlns:wp="http://schemas.openxmlformats.org/drawingml/2006/wordprocessingDrawing" xmlns:w10="urn:schemas-microsoft-com:office:word" xmlns:w="http://schemas.openxmlformats.org/wordprocessingml/2006/main" xmlns:w14="http://schemas.microsoft.com/office/word/2010/wordml" xmlns:w15="http://schemas.microsoft.com/office/word/2012/wordml" xmlns:w16cex="http://schemas.microsoft.com/office/word/2018/wordml/cex" xmlns:w16cid="http://schemas.microsoft.com/office/word/2016/wordml/cid" xmlns:w16="http://schemas.microsoft.com/office/word/2018/wordml" xmlns:w16sdtdh="http://schemas.microsoft.com/office/word/2020/wordml/sdtdatahash" xmlns:w16se="http://schemas.microsoft.com/office/word/2015/wordml/symex" xmlns:wpg="http://schemas.microsoft.com/office/word/2010/wordprocessingGroup" xmlns:wpi="http://schemas.microsoft.com/office/word/2010/wordprocessingInk" xmlns:wne="http://schemas.microsoft.com/office/word/2006/wordml" xmlns:wps="http://schemas.microsoft.com/office/word/2010/wordprocessingShape" mc:Ignorable="w14 w15 w16se w16cid w16 w16cex w16sdtdh wp14">
+<w:numbering xmlns:wpc="http://schemas.microsoft.com/office/word/2010/wordprocessingCanvas" xmlns:cx="http://schemas.microsoft.com/office/drawing/2014/chartex" xmlns:cx1="http://schemas.microsoft.com/office/drawing/2015/9/8/chartex" xmlns:cx2="http://schemas.microsoft.com/office/drawing/2015/10/21/chartex" xmlns:cx3="http://schemas.microsoft.com/office/drawing/2016/5/9/chartex" xmlns:cx4="http://schemas.microsoft.com/office/drawing/2016/5/10/chartex" xmlns:cx5="http://schemas.microsoft.com/office/drawing/2016/5/11/chartex" xmlns:cx6="http://schemas.microsoft.com/office/drawing/2016/5/12/chartex" xmlns:cx7="http://schemas.microsoft.com/office/drawing/2016/5/13/chartex" xmlns:cx8="http://schemas.microsoft.com/office/drawing/2016/5/14/chartex" xmlns:mc="http://schemas.openxmlformats.org/markup-compatibility/2006" xmlns:aink="http://schemas.microsoft.com/office/drawing/2016/ink" xmlns:am3d="http://schemas.microsoft.com/office/drawing/2017/model3d" xmlns:o="urn:schemas-microsoft-com:office:office" xmlns:oel="http://schemas.microsoft.com/office/2019/extlst" xmlns:r="http://schemas.openxmlformats.org/officeDocument/2006/relationships" xmlns:m="http://schemas.openxmlformats.org/officeDocument/2006/math" xmlns:v="urn:schemas-microsoft-com:vml" xmlns:wp14="http://schemas.microsoft.com/office/word/2010/wordprocessingDrawing" xmlns:wp="http://schemas.openxmlformats.org/drawingml/2006/wordprocessingDrawing" xmlns:w10="urn:schemas-microsoft-com:office:word" xmlns:w="http://schemas.openxmlformats.org/wordprocessingml/2006/main" xmlns:w14="http://schemas.microsoft.com/office/word/2010/wordml" xmlns:w15="http://schemas.microsoft.com/office/word/2012/wordml" xmlns:w16cex="http://schemas.microsoft.com/office/word/2018/wordml/cex" xmlns:w16cid="http://schemas.microsoft.com/office/word/2016/wordml/cid" xmlns:w16="http://schemas.microsoft.com/office/word/2018/wordml" xmlns:w16du="http://schemas.microsoft.com/office/word/2023/wordml/word16du" xmlns:w16sdtdh="http://schemas.microsoft.com/office/word/2020/wordml/sdtdatahash" xmlns:w16sdtfl="http://schemas.microsoft.com/office/word/2024/wordml/sdtformatlock" xmlns:w16se="http://schemas.microsoft.com/office/word/2015/wordml/symex" xmlns:wpg="http://schemas.microsoft.com/office/word/2010/wordprocessingGroup" xmlns:wpi="http://schemas.microsoft.com/office/word/2010/wordprocessingInk" xmlns:wne="http://schemas.microsoft.com/office/word/2006/wordml" xmlns:wps="http://schemas.microsoft.com/office/word/2010/wordprocessingShape" mc:Ignorable="w14 w15 w16se w16cid w16 w16cex w16sdtdh w16sdtfl w16du wp14">
   <w:abstractNum w:abstractNumId="0" w15:restartNumberingAfterBreak="0">
     <w:nsid w:val="FFFFFF89"/>
     <w:multiLevelType w:val="singleLevel"/>
@@ -12304,7 +11920,7 @@
     <w:lvl w:ilvl="0">
       <w:start w:val="1"/>
       <w:numFmt w:val="bullet"/>
-      <w:pStyle w:val="Listaconvietas"/>
+      <w:pStyle w:val="ListBullet"/>
       <w:lvlText w:val=""/>
       <w:lvlJc w:val="left"/>
       <w:pPr>
@@ -13569,7 +13185,7 @@
     <w:lvl w:ilvl="0" w:tplc="D8F027AC">
       <w:start w:val="1"/>
       <w:numFmt w:val="decimal"/>
-      <w:pStyle w:val="Ttulo1"/>
+      <w:pStyle w:val="Heading1"/>
       <w:lvlText w:val="%1."/>
       <w:lvlJc w:val="left"/>
       <w:pPr>
@@ -14126,7 +13742,7 @@
     <w:lvl w:ilvl="1">
       <w:start w:val="1"/>
       <w:numFmt w:val="decimal"/>
-      <w:pStyle w:val="Ttulo2"/>
+      <w:pStyle w:val="Heading2"/>
       <w:lvlText w:val="%1.%2."/>
       <w:lvlJc w:val="left"/>
       <w:pPr>
@@ -14310,64 +13926,64 @@
       </w:rPr>
     </w:lvl>
   </w:abstractNum>
-  <w:num w:numId="1">
+  <w:num w:numId="1" w16cid:durableId="1211460306">
     <w:abstractNumId w:val="18"/>
   </w:num>
-  <w:num w:numId="2">
+  <w:num w:numId="2" w16cid:durableId="532963476">
     <w:abstractNumId w:val="0"/>
   </w:num>
-  <w:num w:numId="3">
+  <w:num w:numId="3" w16cid:durableId="991762837">
     <w:abstractNumId w:val="5"/>
   </w:num>
-  <w:num w:numId="4">
+  <w:num w:numId="4" w16cid:durableId="329407421">
     <w:abstractNumId w:val="11"/>
   </w:num>
-  <w:num w:numId="5">
+  <w:num w:numId="5" w16cid:durableId="236943485">
     <w:abstractNumId w:val="8"/>
   </w:num>
-  <w:num w:numId="6">
+  <w:num w:numId="6" w16cid:durableId="81344552">
     <w:abstractNumId w:val="13"/>
   </w:num>
-  <w:num w:numId="7">
+  <w:num w:numId="7" w16cid:durableId="1529366353">
     <w:abstractNumId w:val="10"/>
   </w:num>
-  <w:num w:numId="8">
+  <w:num w:numId="8" w16cid:durableId="1146706556">
     <w:abstractNumId w:val="3"/>
   </w:num>
-  <w:num w:numId="9">
+  <w:num w:numId="9" w16cid:durableId="1656060430">
     <w:abstractNumId w:val="12"/>
   </w:num>
-  <w:num w:numId="10">
+  <w:num w:numId="10" w16cid:durableId="982077166">
     <w:abstractNumId w:val="17"/>
   </w:num>
-  <w:num w:numId="11">
+  <w:num w:numId="11" w16cid:durableId="1091438008">
     <w:abstractNumId w:val="14"/>
   </w:num>
-  <w:num w:numId="12">
+  <w:num w:numId="12" w16cid:durableId="647631421">
     <w:abstractNumId w:val="6"/>
   </w:num>
-  <w:num w:numId="13">
+  <w:num w:numId="13" w16cid:durableId="399403686">
     <w:abstractNumId w:val="9"/>
   </w:num>
-  <w:num w:numId="14">
+  <w:num w:numId="14" w16cid:durableId="1795518006">
     <w:abstractNumId w:val="1"/>
   </w:num>
-  <w:num w:numId="15">
+  <w:num w:numId="15" w16cid:durableId="1480075074">
     <w:abstractNumId w:val="2"/>
   </w:num>
-  <w:num w:numId="16">
+  <w:num w:numId="16" w16cid:durableId="2009866773">
     <w:abstractNumId w:val="4"/>
   </w:num>
-  <w:num w:numId="17">
+  <w:num w:numId="17" w16cid:durableId="240527343">
     <w:abstractNumId w:val="16"/>
   </w:num>
-  <w:num w:numId="18">
+  <w:num w:numId="18" w16cid:durableId="1755468625">
     <w:abstractNumId w:val="19"/>
   </w:num>
-  <w:num w:numId="19">
+  <w:num w:numId="19" w16cid:durableId="759133942">
     <w:abstractNumId w:val="15"/>
   </w:num>
-  <w:num w:numId="20">
+  <w:num w:numId="20" w16cid:durableId="506017533">
     <w:abstractNumId w:val="7"/>
   </w:num>
   <w:numIdMacAtCleanup w:val="20"/>
@@ -14375,7 +13991,7 @@
 </file>
 
 <file path=word/styles.xml><?xml version="1.0" encoding="utf-8"?>
-<w:styles xmlns:mc="http://schemas.openxmlformats.org/markup-compatibility/2006" xmlns:r="http://schemas.openxmlformats.org/officeDocument/2006/relationships" xmlns:w="http://schemas.openxmlformats.org/wordprocessingml/2006/main" xmlns:w14="http://schemas.microsoft.com/office/word/2010/wordml" xmlns:w15="http://schemas.microsoft.com/office/word/2012/wordml" xmlns:w16cex="http://schemas.microsoft.com/office/word/2018/wordml/cex" xmlns:w16cid="http://schemas.microsoft.com/office/word/2016/wordml/cid" xmlns:w16="http://schemas.microsoft.com/office/word/2018/wordml" xmlns:w16sdtdh="http://schemas.microsoft.com/office/word/2020/wordml/sdtdatahash" xmlns:w16se="http://schemas.microsoft.com/office/word/2015/wordml/symex" mc:Ignorable="w14 w15 w16se w16cid w16 w16cex w16sdtdh">
+<w:styles xmlns:mc="http://schemas.openxmlformats.org/markup-compatibility/2006" xmlns:r="http://schemas.openxmlformats.org/officeDocument/2006/relationships" xmlns:w="http://schemas.openxmlformats.org/wordprocessingml/2006/main" xmlns:w14="http://schemas.microsoft.com/office/word/2010/wordml" xmlns:w15="http://schemas.microsoft.com/office/word/2012/wordml" xmlns:w16cex="http://schemas.microsoft.com/office/word/2018/wordml/cex" xmlns:w16cid="http://schemas.microsoft.com/office/word/2016/wordml/cid" xmlns:w16="http://schemas.microsoft.com/office/word/2018/wordml" xmlns:w16du="http://schemas.microsoft.com/office/word/2023/wordml/word16du" xmlns:w16sdtdh="http://schemas.microsoft.com/office/word/2020/wordml/sdtdatahash" xmlns:w16sdtfl="http://schemas.microsoft.com/office/word/2024/wordml/sdtformatlock" xmlns:w16se="http://schemas.microsoft.com/office/word/2015/wordml/symex" mc:Ignorable="w14 w15 w16se w16cid w16 w16cex w16sdtdh w16sdtfl w16du">
   <w:docDefaults>
     <w:rPrDefault>
       <w:rPr>
@@ -14783,11 +14399,11 @@
       <w:sz w:val="28"/>
     </w:rPr>
   </w:style>
-  <w:style w:type="paragraph" w:styleId="Ttulo1">
+  <w:style w:type="paragraph" w:styleId="Heading1">
     <w:name w:val="heading 1"/>
-    <w:basedOn w:val="Ttulo"/>
+    <w:basedOn w:val="Title"/>
     <w:next w:val="Normal"/>
-    <w:link w:val="Ttulo1Car"/>
+    <w:link w:val="Heading1Char"/>
     <w:autoRedefine/>
     <w:uiPriority w:val="9"/>
     <w:qFormat/>
@@ -14811,11 +14427,11 @@
       <w14:ligatures w14:val="none"/>
     </w:rPr>
   </w:style>
-  <w:style w:type="paragraph" w:styleId="Ttulo2">
+  <w:style w:type="paragraph" w:styleId="Heading2">
     <w:name w:val="heading 2"/>
     <w:basedOn w:val="Normal"/>
     <w:next w:val="Normal"/>
-    <w:link w:val="Ttulo2Car"/>
+    <w:link w:val="Heading2Char"/>
     <w:autoRedefine/>
     <w:uiPriority w:val="9"/>
     <w:unhideWhenUsed/>
@@ -14843,11 +14459,11 @@
       <w14:ligatures w14:val="none"/>
     </w:rPr>
   </w:style>
-  <w:style w:type="paragraph" w:styleId="Ttulo3">
+  <w:style w:type="paragraph" w:styleId="Heading3">
     <w:name w:val="heading 3"/>
-    <w:basedOn w:val="Ttulo2"/>
+    <w:basedOn w:val="Heading2"/>
     <w:next w:val="Normal"/>
-    <w:link w:val="Ttulo3Car"/>
+    <w:link w:val="Heading3Char"/>
     <w:autoRedefine/>
     <w:uiPriority w:val="9"/>
     <w:unhideWhenUsed/>
@@ -14866,11 +14482,11 @@
       <w:szCs w:val="24"/>
     </w:rPr>
   </w:style>
-  <w:style w:type="paragraph" w:styleId="Ttulo4">
+  <w:style w:type="paragraph" w:styleId="Heading4">
     <w:name w:val="heading 4"/>
-    <w:basedOn w:val="Ttulo3"/>
+    <w:basedOn w:val="Heading3"/>
     <w:next w:val="Normal"/>
-    <w:link w:val="Ttulo4Car"/>
+    <w:link w:val="Heading4Char"/>
     <w:uiPriority w:val="9"/>
     <w:unhideWhenUsed/>
     <w:qFormat/>
@@ -14884,11 +14500,11 @@
       <w:sz w:val="28"/>
     </w:rPr>
   </w:style>
-  <w:style w:type="paragraph" w:styleId="Ttulo5">
+  <w:style w:type="paragraph" w:styleId="Heading5">
     <w:name w:val="heading 5"/>
-    <w:basedOn w:val="Ttulo4"/>
+    <w:basedOn w:val="Heading4"/>
     <w:next w:val="Normal"/>
-    <w:link w:val="Ttulo5Car"/>
+    <w:link w:val="Heading5Char"/>
     <w:uiPriority w:val="9"/>
     <w:unhideWhenUsed/>
     <w:qFormat/>
@@ -14898,11 +14514,11 @@
       <w:outlineLvl w:val="4"/>
     </w:pPr>
   </w:style>
-  <w:style w:type="paragraph" w:styleId="Ttulo6">
+  <w:style w:type="paragraph" w:styleId="Heading6">
     <w:name w:val="heading 6"/>
-    <w:basedOn w:val="Ttulo5"/>
+    <w:basedOn w:val="Heading5"/>
     <w:next w:val="Normal"/>
-    <w:link w:val="Ttulo6Car"/>
+    <w:link w:val="Heading6Char"/>
     <w:uiPriority w:val="9"/>
     <w:semiHidden/>
     <w:unhideWhenUsed/>
@@ -14912,13 +14528,13 @@
       <w:outlineLvl w:val="5"/>
     </w:pPr>
   </w:style>
-  <w:style w:type="character" w:default="1" w:styleId="Fuentedeprrafopredeter">
+  <w:style w:type="character" w:default="1" w:styleId="DefaultParagraphFont">
     <w:name w:val="Default Paragraph Font"/>
     <w:uiPriority w:val="1"/>
     <w:semiHidden/>
     <w:unhideWhenUsed/>
   </w:style>
-  <w:style w:type="table" w:default="1" w:styleId="Tablanormal">
+  <w:style w:type="table" w:default="1" w:styleId="TableNormal">
     <w:name w:val="Normal Table"/>
     <w:uiPriority w:val="99"/>
     <w:semiHidden/>
@@ -14933,16 +14549,16 @@
       </w:tblCellMar>
     </w:tblPr>
   </w:style>
-  <w:style w:type="numbering" w:default="1" w:styleId="Sinlista">
+  <w:style w:type="numbering" w:default="1" w:styleId="NoList">
     <w:name w:val="No List"/>
     <w:uiPriority w:val="99"/>
     <w:semiHidden/>
     <w:unhideWhenUsed/>
   </w:style>
-  <w:style w:type="paragraph" w:styleId="Prrafodelista">
+  <w:style w:type="paragraph" w:styleId="ListParagraph">
     <w:name w:val="List Paragraph"/>
     <w:basedOn w:val="Normal"/>
-    <w:link w:val="PrrafodelistaCar"/>
+    <w:link w:val="ListParagraphChar"/>
     <w:uiPriority w:val="34"/>
     <w:qFormat/>
     <w:rsid w:val="00C467A9"/>
@@ -14965,10 +14581,10 @@
       <w:lang w:val="es-419"/>
     </w:rPr>
   </w:style>
-  <w:style w:type="character" w:customStyle="1" w:styleId="Ttulo1Car">
-    <w:name w:val="Título 1 Car"/>
-    <w:basedOn w:val="Fuentedeprrafopredeter"/>
-    <w:link w:val="Ttulo1"/>
+  <w:style w:type="character" w:customStyle="1" w:styleId="Heading1Char">
+    <w:name w:val="Heading 1 Char"/>
+    <w:basedOn w:val="DefaultParagraphFont"/>
+    <w:link w:val="Heading1"/>
     <w:uiPriority w:val="9"/>
     <w:rsid w:val="00BC0E03"/>
     <w:rPr>
@@ -14983,10 +14599,10 @@
       <w14:ligatures w14:val="none"/>
     </w:rPr>
   </w:style>
-  <w:style w:type="character" w:customStyle="1" w:styleId="Ttulo2Car">
-    <w:name w:val="Título 2 Car"/>
-    <w:basedOn w:val="Fuentedeprrafopredeter"/>
-    <w:link w:val="Ttulo2"/>
+  <w:style w:type="character" w:customStyle="1" w:styleId="Heading2Char">
+    <w:name w:val="Heading 2 Char"/>
+    <w:basedOn w:val="DefaultParagraphFont"/>
+    <w:link w:val="Heading2"/>
     <w:uiPriority w:val="9"/>
     <w:rsid w:val="00246CC6"/>
     <w:rPr>
@@ -15000,10 +14616,10 @@
       <w14:ligatures w14:val="none"/>
     </w:rPr>
   </w:style>
-  <w:style w:type="character" w:customStyle="1" w:styleId="Ttulo3Car">
-    <w:name w:val="Título 3 Car"/>
-    <w:basedOn w:val="Fuentedeprrafopredeter"/>
-    <w:link w:val="Ttulo3"/>
+  <w:style w:type="character" w:customStyle="1" w:styleId="Heading3Char">
+    <w:name w:val="Heading 3 Char"/>
+    <w:basedOn w:val="DefaultParagraphFont"/>
+    <w:link w:val="Heading3"/>
     <w:uiPriority w:val="9"/>
     <w:rsid w:val="00203367"/>
     <w:rPr>
@@ -15018,7 +14634,7 @@
       <w14:ligatures w14:val="none"/>
     </w:rPr>
   </w:style>
-  <w:style w:type="paragraph" w:styleId="Listaconvietas">
+  <w:style w:type="paragraph" w:styleId="ListBullet">
     <w:name w:val="List Bullet"/>
     <w:basedOn w:val="Normal"/>
     <w:uiPriority w:val="99"/>
@@ -15040,7 +14656,7 @@
   </w:style>
   <w:style w:type="character" w:customStyle="1" w:styleId="Extranjerismo">
     <w:name w:val="Extranjerismo"/>
-    <w:basedOn w:val="Fuentedeprrafopredeter"/>
+    <w:basedOn w:val="DefaultParagraphFont"/>
     <w:uiPriority w:val="1"/>
     <w:qFormat/>
     <w:rsid w:val="00D13E46"/>
@@ -15080,7 +14696,7 @@
   </w:style>
   <w:style w:type="character" w:customStyle="1" w:styleId="FiguraCar">
     <w:name w:val="Figura Car"/>
-    <w:basedOn w:val="Fuentedeprrafopredeter"/>
+    <w:basedOn w:val="DefaultParagraphFont"/>
     <w:link w:val="Figura"/>
     <w:rsid w:val="009F5771"/>
     <w:rPr>
@@ -15095,10 +14711,10 @@
       <w14:ligatures w14:val="none"/>
     </w:rPr>
   </w:style>
-  <w:style w:type="character" w:customStyle="1" w:styleId="Ttulo4Car">
-    <w:name w:val="Título 4 Car"/>
-    <w:basedOn w:val="Fuentedeprrafopredeter"/>
-    <w:link w:val="Ttulo4"/>
+  <w:style w:type="character" w:customStyle="1" w:styleId="Heading4Char">
+    <w:name w:val="Heading 4 Char"/>
+    <w:basedOn w:val="DefaultParagraphFont"/>
+    <w:link w:val="Heading4"/>
     <w:uiPriority w:val="9"/>
     <w:rsid w:val="001B57A6"/>
     <w:rPr>
@@ -15112,10 +14728,10 @@
       <w14:ligatures w14:val="none"/>
     </w:rPr>
   </w:style>
-  <w:style w:type="character" w:customStyle="1" w:styleId="Ttulo5Car">
-    <w:name w:val="Título 5 Car"/>
-    <w:basedOn w:val="Fuentedeprrafopredeter"/>
-    <w:link w:val="Ttulo5"/>
+  <w:style w:type="character" w:customStyle="1" w:styleId="Heading5Char">
+    <w:name w:val="Heading 5 Char"/>
+    <w:basedOn w:val="DefaultParagraphFont"/>
+    <w:link w:val="Heading5"/>
     <w:uiPriority w:val="9"/>
     <w:rsid w:val="00746AD1"/>
     <w:rPr>
@@ -15152,11 +14768,11 @@
       <w14:ligatures w14:val="none"/>
     </w:rPr>
   </w:style>
-  <w:style w:type="paragraph" w:styleId="Ttulo">
+  <w:style w:type="paragraph" w:styleId="Title">
     <w:name w:val="Title"/>
     <w:basedOn w:val="Normal"/>
     <w:next w:val="Normal"/>
-    <w:link w:val="TtuloCar"/>
+    <w:link w:val="TitleChar"/>
     <w:uiPriority w:val="10"/>
     <w:qFormat/>
     <w:rsid w:val="00590D20"/>
@@ -15172,10 +14788,10 @@
       <w:szCs w:val="56"/>
     </w:rPr>
   </w:style>
-  <w:style w:type="character" w:customStyle="1" w:styleId="TtuloCar">
-    <w:name w:val="Título Car"/>
-    <w:basedOn w:val="Fuentedeprrafopredeter"/>
-    <w:link w:val="Ttulo"/>
+  <w:style w:type="character" w:customStyle="1" w:styleId="TitleChar">
+    <w:name w:val="Title Char"/>
+    <w:basedOn w:val="DefaultParagraphFont"/>
+    <w:link w:val="Title"/>
     <w:uiPriority w:val="10"/>
     <w:rsid w:val="00590D20"/>
     <w:rPr>
@@ -15188,7 +14804,7 @@
   </w:style>
   <w:style w:type="character" w:customStyle="1" w:styleId="TablaCar">
     <w:name w:val="Tabla Car"/>
-    <w:basedOn w:val="Fuentedeprrafopredeter"/>
+    <w:basedOn w:val="DefaultParagraphFont"/>
     <w:link w:val="Tabla"/>
     <w:rsid w:val="00F24245"/>
     <w:rPr>
@@ -15203,7 +14819,7 @@
   </w:style>
   <w:style w:type="table" w:customStyle="1" w:styleId="SENA">
     <w:name w:val="SENA"/>
-    <w:basedOn w:val="Tablanormal"/>
+    <w:basedOn w:val="TableNormal"/>
     <w:uiPriority w:val="99"/>
     <w:rsid w:val="00F24245"/>
     <w:pPr>
@@ -15246,9 +14862,9 @@
       </w:tcPr>
     </w:tblStylePr>
   </w:style>
-  <w:style w:type="table" w:styleId="Tablaconcuadrcula">
+  <w:style w:type="table" w:styleId="TableGrid">
     <w:name w:val="Table Grid"/>
-    <w:basedOn w:val="Tablanormal"/>
+    <w:basedOn w:val="TableNormal"/>
     <w:uiPriority w:val="39"/>
     <w:rsid w:val="002401C2"/>
     <w:pPr>
@@ -15265,9 +14881,9 @@
       </w:tblBorders>
     </w:tblPr>
   </w:style>
-  <w:style w:type="character" w:styleId="Hipervnculo">
+  <w:style w:type="character" w:styleId="Hyperlink">
     <w:name w:val="Hyperlink"/>
-    <w:basedOn w:val="Fuentedeprrafopredeter"/>
+    <w:basedOn w:val="DefaultParagraphFont"/>
     <w:uiPriority w:val="99"/>
     <w:unhideWhenUsed/>
     <w:rsid w:val="00425E49"/>
@@ -15300,7 +14916,7 @@
   </w:style>
   <w:style w:type="character" w:customStyle="1" w:styleId="VideoCar">
     <w:name w:val="Video Car"/>
-    <w:basedOn w:val="Fuentedeprrafopredeter"/>
+    <w:basedOn w:val="DefaultParagraphFont"/>
     <w:link w:val="Video"/>
     <w:rsid w:val="00425E49"/>
     <w:rPr>
@@ -15311,9 +14927,9 @@
       <w14:ligatures w14:val="none"/>
     </w:rPr>
   </w:style>
-  <w:style w:type="character" w:styleId="Mencinsinresolver">
+  <w:style w:type="character" w:styleId="UnresolvedMention">
     <w:name w:val="Unresolved Mention"/>
-    <w:basedOn w:val="Fuentedeprrafopredeter"/>
+    <w:basedOn w:val="DefaultParagraphFont"/>
     <w:uiPriority w:val="99"/>
     <w:semiHidden/>
     <w:unhideWhenUsed/>
@@ -15323,9 +14939,9 @@
       <w:shd w:val="clear" w:color="auto" w:fill="E1DFDD"/>
     </w:rPr>
   </w:style>
-  <w:style w:type="table" w:styleId="Tablaconcuadrcula4-nfasis3">
+  <w:style w:type="table" w:styleId="GridTable4-Accent3">
     <w:name w:val="Grid Table 4 Accent 3"/>
-    <w:basedOn w:val="Tablanormal"/>
+    <w:basedOn w:val="TableNormal"/>
     <w:uiPriority w:val="49"/>
     <w:rsid w:val="00CE2C4A"/>
     <w:pPr>
@@ -15437,7 +15053,7 @@
       <w14:ligatures w14:val="none"/>
     </w:rPr>
   </w:style>
-  <w:style w:type="paragraph" w:styleId="TDC1">
+  <w:style w:type="paragraph" w:styleId="TOC1">
     <w:name w:val="toc 1"/>
     <w:basedOn w:val="Normal"/>
     <w:next w:val="Normal"/>
@@ -15449,7 +15065,7 @@
       <w:spacing w:after="100"/>
     </w:pPr>
   </w:style>
-  <w:style w:type="paragraph" w:styleId="TDC2">
+  <w:style w:type="paragraph" w:styleId="TOC2">
     <w:name w:val="toc 2"/>
     <w:basedOn w:val="Normal"/>
     <w:next w:val="Normal"/>
@@ -15468,7 +15084,7 @@
       <w:jc w:val="both"/>
     </w:pPr>
   </w:style>
-  <w:style w:type="paragraph" w:styleId="TDC3">
+  <w:style w:type="paragraph" w:styleId="TOC3">
     <w:name w:val="toc 3"/>
     <w:basedOn w:val="Normal"/>
     <w:next w:val="Normal"/>
@@ -15481,9 +15097,9 @@
       <w:ind w:left="560"/>
     </w:pPr>
   </w:style>
-  <w:style w:type="paragraph" w:styleId="TtuloTDC">
+  <w:style w:type="paragraph" w:styleId="TOCHeading">
     <w:name w:val="TOC Heading"/>
-    <w:basedOn w:val="Ttulo1"/>
+    <w:basedOn w:val="Heading1"/>
     <w:next w:val="Normal"/>
     <w:uiPriority w:val="39"/>
     <w:unhideWhenUsed/>
@@ -15506,10 +15122,10 @@
       <w:lang w:val="es-CO"/>
     </w:rPr>
   </w:style>
-  <w:style w:type="paragraph" w:styleId="Encabezado">
+  <w:style w:type="paragraph" w:styleId="Header">
     <w:name w:val="header"/>
     <w:basedOn w:val="Normal"/>
-    <w:link w:val="EncabezadoCar"/>
+    <w:link w:val="HeaderChar"/>
     <w:uiPriority w:val="99"/>
     <w:unhideWhenUsed/>
     <w:rsid w:val="00EC0858"/>
@@ -15521,20 +15137,20 @@
       <w:spacing w:before="0" w:after="0" w:line="240" w:lineRule="auto"/>
     </w:pPr>
   </w:style>
-  <w:style w:type="character" w:customStyle="1" w:styleId="EncabezadoCar">
-    <w:name w:val="Encabezado Car"/>
-    <w:basedOn w:val="Fuentedeprrafopredeter"/>
-    <w:link w:val="Encabezado"/>
+  <w:style w:type="character" w:customStyle="1" w:styleId="HeaderChar">
+    <w:name w:val="Header Char"/>
+    <w:basedOn w:val="DefaultParagraphFont"/>
+    <w:link w:val="Header"/>
     <w:uiPriority w:val="99"/>
     <w:rsid w:val="00EC0858"/>
     <w:rPr>
       <w:sz w:val="28"/>
     </w:rPr>
   </w:style>
-  <w:style w:type="paragraph" w:styleId="Piedepgina">
+  <w:style w:type="paragraph" w:styleId="Footer">
     <w:name w:val="footer"/>
     <w:basedOn w:val="Normal"/>
-    <w:link w:val="PiedepginaCar"/>
+    <w:link w:val="FooterChar"/>
     <w:uiPriority w:val="99"/>
     <w:unhideWhenUsed/>
     <w:rsid w:val="00EC0858"/>
@@ -15546,20 +15162,20 @@
       <w:spacing w:before="0" w:after="0" w:line="240" w:lineRule="auto"/>
     </w:pPr>
   </w:style>
-  <w:style w:type="character" w:customStyle="1" w:styleId="PiedepginaCar">
-    <w:name w:val="Pie de página Car"/>
-    <w:basedOn w:val="Fuentedeprrafopredeter"/>
-    <w:link w:val="Piedepgina"/>
+  <w:style w:type="character" w:customStyle="1" w:styleId="FooterChar">
+    <w:name w:val="Footer Char"/>
+    <w:basedOn w:val="DefaultParagraphFont"/>
+    <w:link w:val="Footer"/>
     <w:uiPriority w:val="99"/>
     <w:rsid w:val="00EC0858"/>
     <w:rPr>
       <w:sz w:val="28"/>
     </w:rPr>
   </w:style>
-  <w:style w:type="character" w:customStyle="1" w:styleId="Ttulo6Car">
-    <w:name w:val="Título 6 Car"/>
-    <w:basedOn w:val="Fuentedeprrafopredeter"/>
-    <w:link w:val="Ttulo6"/>
+  <w:style w:type="character" w:customStyle="1" w:styleId="Heading6Char">
+    <w:name w:val="Heading 6 Char"/>
+    <w:basedOn w:val="DefaultParagraphFont"/>
+    <w:link w:val="Heading6"/>
     <w:uiPriority w:val="9"/>
     <w:semiHidden/>
     <w:rsid w:val="00C7377B"/>
@@ -15576,7 +15192,7 @@
   </w:style>
   <w:style w:type="paragraph" w:customStyle="1" w:styleId="Titulosgenerales">
     <w:name w:val="Titulos generales"/>
-    <w:basedOn w:val="Ttulo1"/>
+    <w:basedOn w:val="Heading1"/>
     <w:qFormat/>
     <w:rsid w:val="007F2B44"/>
     <w:pPr>
@@ -15590,10 +15206,10 @@
       <w:spacing w:val="0"/>
     </w:rPr>
   </w:style>
-  <w:style w:type="paragraph" w:styleId="Textodeglobo">
+  <w:style w:type="paragraph" w:styleId="BalloonText">
     <w:name w:val="Balloon Text"/>
     <w:basedOn w:val="Normal"/>
-    <w:link w:val="TextodegloboCar"/>
+    <w:link w:val="BalloonTextChar"/>
     <w:uiPriority w:val="99"/>
     <w:semiHidden/>
     <w:unhideWhenUsed/>
@@ -15607,10 +15223,10 @@
       <w:szCs w:val="18"/>
     </w:rPr>
   </w:style>
-  <w:style w:type="character" w:customStyle="1" w:styleId="TextodegloboCar">
-    <w:name w:val="Texto de globo Car"/>
-    <w:basedOn w:val="Fuentedeprrafopredeter"/>
-    <w:link w:val="Textodeglobo"/>
+  <w:style w:type="character" w:customStyle="1" w:styleId="BalloonTextChar">
+    <w:name w:val="Balloon Text Char"/>
+    <w:basedOn w:val="DefaultParagraphFont"/>
+    <w:link w:val="BalloonText"/>
     <w:uiPriority w:val="99"/>
     <w:semiHidden/>
     <w:rsid w:val="00AB5E5E"/>
@@ -15620,9 +15236,9 @@
       <w:szCs w:val="18"/>
     </w:rPr>
   </w:style>
-  <w:style w:type="character" w:styleId="Hipervnculovisitado">
+  <w:style w:type="character" w:styleId="FollowedHyperlink">
     <w:name w:val="FollowedHyperlink"/>
-    <w:basedOn w:val="Fuentedeprrafopredeter"/>
+    <w:basedOn w:val="DefaultParagraphFont"/>
     <w:uiPriority w:val="99"/>
     <w:semiHidden/>
     <w:unhideWhenUsed/>
@@ -15634,17 +15250,17 @@
   </w:style>
   <w:style w:type="character" w:customStyle="1" w:styleId="normaltextrun">
     <w:name w:val="normaltextrun"/>
-    <w:basedOn w:val="Fuentedeprrafopredeter"/>
+    <w:basedOn w:val="DefaultParagraphFont"/>
     <w:rsid w:val="00D05DAD"/>
   </w:style>
   <w:style w:type="character" w:customStyle="1" w:styleId="eop">
     <w:name w:val="eop"/>
-    <w:basedOn w:val="Fuentedeprrafopredeter"/>
+    <w:basedOn w:val="DefaultParagraphFont"/>
     <w:rsid w:val="00D05DAD"/>
   </w:style>
-  <w:style w:type="character" w:styleId="Textodelmarcadordeposicin">
+  <w:style w:type="character" w:styleId="PlaceholderText">
     <w:name w:val="Placeholder Text"/>
-    <w:basedOn w:val="Fuentedeprrafopredeter"/>
+    <w:basedOn w:val="DefaultParagraphFont"/>
     <w:uiPriority w:val="99"/>
     <w:semiHidden/>
     <w:rsid w:val="00520FA1"/>
@@ -15666,9 +15282,9 @@
       <w14:ligatures w14:val="none"/>
     </w:rPr>
   </w:style>
-  <w:style w:type="character" w:customStyle="1" w:styleId="PrrafodelistaCar">
-    <w:name w:val="Párrafo de lista Car"/>
-    <w:link w:val="Prrafodelista"/>
+  <w:style w:type="character" w:customStyle="1" w:styleId="ListParagraphChar">
+    <w:name w:val="List Paragraph Char"/>
+    <w:link w:val="ListParagraph"/>
     <w:uiPriority w:val="34"/>
     <w:rsid w:val="00F74023"/>
     <w:rPr>
@@ -15974,6 +15590,21 @@
 </file>
 
 <file path=customXml/item1.xml><?xml version="1.0" encoding="utf-8"?>
+<b:Sources xmlns:b="http://schemas.openxmlformats.org/officeDocument/2006/bibliography" xmlns="http://schemas.openxmlformats.org/officeDocument/2006/bibliography" SelectedStyle="\APASixthEditionOfficeOnline.xsl" StyleName="APA" Version="6"/>
+</file>
+
+<file path=customXml/item2.xml><?xml version="1.0" encoding="utf-8"?>
+<p:properties xmlns:p="http://schemas.microsoft.com/office/2006/metadata/properties" xmlns:xsi="http://www.w3.org/2001/XMLSchema-instance" xmlns:pc="http://schemas.microsoft.com/office/infopath/2007/PartnerControls">
+  <documentManagement>
+    <TaxCatchAll xmlns="cb45339b-ced9-4d0d-8f64-77573914d53b" xsi:nil="true"/>
+    <lcf76f155ced4ddcb4097134ff3c332f xmlns="43a3ca16-9c26-4813-b83f-4aec9927b43f">
+      <Terms xmlns="http://schemas.microsoft.com/office/infopath/2007/PartnerControls"/>
+    </lcf76f155ced4ddcb4097134ff3c332f>
+  </documentManagement>
+</p:properties>
+</file>
+
+<file path=customXml/item3.xml><?xml version="1.0" encoding="utf-8"?>
 <ct:contentTypeSchema xmlns:ct="http://schemas.microsoft.com/office/2006/metadata/contentType" xmlns:ma="http://schemas.microsoft.com/office/2006/metadata/properties/metaAttributes" ct:_="" ma:_="" ma:contentTypeName="Documento" ma:contentTypeID="0x01010049282E1EDBE9234EA9E6D38F720E265F" ma:contentTypeVersion="15" ma:contentTypeDescription="Crear nuevo documento." ma:contentTypeScope="" ma:versionID="b31c7aa9eaf043a08b87120b3c4916e3">
   <xsd:schema xmlns:xsd="http://www.w3.org/2001/XMLSchema" xmlns:xs="http://www.w3.org/2001/XMLSchema" xmlns:p="http://schemas.microsoft.com/office/2006/metadata/properties" xmlns:ns2="cb45339b-ced9-4d0d-8f64-77573914d53b" xmlns:ns3="43a3ca16-9c26-4813-b83f-4aec9927b43f" targetNamespace="http://schemas.microsoft.com/office/2006/metadata/properties" ma:root="true" ma:fieldsID="3533d065b04d75c457075bc55f1f5315" ns2:_="" ns3:_="">
     <xsd:import namespace="cb45339b-ced9-4d0d-8f64-77573914d53b"/>
@@ -16208,7 +15839,7 @@
 </ct:contentTypeSchema>
 </file>
 
-<file path=customXml/item2.xml><?xml version="1.0" encoding="utf-8"?>
+<file path=customXml/item4.xml><?xml version="1.0" encoding="utf-8"?>
 <?mso-contentType ?>
 <FormTemplates xmlns="http://schemas.microsoft.com/sharepoint/v3/contenttype/forms">
   <Display>DocumentLibraryForm</Display>
@@ -16217,22 +15848,26 @@
 </FormTemplates>
 </file>
 
-<file path=customXml/item3.xml><?xml version="1.0" encoding="utf-8"?>
-<b:Sources xmlns:b="http://schemas.openxmlformats.org/officeDocument/2006/bibliography" xmlns="http://schemas.openxmlformats.org/officeDocument/2006/bibliography" SelectedStyle="\APASixthEditionOfficeOnline.xsl" StyleName="APA" Version="6"/>
+<file path=customXml/itemProps1.xml><?xml version="1.0" encoding="utf-8"?>
+<ds:datastoreItem xmlns:ds="http://schemas.openxmlformats.org/officeDocument/2006/customXml" ds:itemID="{E8AB44A3-7C62-4BD2-82ED-8ABC209970FA}">
+  <ds:schemaRefs>
+    <ds:schemaRef ds:uri="http://schemas.openxmlformats.org/officeDocument/2006/bibliography"/>
+  </ds:schemaRefs>
+</ds:datastoreItem>
 </file>
 
-<file path=customXml/item4.xml><?xml version="1.0" encoding="utf-8"?>
-<p:properties xmlns:p="http://schemas.microsoft.com/office/2006/metadata/properties" xmlns:xsi="http://www.w3.org/2001/XMLSchema-instance" xmlns:pc="http://schemas.microsoft.com/office/infopath/2007/PartnerControls">
-  <documentManagement>
-    <TaxCatchAll xmlns="cb45339b-ced9-4d0d-8f64-77573914d53b" xsi:nil="true"/>
-    <lcf76f155ced4ddcb4097134ff3c332f xmlns="43a3ca16-9c26-4813-b83f-4aec9927b43f">
-      <Terms xmlns="http://schemas.microsoft.com/office/infopath/2007/PartnerControls"/>
-    </lcf76f155ced4ddcb4097134ff3c332f>
-  </documentManagement>
-</p:properties>
+<file path=customXml/itemProps2.xml><?xml version="1.0" encoding="utf-8"?>
+<ds:datastoreItem xmlns:ds="http://schemas.openxmlformats.org/officeDocument/2006/customXml" ds:itemID="{6929C9FE-9F22-4B98-96EF-1B541B3BD0B2}">
+  <ds:schemaRefs>
+    <ds:schemaRef ds:uri="http://schemas.microsoft.com/office/2006/metadata/properties"/>
+    <ds:schemaRef ds:uri="http://schemas.microsoft.com/office/infopath/2007/PartnerControls"/>
+    <ds:schemaRef ds:uri="cb45339b-ced9-4d0d-8f64-77573914d53b"/>
+    <ds:schemaRef ds:uri="43a3ca16-9c26-4813-b83f-4aec9927b43f"/>
+  </ds:schemaRefs>
+</ds:datastoreItem>
 </file>
 
-<file path=customXml/itemProps1.xml><?xml version="1.0" encoding="utf-8"?>
+<file path=customXml/itemProps3.xml><?xml version="1.0" encoding="utf-8"?>
 <ds:datastoreItem xmlns:ds="http://schemas.openxmlformats.org/officeDocument/2006/customXml" ds:itemID="{DF43E046-DB0C-42D1-8C73-AE38B52F1ED7}">
   <ds:schemaRefs>
     <ds:schemaRef ds:uri="http://schemas.microsoft.com/office/2006/metadata/contentType"/>
@@ -16251,29 +15886,10 @@
 </ds:datastoreItem>
 </file>
 
-<file path=customXml/itemProps2.xml><?xml version="1.0" encoding="utf-8"?>
+<file path=customXml/itemProps4.xml><?xml version="1.0" encoding="utf-8"?>
 <ds:datastoreItem xmlns:ds="http://schemas.openxmlformats.org/officeDocument/2006/customXml" ds:itemID="{81CBDEC1-3B00-44ED-AD36-0268077980BA}">
   <ds:schemaRefs>
     <ds:schemaRef ds:uri="http://schemas.microsoft.com/sharepoint/v3/contenttype/forms"/>
   </ds:schemaRefs>
 </ds:datastoreItem>
-</file>
-
-<file path=customXml/itemProps3.xml><?xml version="1.0" encoding="utf-8"?>
-<ds:datastoreItem xmlns:ds="http://schemas.openxmlformats.org/officeDocument/2006/customXml" ds:itemID="{E8AB44A3-7C62-4BD2-82ED-8ABC209970FA}">
-  <ds:schemaRefs>
-    <ds:schemaRef ds:uri="http://schemas.openxmlformats.org/officeDocument/2006/bibliography"/>
-  </ds:schemaRefs>
-</ds:datastoreItem>
-</file>
-
-<file path=customXml/itemProps4.xml><?xml version="1.0" encoding="utf-8"?>
-<ds:datastoreItem xmlns:ds="http://schemas.openxmlformats.org/officeDocument/2006/customXml" ds:itemID="{6929C9FE-9F22-4B98-96EF-1B541B3BD0B2}">
-  <ds:schemaRefs>
-    <ds:schemaRef ds:uri="http://schemas.microsoft.com/office/2006/metadata/properties"/>
-    <ds:schemaRef ds:uri="http://schemas.microsoft.com/office/infopath/2007/PartnerControls"/>
-    <ds:schemaRef ds:uri="cb45339b-ced9-4d0d-8f64-77573914d53b"/>
-    <ds:schemaRef ds:uri="43a3ca16-9c26-4813-b83f-4aec9927b43f"/>
-  </ds:schemaRefs>
-</ds:datastoreItem>
 </file>